--- a/Разработка конфигурации состава ИАС/Практика 8/МИНОБРНАУКИ РОССИИ.docx
+++ b/Разработка конфигурации состава ИАС/Практика 8/МИНОБРНАУКИ РОССИИ.docx
@@ -328,7 +328,8 @@
     </w:tbl>
     <w:p>
       <w:pPr>
-        <w:ind w:right="1339" w:firstLine="0"/>
+        <w:spacing w:after="120" w:line="276" w:lineRule="auto"/>
+        <w:ind w:firstLine="0"/>
         <w:jc w:val="center"/>
         <w:rPr>
           <w:rFonts w:eastAsia="Times New Roman" w:cs="Times New Roman"/>
@@ -341,6 +342,8 @@
     </w:p>
     <w:p>
       <w:pPr>
+        <w:spacing w:after="120" w:line="276" w:lineRule="auto"/>
+        <w:ind w:firstLine="0"/>
         <w:jc w:val="center"/>
         <w:rPr>
           <w:rFonts w:eastAsia="Times New Roman"/>
@@ -359,11 +362,23 @@
           <w:sz w:val="32"/>
           <w:szCs w:val="32"/>
         </w:rPr>
-        <w:t>ОТЧЕТ О ВЫПОЛНЕНИИ ИНДИВИДУАЛЬНОГО ЗАДАНИЯ №1</w:t>
+        <w:t>ОТЧЕТ О ВЫПОЛНЕНИИ ИНДИВИДУАЛЬНОГО ЗАДАНИЯ №</w:t>
+      </w:r>
+      <w:r>
+        <w:rPr>
+          <w:rFonts w:eastAsia="Times New Roman"/>
+          <w:b/>
+          <w:bCs/>
+          <w:sz w:val="32"/>
+          <w:szCs w:val="32"/>
+        </w:rPr>
+        <w:t>8</w:t>
       </w:r>
     </w:p>
     <w:p>
       <w:pPr>
+        <w:spacing w:after="120" w:line="276" w:lineRule="auto"/>
+        <w:ind w:firstLine="0"/>
         <w:jc w:val="center"/>
         <w:rPr>
           <w:rFonts w:ascii="Segoe UI" w:eastAsia="Times New Roman" w:hAnsi="Segoe UI" w:cs="Segoe UI"/>
@@ -565,11 +580,7152 @@
         <w:t>Зубарев В.С.</w:t>
       </w:r>
     </w:p>
+    <w:p>
+      <w:pPr>
+        <w:rPr>
+          <w:rFonts w:eastAsia="Times New Roman"/>
+        </w:rPr>
+      </w:pPr>
+      <w:r>
+        <w:rPr>
+          <w:rFonts w:eastAsia="Times New Roman" w:cs="Times New Roman"/>
+          <w:bCs/>
+          <w:color w:val="000000"/>
+          <w:szCs w:val="28"/>
+        </w:rPr>
+        <w:br w:type="column"/>
+      </w:r>
+      <w:r>
+        <w:rPr>
+          <w:b/>
+        </w:rPr>
+        <w:lastRenderedPageBreak/>
+        <w:t>Цель:</w:t>
+      </w:r>
+      <w:r>
+        <w:t xml:space="preserve"> овладеть принципами сбора информации, провести анализ плюсов и минусов применяемых методов, составить анкету и сценарий интервью для предварительного обследования процесса списания товара.</w:t>
+      </w:r>
+    </w:p>
+    <w:p>
+      <w:r>
+        <w:rPr>
+          <w:b/>
+        </w:rPr>
+        <w:t>Задание к практической работе:</w:t>
+      </w:r>
+      <w:r>
+        <w:t xml:space="preserve"> провести анкетирование, интервью, </w:t>
+      </w:r>
+      <w:proofErr w:type="spellStart"/>
+      <w:r>
+        <w:t>автозапись</w:t>
+      </w:r>
+      <w:proofErr w:type="spellEnd"/>
+      <w:r>
+        <w:t>, работу «в поле», мозговой штурм и совещание. По итогам необходимо представить результаты применения методов исследования.</w:t>
+      </w:r>
+    </w:p>
+    <w:p>
+      <w:r>
+        <w:rPr>
+          <w:b/>
+        </w:rPr>
+        <w:t>Вариант 6:</w:t>
+      </w:r>
+      <w:r>
+        <w:t xml:space="preserve"> процесс «Списание товара», выбранный в предыдущих практических занятиях.</w:t>
+      </w:r>
+    </w:p>
+    <w:p>
+      <w:pPr>
+        <w:rPr>
+          <w:b/>
+          <w:bCs/>
+          <w:sz w:val="32"/>
+          <w:szCs w:val="32"/>
+        </w:rPr>
+      </w:pPr>
+      <w:r>
+        <w:rPr>
+          <w:b/>
+          <w:bCs/>
+          <w:sz w:val="32"/>
+          <w:szCs w:val="32"/>
+        </w:rPr>
+        <w:t>1. Объект предварительного обследования</w:t>
+      </w:r>
+    </w:p>
+    <w:p>
+      <w:r>
+        <w:t>В рамках практической работы рассматривается виртуальная торгово-складская фирма ООО «</w:t>
+      </w:r>
+      <w:proofErr w:type="spellStart"/>
+      <w:r>
+        <w:t>ТоргСклад</w:t>
+      </w:r>
+      <w:proofErr w:type="spellEnd"/>
+      <w:r>
+        <w:t>». Предметом предварительного обследования является процесс списания товара, который включает выявление проблемного товара, проверку оснований списания, согласование решения, оформление документов, отражение операции в WMS/1C и физическое выбытие товара.</w:t>
+      </w:r>
+    </w:p>
+    <w:p>
+      <w:r>
+        <w:t>Цель обследования состоит в выявлении требований к информационно-аналитической системе, поддерживающей процесс списания. Особое внимание уделяется документам, ролям пользователей, обмену данными между складом и бухгалтерией, а также проблемам, возникающим при ручном оформлении списаний.</w:t>
+      </w:r>
+    </w:p>
+    <w:p>
+      <w:r>
+        <w:br w:type="page"/>
+      </w:r>
+    </w:p>
+    <w:p>
+      <w:pPr>
+        <w:pStyle w:val="a9"/>
+        <w:keepNext/>
+        <w:spacing w:after="0"/>
+        <w:ind w:firstLine="0"/>
+        <w:jc w:val="right"/>
+        <w:rPr>
+          <w:i w:val="0"/>
+          <w:iCs w:val="0"/>
+          <w:color w:val="000000" w:themeColor="text1"/>
+          <w:sz w:val="28"/>
+          <w:szCs w:val="28"/>
+        </w:rPr>
+      </w:pPr>
+      <w:r>
+        <w:rPr>
+          <w:i w:val="0"/>
+          <w:iCs w:val="0"/>
+          <w:color w:val="000000" w:themeColor="text1"/>
+          <w:sz w:val="28"/>
+          <w:szCs w:val="28"/>
+        </w:rPr>
+        <w:lastRenderedPageBreak/>
+        <w:t xml:space="preserve">Таблица </w:t>
+      </w:r>
+      <w:r>
+        <w:rPr>
+          <w:i w:val="0"/>
+          <w:iCs w:val="0"/>
+          <w:color w:val="000000" w:themeColor="text1"/>
+          <w:sz w:val="28"/>
+          <w:szCs w:val="28"/>
+        </w:rPr>
+        <w:fldChar w:fldCharType="begin"/>
+      </w:r>
+      <w:r>
+        <w:rPr>
+          <w:i w:val="0"/>
+          <w:iCs w:val="0"/>
+          <w:color w:val="000000" w:themeColor="text1"/>
+          <w:sz w:val="28"/>
+          <w:szCs w:val="28"/>
+        </w:rPr>
+        <w:instrText xml:space="preserve"> SEQ Таблица \* ARABIC </w:instrText>
+      </w:r>
+      <w:r>
+        <w:rPr>
+          <w:i w:val="0"/>
+          <w:iCs w:val="0"/>
+          <w:color w:val="000000" w:themeColor="text1"/>
+          <w:sz w:val="28"/>
+          <w:szCs w:val="28"/>
+        </w:rPr>
+        <w:fldChar w:fldCharType="separate"/>
+      </w:r>
+      <w:r>
+        <w:rPr>
+          <w:i w:val="0"/>
+          <w:iCs w:val="0"/>
+          <w:noProof/>
+          <w:color w:val="000000" w:themeColor="text1"/>
+          <w:sz w:val="28"/>
+          <w:szCs w:val="28"/>
+        </w:rPr>
+        <w:t>1</w:t>
+      </w:r>
+      <w:r>
+        <w:rPr>
+          <w:i w:val="0"/>
+          <w:iCs w:val="0"/>
+          <w:color w:val="000000" w:themeColor="text1"/>
+          <w:sz w:val="28"/>
+          <w:szCs w:val="28"/>
+        </w:rPr>
+        <w:fldChar w:fldCharType="end"/>
+      </w:r>
+      <w:r>
+        <w:rPr>
+          <w:i w:val="0"/>
+          <w:iCs w:val="0"/>
+          <w:color w:val="000000" w:themeColor="text1"/>
+          <w:sz w:val="28"/>
+          <w:szCs w:val="28"/>
+        </w:rPr>
+        <w:t xml:space="preserve"> - </w:t>
+      </w:r>
+      <w:r>
+        <w:rPr>
+          <w:i w:val="0"/>
+          <w:iCs w:val="0"/>
+          <w:color w:val="000000" w:themeColor="text1"/>
+          <w:sz w:val="28"/>
+          <w:szCs w:val="28"/>
+        </w:rPr>
+        <w:t>Стейкхолдеры обследования</w:t>
+      </w:r>
+    </w:p>
+    <w:tbl>
+      <w:tblPr>
+        <w:tblStyle w:val="13"/>
+        <w:tblW w:w="0" w:type="auto"/>
+        <w:tblInd w:w="3" w:type="dxa"/>
+        <w:tblLook w:val="04A0" w:firstRow="1" w:lastRow="0" w:firstColumn="1" w:lastColumn="0" w:noHBand="0" w:noVBand="1"/>
+      </w:tblPr>
+      <w:tblGrid>
+        <w:gridCol w:w="2484"/>
+        <w:gridCol w:w="2664"/>
+        <w:gridCol w:w="4193"/>
+      </w:tblGrid>
+      <w:tr>
+        <w:tc>
+          <w:tcPr>
+            <w:tcW w:w="0" w:type="auto"/>
+            <w:vAlign w:val="center"/>
+            <w:hideMark/>
+          </w:tcPr>
+          <w:p>
+            <w:pPr>
+              <w:spacing w:after="0" w:line="240" w:lineRule="auto"/>
+              <w:ind w:firstLine="0"/>
+              <w:jc w:val="center"/>
+              <w:rPr>
+                <w:szCs w:val="28"/>
+              </w:rPr>
+            </w:pPr>
+            <w:r>
+              <w:rPr>
+                <w:b/>
+                <w:szCs w:val="28"/>
+              </w:rPr>
+              <w:t>Стейкхолдер</w:t>
+            </w:r>
+          </w:p>
+        </w:tc>
+        <w:tc>
+          <w:tcPr>
+            <w:tcW w:w="0" w:type="auto"/>
+            <w:vAlign w:val="center"/>
+            <w:hideMark/>
+          </w:tcPr>
+          <w:p>
+            <w:pPr>
+              <w:spacing w:after="0" w:line="240" w:lineRule="auto"/>
+              <w:ind w:firstLine="0"/>
+              <w:jc w:val="center"/>
+              <w:rPr>
+                <w:szCs w:val="28"/>
+              </w:rPr>
+            </w:pPr>
+            <w:r>
+              <w:rPr>
+                <w:b/>
+                <w:szCs w:val="28"/>
+              </w:rPr>
+              <w:t>Роль в процессе</w:t>
+            </w:r>
+          </w:p>
+        </w:tc>
+        <w:tc>
+          <w:tcPr>
+            <w:tcW w:w="0" w:type="auto"/>
+            <w:vAlign w:val="center"/>
+            <w:hideMark/>
+          </w:tcPr>
+          <w:p>
+            <w:pPr>
+              <w:spacing w:after="0" w:line="240" w:lineRule="auto"/>
+              <w:ind w:firstLine="0"/>
+              <w:jc w:val="center"/>
+              <w:rPr>
+                <w:szCs w:val="28"/>
+              </w:rPr>
+            </w:pPr>
+            <w:r>
+              <w:rPr>
+                <w:b/>
+                <w:szCs w:val="28"/>
+              </w:rPr>
+              <w:t>Интересы и ожидаемые требования</w:t>
+            </w:r>
+          </w:p>
+        </w:tc>
+      </w:tr>
+      <w:tr>
+        <w:tc>
+          <w:tcPr>
+            <w:tcW w:w="0" w:type="auto"/>
+            <w:vAlign w:val="center"/>
+            <w:hideMark/>
+          </w:tcPr>
+          <w:p>
+            <w:pPr>
+              <w:spacing w:after="0" w:line="240" w:lineRule="auto"/>
+              <w:ind w:firstLine="0"/>
+              <w:jc w:val="center"/>
+              <w:rPr>
+                <w:szCs w:val="28"/>
+              </w:rPr>
+            </w:pPr>
+            <w:r>
+              <w:rPr>
+                <w:szCs w:val="28"/>
+              </w:rPr>
+              <w:t>Кладовщик</w:t>
+            </w:r>
+          </w:p>
+        </w:tc>
+        <w:tc>
+          <w:tcPr>
+            <w:tcW w:w="0" w:type="auto"/>
+            <w:vAlign w:val="center"/>
+            <w:hideMark/>
+          </w:tcPr>
+          <w:p>
+            <w:pPr>
+              <w:spacing w:after="0" w:line="240" w:lineRule="auto"/>
+              <w:ind w:firstLine="0"/>
+              <w:jc w:val="center"/>
+              <w:rPr>
+                <w:szCs w:val="28"/>
+              </w:rPr>
+            </w:pPr>
+            <w:r>
+              <w:rPr>
+                <w:szCs w:val="28"/>
+              </w:rPr>
+              <w:t>Выявляет товар, требующий списания</w:t>
+            </w:r>
+          </w:p>
+        </w:tc>
+        <w:tc>
+          <w:tcPr>
+            <w:tcW w:w="0" w:type="auto"/>
+            <w:vAlign w:val="center"/>
+            <w:hideMark/>
+          </w:tcPr>
+          <w:p>
+            <w:pPr>
+              <w:spacing w:after="0" w:line="240" w:lineRule="auto"/>
+              <w:ind w:firstLine="0"/>
+              <w:jc w:val="center"/>
+              <w:rPr>
+                <w:szCs w:val="28"/>
+              </w:rPr>
+            </w:pPr>
+            <w:r>
+              <w:rPr>
+                <w:szCs w:val="28"/>
+              </w:rPr>
+              <w:t>Быстрое создание заявки, удобная фиксация причины и фото/комментария</w:t>
+            </w:r>
+          </w:p>
+        </w:tc>
+      </w:tr>
+      <w:tr>
+        <w:tc>
+          <w:tcPr>
+            <w:tcW w:w="0" w:type="auto"/>
+            <w:vAlign w:val="center"/>
+            <w:hideMark/>
+          </w:tcPr>
+          <w:p>
+            <w:pPr>
+              <w:spacing w:after="0" w:line="240" w:lineRule="auto"/>
+              <w:ind w:firstLine="0"/>
+              <w:jc w:val="center"/>
+              <w:rPr>
+                <w:szCs w:val="28"/>
+              </w:rPr>
+            </w:pPr>
+            <w:r>
+              <w:rPr>
+                <w:szCs w:val="28"/>
+              </w:rPr>
+              <w:t>Комиссия по списанию</w:t>
+            </w:r>
+          </w:p>
+        </w:tc>
+        <w:tc>
+          <w:tcPr>
+            <w:tcW w:w="0" w:type="auto"/>
+            <w:vAlign w:val="center"/>
+            <w:hideMark/>
+          </w:tcPr>
+          <w:p>
+            <w:pPr>
+              <w:spacing w:after="0" w:line="240" w:lineRule="auto"/>
+              <w:ind w:firstLine="0"/>
+              <w:jc w:val="center"/>
+              <w:rPr>
+                <w:szCs w:val="28"/>
+              </w:rPr>
+            </w:pPr>
+            <w:r>
+              <w:rPr>
+                <w:szCs w:val="28"/>
+              </w:rPr>
+              <w:t>Проверяет основания списания</w:t>
+            </w:r>
+          </w:p>
+        </w:tc>
+        <w:tc>
+          <w:tcPr>
+            <w:tcW w:w="0" w:type="auto"/>
+            <w:vAlign w:val="center"/>
+            <w:hideMark/>
+          </w:tcPr>
+          <w:p>
+            <w:pPr>
+              <w:spacing w:after="0" w:line="240" w:lineRule="auto"/>
+              <w:ind w:firstLine="0"/>
+              <w:jc w:val="center"/>
+              <w:rPr>
+                <w:szCs w:val="28"/>
+              </w:rPr>
+            </w:pPr>
+            <w:r>
+              <w:rPr>
+                <w:szCs w:val="28"/>
+              </w:rPr>
+              <w:t>Доступ к данным о товаре, истории движения и результатам инвентаризации</w:t>
+            </w:r>
+          </w:p>
+        </w:tc>
+      </w:tr>
+      <w:tr>
+        <w:tc>
+          <w:tcPr>
+            <w:tcW w:w="0" w:type="auto"/>
+            <w:vAlign w:val="center"/>
+            <w:hideMark/>
+          </w:tcPr>
+          <w:p>
+            <w:pPr>
+              <w:spacing w:after="0" w:line="240" w:lineRule="auto"/>
+              <w:ind w:firstLine="0"/>
+              <w:jc w:val="center"/>
+              <w:rPr>
+                <w:szCs w:val="28"/>
+              </w:rPr>
+            </w:pPr>
+            <w:r>
+              <w:rPr>
+                <w:szCs w:val="28"/>
+              </w:rPr>
+              <w:t>Руководитель склада</w:t>
+            </w:r>
+          </w:p>
+        </w:tc>
+        <w:tc>
+          <w:tcPr>
+            <w:tcW w:w="0" w:type="auto"/>
+            <w:vAlign w:val="center"/>
+            <w:hideMark/>
+          </w:tcPr>
+          <w:p>
+            <w:pPr>
+              <w:spacing w:after="0" w:line="240" w:lineRule="auto"/>
+              <w:ind w:firstLine="0"/>
+              <w:jc w:val="center"/>
+              <w:rPr>
+                <w:szCs w:val="28"/>
+              </w:rPr>
+            </w:pPr>
+            <w:r>
+              <w:rPr>
+                <w:szCs w:val="28"/>
+              </w:rPr>
+              <w:t>Утверждает решение</w:t>
+            </w:r>
+          </w:p>
+        </w:tc>
+        <w:tc>
+          <w:tcPr>
+            <w:tcW w:w="0" w:type="auto"/>
+            <w:vAlign w:val="center"/>
+            <w:hideMark/>
+          </w:tcPr>
+          <w:p>
+            <w:pPr>
+              <w:spacing w:after="0" w:line="240" w:lineRule="auto"/>
+              <w:ind w:firstLine="0"/>
+              <w:jc w:val="center"/>
+              <w:rPr>
+                <w:szCs w:val="28"/>
+              </w:rPr>
+            </w:pPr>
+            <w:r>
+              <w:rPr>
+                <w:szCs w:val="28"/>
+              </w:rPr>
+              <w:t>Контроль статусов, снижение необоснованных списаний</w:t>
+            </w:r>
+          </w:p>
+        </w:tc>
+      </w:tr>
+      <w:tr>
+        <w:tc>
+          <w:tcPr>
+            <w:tcW w:w="0" w:type="auto"/>
+            <w:vAlign w:val="center"/>
+            <w:hideMark/>
+          </w:tcPr>
+          <w:p>
+            <w:pPr>
+              <w:spacing w:after="0" w:line="240" w:lineRule="auto"/>
+              <w:ind w:firstLine="0"/>
+              <w:jc w:val="center"/>
+              <w:rPr>
+                <w:szCs w:val="28"/>
+              </w:rPr>
+            </w:pPr>
+            <w:r>
+              <w:rPr>
+                <w:szCs w:val="28"/>
+              </w:rPr>
+              <w:t>Бухгалтерия</w:t>
+            </w:r>
+          </w:p>
+        </w:tc>
+        <w:tc>
+          <w:tcPr>
+            <w:tcW w:w="0" w:type="auto"/>
+            <w:vAlign w:val="center"/>
+            <w:hideMark/>
+          </w:tcPr>
+          <w:p>
+            <w:pPr>
+              <w:spacing w:after="0" w:line="240" w:lineRule="auto"/>
+              <w:ind w:firstLine="0"/>
+              <w:jc w:val="center"/>
+              <w:rPr>
+                <w:szCs w:val="28"/>
+              </w:rPr>
+            </w:pPr>
+            <w:r>
+              <w:rPr>
+                <w:szCs w:val="28"/>
+              </w:rPr>
+              <w:t>Отражает списание в учете</w:t>
+            </w:r>
+          </w:p>
+        </w:tc>
+        <w:tc>
+          <w:tcPr>
+            <w:tcW w:w="0" w:type="auto"/>
+            <w:vAlign w:val="center"/>
+            <w:hideMark/>
+          </w:tcPr>
+          <w:p>
+            <w:pPr>
+              <w:spacing w:after="0" w:line="240" w:lineRule="auto"/>
+              <w:ind w:firstLine="0"/>
+              <w:jc w:val="center"/>
+              <w:rPr>
+                <w:szCs w:val="28"/>
+              </w:rPr>
+            </w:pPr>
+            <w:r>
+              <w:rPr>
+                <w:szCs w:val="28"/>
+              </w:rPr>
+              <w:t>Корректные документы, проводки, связь с первичными актами</w:t>
+            </w:r>
+          </w:p>
+        </w:tc>
+      </w:tr>
+      <w:tr>
+        <w:tc>
+          <w:tcPr>
+            <w:tcW w:w="0" w:type="auto"/>
+            <w:vAlign w:val="center"/>
+            <w:hideMark/>
+          </w:tcPr>
+          <w:p>
+            <w:pPr>
+              <w:spacing w:after="0" w:line="240" w:lineRule="auto"/>
+              <w:ind w:firstLine="0"/>
+              <w:jc w:val="center"/>
+              <w:rPr>
+                <w:szCs w:val="28"/>
+              </w:rPr>
+            </w:pPr>
+            <w:r>
+              <w:rPr>
+                <w:szCs w:val="28"/>
+              </w:rPr>
+              <w:t>Специалист WMS/1C</w:t>
+            </w:r>
+          </w:p>
+        </w:tc>
+        <w:tc>
+          <w:tcPr>
+            <w:tcW w:w="0" w:type="auto"/>
+            <w:vAlign w:val="center"/>
+            <w:hideMark/>
+          </w:tcPr>
+          <w:p>
+            <w:pPr>
+              <w:spacing w:after="0" w:line="240" w:lineRule="auto"/>
+              <w:ind w:firstLine="0"/>
+              <w:jc w:val="center"/>
+              <w:rPr>
+                <w:szCs w:val="28"/>
+              </w:rPr>
+            </w:pPr>
+            <w:r>
+              <w:rPr>
+                <w:szCs w:val="28"/>
+              </w:rPr>
+              <w:t>Поддерживает учетную систему</w:t>
+            </w:r>
+          </w:p>
+        </w:tc>
+        <w:tc>
+          <w:tcPr>
+            <w:tcW w:w="0" w:type="auto"/>
+            <w:vAlign w:val="center"/>
+            <w:hideMark/>
+          </w:tcPr>
+          <w:p>
+            <w:pPr>
+              <w:spacing w:after="0" w:line="240" w:lineRule="auto"/>
+              <w:ind w:firstLine="0"/>
+              <w:jc w:val="center"/>
+              <w:rPr>
+                <w:szCs w:val="28"/>
+              </w:rPr>
+            </w:pPr>
+            <w:r>
+              <w:rPr>
+                <w:szCs w:val="28"/>
+              </w:rPr>
+              <w:t>Понятная структура данных, права доступа, журналирование операций</w:t>
+            </w:r>
+          </w:p>
+        </w:tc>
+      </w:tr>
+      <w:tr>
+        <w:tc>
+          <w:tcPr>
+            <w:tcW w:w="0" w:type="auto"/>
+            <w:vAlign w:val="center"/>
+            <w:hideMark/>
+          </w:tcPr>
+          <w:p>
+            <w:pPr>
+              <w:spacing w:after="0" w:line="240" w:lineRule="auto"/>
+              <w:ind w:firstLine="0"/>
+              <w:jc w:val="center"/>
+              <w:rPr>
+                <w:szCs w:val="28"/>
+              </w:rPr>
+            </w:pPr>
+            <w:r>
+              <w:rPr>
+                <w:szCs w:val="28"/>
+              </w:rPr>
+              <w:t>Закупки/продажи</w:t>
+            </w:r>
+          </w:p>
+        </w:tc>
+        <w:tc>
+          <w:tcPr>
+            <w:tcW w:w="0" w:type="auto"/>
+            <w:vAlign w:val="center"/>
+            <w:hideMark/>
+          </w:tcPr>
+          <w:p>
+            <w:pPr>
+              <w:spacing w:after="0" w:line="240" w:lineRule="auto"/>
+              <w:ind w:firstLine="0"/>
+              <w:jc w:val="center"/>
+              <w:rPr>
+                <w:szCs w:val="28"/>
+              </w:rPr>
+            </w:pPr>
+            <w:r>
+              <w:rPr>
+                <w:szCs w:val="28"/>
+              </w:rPr>
+              <w:t>Используют информацию об остатках</w:t>
+            </w:r>
+          </w:p>
+        </w:tc>
+        <w:tc>
+          <w:tcPr>
+            <w:tcW w:w="0" w:type="auto"/>
+            <w:vAlign w:val="center"/>
+            <w:hideMark/>
+          </w:tcPr>
+          <w:p>
+            <w:pPr>
+              <w:spacing w:after="0" w:line="240" w:lineRule="auto"/>
+              <w:ind w:firstLine="0"/>
+              <w:jc w:val="center"/>
+              <w:rPr>
+                <w:szCs w:val="28"/>
+              </w:rPr>
+            </w:pPr>
+            <w:r>
+              <w:rPr>
+                <w:szCs w:val="28"/>
+              </w:rPr>
+              <w:t>Актуальные остатки после списания и прозрачность причин выбытия</w:t>
+            </w:r>
+          </w:p>
+        </w:tc>
+      </w:tr>
+    </w:tbl>
+    <w:p>
+      <w:pPr>
+        <w:jc w:val="center"/>
+        <w:rPr>
+          <w:noProof/>
+        </w:rPr>
+      </w:pPr>
+    </w:p>
+    <w:p>
+      <w:pPr>
+        <w:keepNext/>
+        <w:spacing w:after="0" w:line="276" w:lineRule="auto"/>
+        <w:ind w:firstLine="0"/>
+        <w:jc w:val="center"/>
+        <w:rPr>
+          <w:color w:val="000000" w:themeColor="text1"/>
+          <w:szCs w:val="28"/>
+        </w:rPr>
+      </w:pPr>
+      <w:r>
+        <w:rPr>
+          <w:rFonts w:eastAsia="Times New Roman"/>
+          <w:noProof/>
+          <w:color w:val="000000" w:themeColor="text1"/>
+          <w:szCs w:val="28"/>
+          <w:lang w:val="en-US" w:eastAsia="en-US"/>
+        </w:rPr>
+        <w:drawing>
+          <wp:inline distT="0" distB="0" distL="0" distR="0" wp14:anchorId="23E7886F" wp14:editId="09C031DD">
+            <wp:extent cx="5937885" cy="2315210"/>
+            <wp:effectExtent l="0" t="0" r="5715" b="8890"/>
+            <wp:docPr id="4" name="Рисунок 4"/>
+            <wp:cNvGraphicFramePr>
+              <a:graphicFrameLocks xmlns:a="http://schemas.openxmlformats.org/drawingml/2006/main" noChangeAspect="1"/>
+            </wp:cNvGraphicFramePr>
+            <a:graphic xmlns:a="http://schemas.openxmlformats.org/drawingml/2006/main">
+              <a:graphicData uri="http://schemas.openxmlformats.org/drawingml/2006/picture">
+                <pic:pic xmlns:pic="http://schemas.openxmlformats.org/drawingml/2006/picture">
+                  <pic:nvPicPr>
+                    <pic:cNvPr id="0" name="Picture 5"/>
+                    <pic:cNvPicPr>
+                      <a:picLocks noChangeAspect="1" noChangeArrowheads="1"/>
+                    </pic:cNvPicPr>
+                  </pic:nvPicPr>
+                  <pic:blipFill>
+                    <a:blip r:embed="rId8">
+                      <a:extLst>
+                        <a:ext uri="{28A0092B-C50C-407E-A947-70E740481C1C}">
+                          <a14:useLocalDpi xmlns:a14="http://schemas.microsoft.com/office/drawing/2010/main" val="0"/>
+                        </a:ext>
+                      </a:extLst>
+                    </a:blip>
+                    <a:srcRect/>
+                    <a:stretch>
+                      <a:fillRect/>
+                    </a:stretch>
+                  </pic:blipFill>
+                  <pic:spPr bwMode="auto">
+                    <a:xfrm>
+                      <a:off x="0" y="0"/>
+                      <a:ext cx="5937885" cy="2315210"/>
+                    </a:xfrm>
+                    <a:prstGeom prst="rect">
+                      <a:avLst/>
+                    </a:prstGeom>
+                    <a:noFill/>
+                    <a:ln>
+                      <a:noFill/>
+                    </a:ln>
+                  </pic:spPr>
+                </pic:pic>
+              </a:graphicData>
+            </a:graphic>
+          </wp:inline>
+        </w:drawing>
+      </w:r>
+    </w:p>
+    <w:p>
+      <w:pPr>
+        <w:pStyle w:val="a9"/>
+        <w:spacing w:after="0" w:line="276" w:lineRule="auto"/>
+        <w:ind w:firstLine="0"/>
+        <w:jc w:val="center"/>
+        <w:rPr>
+          <w:rFonts w:eastAsia="Times New Roman"/>
+          <w:i w:val="0"/>
+          <w:iCs w:val="0"/>
+          <w:color w:val="000000" w:themeColor="text1"/>
+          <w:sz w:val="28"/>
+          <w:szCs w:val="28"/>
+          <w:lang w:eastAsia="en-US"/>
+        </w:rPr>
+      </w:pPr>
+      <w:r>
+        <w:rPr>
+          <w:i w:val="0"/>
+          <w:iCs w:val="0"/>
+          <w:color w:val="000000" w:themeColor="text1"/>
+          <w:sz w:val="28"/>
+          <w:szCs w:val="28"/>
+        </w:rPr>
+        <w:t xml:space="preserve">Рисунок </w:t>
+      </w:r>
+      <w:r>
+        <w:rPr>
+          <w:i w:val="0"/>
+          <w:iCs w:val="0"/>
+          <w:color w:val="000000" w:themeColor="text1"/>
+          <w:sz w:val="28"/>
+          <w:szCs w:val="28"/>
+        </w:rPr>
+        <w:fldChar w:fldCharType="begin"/>
+      </w:r>
+      <w:r>
+        <w:rPr>
+          <w:i w:val="0"/>
+          <w:iCs w:val="0"/>
+          <w:color w:val="000000" w:themeColor="text1"/>
+          <w:sz w:val="28"/>
+          <w:szCs w:val="28"/>
+        </w:rPr>
+        <w:instrText xml:space="preserve"> SEQ Рисунок \* ARABIC </w:instrText>
+      </w:r>
+      <w:r>
+        <w:rPr>
+          <w:i w:val="0"/>
+          <w:iCs w:val="0"/>
+          <w:color w:val="000000" w:themeColor="text1"/>
+          <w:sz w:val="28"/>
+          <w:szCs w:val="28"/>
+        </w:rPr>
+        <w:fldChar w:fldCharType="separate"/>
+      </w:r>
+      <w:r>
+        <w:rPr>
+          <w:i w:val="0"/>
+          <w:iCs w:val="0"/>
+          <w:noProof/>
+          <w:color w:val="000000" w:themeColor="text1"/>
+          <w:sz w:val="28"/>
+          <w:szCs w:val="28"/>
+        </w:rPr>
+        <w:t>1</w:t>
+      </w:r>
+      <w:r>
+        <w:rPr>
+          <w:i w:val="0"/>
+          <w:iCs w:val="0"/>
+          <w:color w:val="000000" w:themeColor="text1"/>
+          <w:sz w:val="28"/>
+          <w:szCs w:val="28"/>
+        </w:rPr>
+        <w:fldChar w:fldCharType="end"/>
+      </w:r>
+      <w:r>
+        <w:rPr>
+          <w:i w:val="0"/>
+          <w:iCs w:val="0"/>
+          <w:color w:val="000000" w:themeColor="text1"/>
+          <w:sz w:val="28"/>
+          <w:szCs w:val="28"/>
+        </w:rPr>
+        <w:t xml:space="preserve"> - </w:t>
+      </w:r>
+      <w:r>
+        <w:rPr>
+          <w:i w:val="0"/>
+          <w:iCs w:val="0"/>
+          <w:color w:val="000000" w:themeColor="text1"/>
+          <w:sz w:val="28"/>
+          <w:szCs w:val="28"/>
+        </w:rPr>
+        <w:t>Стейкхолдеры предварительного обследования процесса списания товара</w:t>
+      </w:r>
+    </w:p>
+    <w:p>
+      <w:pPr>
+        <w:rPr>
+          <w:b/>
+          <w:bCs/>
+          <w:sz w:val="32"/>
+          <w:szCs w:val="32"/>
+        </w:rPr>
+      </w:pPr>
+    </w:p>
+    <w:p>
+      <w:pPr>
+        <w:rPr>
+          <w:b/>
+          <w:bCs/>
+          <w:sz w:val="32"/>
+          <w:szCs w:val="32"/>
+        </w:rPr>
+      </w:pPr>
+      <w:r>
+        <w:rPr>
+          <w:b/>
+          <w:bCs/>
+          <w:sz w:val="32"/>
+          <w:szCs w:val="32"/>
+        </w:rPr>
+        <w:t>2. Анкетирование</w:t>
+      </w:r>
+    </w:p>
+    <w:p>
+      <w:r>
+        <w:t xml:space="preserve">Анкетирование использовалось для быстрого сбора типовых проблем и ожиданий от будущей ИАС. В опросе условно приняли участие 6 представителей: кладовщик, старший кладовщик, бухгалтер, руководитель </w:t>
+      </w:r>
+      <w:r>
+        <w:lastRenderedPageBreak/>
+        <w:t>склада, специалист WMS/1C и менеджер по закупкам. Вопросы были составлены так, чтобы оценить частоту проблем, важность автоматизации и приоритетность функций.</w:t>
+      </w:r>
+    </w:p>
+    <w:p>
+      <w:pPr>
+        <w:pStyle w:val="a9"/>
+        <w:keepNext/>
+        <w:spacing w:after="0"/>
+        <w:ind w:firstLine="0"/>
+        <w:jc w:val="right"/>
+        <w:rPr>
+          <w:i w:val="0"/>
+          <w:iCs w:val="0"/>
+          <w:color w:val="000000" w:themeColor="text1"/>
+          <w:sz w:val="28"/>
+          <w:szCs w:val="28"/>
+        </w:rPr>
+      </w:pPr>
+      <w:r>
+        <w:rPr>
+          <w:i w:val="0"/>
+          <w:iCs w:val="0"/>
+          <w:color w:val="000000" w:themeColor="text1"/>
+          <w:sz w:val="28"/>
+          <w:szCs w:val="28"/>
+        </w:rPr>
+        <w:t xml:space="preserve">Таблица </w:t>
+      </w:r>
+      <w:r>
+        <w:rPr>
+          <w:i w:val="0"/>
+          <w:iCs w:val="0"/>
+          <w:color w:val="000000" w:themeColor="text1"/>
+          <w:sz w:val="28"/>
+          <w:szCs w:val="28"/>
+        </w:rPr>
+        <w:fldChar w:fldCharType="begin"/>
+      </w:r>
+      <w:r>
+        <w:rPr>
+          <w:i w:val="0"/>
+          <w:iCs w:val="0"/>
+          <w:color w:val="000000" w:themeColor="text1"/>
+          <w:sz w:val="28"/>
+          <w:szCs w:val="28"/>
+        </w:rPr>
+        <w:instrText xml:space="preserve"> SEQ Таблица \* ARABIC </w:instrText>
+      </w:r>
+      <w:r>
+        <w:rPr>
+          <w:i w:val="0"/>
+          <w:iCs w:val="0"/>
+          <w:color w:val="000000" w:themeColor="text1"/>
+          <w:sz w:val="28"/>
+          <w:szCs w:val="28"/>
+        </w:rPr>
+        <w:fldChar w:fldCharType="separate"/>
+      </w:r>
+      <w:r>
+        <w:rPr>
+          <w:i w:val="0"/>
+          <w:iCs w:val="0"/>
+          <w:noProof/>
+          <w:color w:val="000000" w:themeColor="text1"/>
+          <w:sz w:val="28"/>
+          <w:szCs w:val="28"/>
+        </w:rPr>
+        <w:t>2</w:t>
+      </w:r>
+      <w:r>
+        <w:rPr>
+          <w:i w:val="0"/>
+          <w:iCs w:val="0"/>
+          <w:color w:val="000000" w:themeColor="text1"/>
+          <w:sz w:val="28"/>
+          <w:szCs w:val="28"/>
+        </w:rPr>
+        <w:fldChar w:fldCharType="end"/>
+      </w:r>
+      <w:r>
+        <w:rPr>
+          <w:i w:val="0"/>
+          <w:iCs w:val="0"/>
+          <w:color w:val="000000" w:themeColor="text1"/>
+          <w:sz w:val="28"/>
+          <w:szCs w:val="28"/>
+        </w:rPr>
+        <w:t xml:space="preserve"> - </w:t>
+      </w:r>
+      <w:r>
+        <w:rPr>
+          <w:i w:val="0"/>
+          <w:iCs w:val="0"/>
+          <w:color w:val="000000" w:themeColor="text1"/>
+          <w:sz w:val="28"/>
+          <w:szCs w:val="28"/>
+        </w:rPr>
+        <w:t>Анкета для предварительного обследования</w:t>
+      </w:r>
+    </w:p>
+    <w:tbl>
+      <w:tblPr>
+        <w:tblStyle w:val="13"/>
+        <w:tblW w:w="0" w:type="auto"/>
+        <w:tblInd w:w="3" w:type="dxa"/>
+        <w:tblLook w:val="04A0" w:firstRow="1" w:lastRow="0" w:firstColumn="1" w:lastColumn="0" w:noHBand="0" w:noVBand="1"/>
+      </w:tblPr>
+      <w:tblGrid>
+        <w:gridCol w:w="498"/>
+        <w:gridCol w:w="4717"/>
+        <w:gridCol w:w="4126"/>
+      </w:tblGrid>
+      <w:tr>
+        <w:tc>
+          <w:tcPr>
+            <w:tcW w:w="0" w:type="auto"/>
+            <w:vAlign w:val="center"/>
+            <w:hideMark/>
+          </w:tcPr>
+          <w:p>
+            <w:pPr>
+              <w:spacing w:after="0" w:line="240" w:lineRule="auto"/>
+              <w:ind w:firstLine="0"/>
+              <w:jc w:val="center"/>
+              <w:rPr>
+                <w:b/>
+                <w:szCs w:val="28"/>
+              </w:rPr>
+            </w:pPr>
+            <w:r>
+              <w:rPr>
+                <w:b/>
+                <w:szCs w:val="28"/>
+              </w:rPr>
+              <w:t>№</w:t>
+            </w:r>
+          </w:p>
+        </w:tc>
+        <w:tc>
+          <w:tcPr>
+            <w:tcW w:w="0" w:type="auto"/>
+            <w:vAlign w:val="center"/>
+            <w:hideMark/>
+          </w:tcPr>
+          <w:p>
+            <w:pPr>
+              <w:spacing w:after="0" w:line="240" w:lineRule="auto"/>
+              <w:ind w:firstLine="0"/>
+              <w:jc w:val="center"/>
+              <w:rPr>
+                <w:b/>
+                <w:szCs w:val="28"/>
+              </w:rPr>
+            </w:pPr>
+            <w:r>
+              <w:rPr>
+                <w:b/>
+                <w:szCs w:val="28"/>
+              </w:rPr>
+              <w:t>Вопрос анкеты</w:t>
+            </w:r>
+          </w:p>
+        </w:tc>
+        <w:tc>
+          <w:tcPr>
+            <w:tcW w:w="0" w:type="auto"/>
+            <w:vAlign w:val="center"/>
+            <w:hideMark/>
+          </w:tcPr>
+          <w:p>
+            <w:pPr>
+              <w:spacing w:after="0" w:line="240" w:lineRule="auto"/>
+              <w:ind w:firstLine="0"/>
+              <w:jc w:val="center"/>
+              <w:rPr>
+                <w:b/>
+                <w:szCs w:val="28"/>
+              </w:rPr>
+            </w:pPr>
+            <w:r>
+              <w:rPr>
+                <w:b/>
+                <w:szCs w:val="28"/>
+              </w:rPr>
+              <w:t>Формат ответа</w:t>
+            </w:r>
+          </w:p>
+        </w:tc>
+      </w:tr>
+      <w:tr>
+        <w:tc>
+          <w:tcPr>
+            <w:tcW w:w="0" w:type="auto"/>
+            <w:vAlign w:val="center"/>
+            <w:hideMark/>
+          </w:tcPr>
+          <w:p>
+            <w:pPr>
+              <w:spacing w:after="0" w:line="240" w:lineRule="auto"/>
+              <w:ind w:firstLine="0"/>
+              <w:jc w:val="center"/>
+              <w:rPr>
+                <w:szCs w:val="28"/>
+              </w:rPr>
+            </w:pPr>
+            <w:r>
+              <w:rPr>
+                <w:szCs w:val="28"/>
+              </w:rPr>
+              <w:t>1</w:t>
+            </w:r>
+          </w:p>
+        </w:tc>
+        <w:tc>
+          <w:tcPr>
+            <w:tcW w:w="0" w:type="auto"/>
+            <w:vAlign w:val="center"/>
+            <w:hideMark/>
+          </w:tcPr>
+          <w:p>
+            <w:pPr>
+              <w:spacing w:after="0" w:line="240" w:lineRule="auto"/>
+              <w:ind w:firstLine="0"/>
+              <w:jc w:val="center"/>
+              <w:rPr>
+                <w:szCs w:val="28"/>
+              </w:rPr>
+            </w:pPr>
+            <w:r>
+              <w:rPr>
+                <w:szCs w:val="28"/>
+              </w:rPr>
+              <w:t>Как часто в работе возникает необходимость списания товара?</w:t>
+            </w:r>
+          </w:p>
+        </w:tc>
+        <w:tc>
+          <w:tcPr>
+            <w:tcW w:w="0" w:type="auto"/>
+            <w:vAlign w:val="center"/>
+            <w:hideMark/>
+          </w:tcPr>
+          <w:p>
+            <w:pPr>
+              <w:spacing w:after="0" w:line="240" w:lineRule="auto"/>
+              <w:ind w:firstLine="0"/>
+              <w:jc w:val="center"/>
+              <w:rPr>
+                <w:szCs w:val="28"/>
+              </w:rPr>
+            </w:pPr>
+            <w:r>
+              <w:rPr>
+                <w:szCs w:val="28"/>
+              </w:rPr>
+              <w:t>Выбор: редко / ежемесячно / еженедельно / ежедневно</w:t>
+            </w:r>
+          </w:p>
+        </w:tc>
+      </w:tr>
+      <w:tr>
+        <w:tc>
+          <w:tcPr>
+            <w:tcW w:w="0" w:type="auto"/>
+            <w:vAlign w:val="center"/>
+            <w:hideMark/>
+          </w:tcPr>
+          <w:p>
+            <w:pPr>
+              <w:spacing w:after="0" w:line="240" w:lineRule="auto"/>
+              <w:ind w:firstLine="0"/>
+              <w:jc w:val="center"/>
+              <w:rPr>
+                <w:szCs w:val="28"/>
+              </w:rPr>
+            </w:pPr>
+            <w:r>
+              <w:rPr>
+                <w:szCs w:val="28"/>
+              </w:rPr>
+              <w:t>2</w:t>
+            </w:r>
+          </w:p>
+        </w:tc>
+        <w:tc>
+          <w:tcPr>
+            <w:tcW w:w="0" w:type="auto"/>
+            <w:vAlign w:val="center"/>
+            <w:hideMark/>
+          </w:tcPr>
+          <w:p>
+            <w:pPr>
+              <w:spacing w:after="0" w:line="240" w:lineRule="auto"/>
+              <w:ind w:firstLine="0"/>
+              <w:jc w:val="center"/>
+              <w:rPr>
+                <w:szCs w:val="28"/>
+              </w:rPr>
+            </w:pPr>
+            <w:r>
+              <w:rPr>
+                <w:szCs w:val="28"/>
+              </w:rPr>
+              <w:t>Насколько сложно сейчас оформить списание товара?</w:t>
+            </w:r>
+          </w:p>
+        </w:tc>
+        <w:tc>
+          <w:tcPr>
+            <w:tcW w:w="0" w:type="auto"/>
+            <w:vAlign w:val="center"/>
+            <w:hideMark/>
+          </w:tcPr>
+          <w:p>
+            <w:pPr>
+              <w:spacing w:after="0" w:line="240" w:lineRule="auto"/>
+              <w:ind w:firstLine="0"/>
+              <w:jc w:val="center"/>
+              <w:rPr>
+                <w:szCs w:val="28"/>
+              </w:rPr>
+            </w:pPr>
+            <w:r>
+              <w:rPr>
+                <w:szCs w:val="28"/>
+              </w:rPr>
+              <w:t>Оценка 1-5</w:t>
+            </w:r>
+          </w:p>
+        </w:tc>
+      </w:tr>
+      <w:tr>
+        <w:tc>
+          <w:tcPr>
+            <w:tcW w:w="0" w:type="auto"/>
+            <w:vAlign w:val="center"/>
+            <w:hideMark/>
+          </w:tcPr>
+          <w:p>
+            <w:pPr>
+              <w:spacing w:after="0" w:line="240" w:lineRule="auto"/>
+              <w:ind w:firstLine="0"/>
+              <w:jc w:val="center"/>
+              <w:rPr>
+                <w:szCs w:val="28"/>
+              </w:rPr>
+            </w:pPr>
+            <w:r>
+              <w:rPr>
+                <w:szCs w:val="28"/>
+              </w:rPr>
+              <w:t>3</w:t>
+            </w:r>
+          </w:p>
+        </w:tc>
+        <w:tc>
+          <w:tcPr>
+            <w:tcW w:w="0" w:type="auto"/>
+            <w:vAlign w:val="center"/>
+            <w:hideMark/>
+          </w:tcPr>
+          <w:p>
+            <w:pPr>
+              <w:spacing w:after="0" w:line="240" w:lineRule="auto"/>
+              <w:ind w:firstLine="0"/>
+              <w:jc w:val="center"/>
+              <w:rPr>
+                <w:szCs w:val="28"/>
+              </w:rPr>
+            </w:pPr>
+            <w:r>
+              <w:rPr>
+                <w:szCs w:val="28"/>
+              </w:rPr>
+              <w:t>Какие документы чаще всего вызывают затруднения?</w:t>
+            </w:r>
+          </w:p>
+        </w:tc>
+        <w:tc>
+          <w:tcPr>
+            <w:tcW w:w="0" w:type="auto"/>
+            <w:vAlign w:val="center"/>
+            <w:hideMark/>
+          </w:tcPr>
+          <w:p>
+            <w:pPr>
+              <w:spacing w:after="0" w:line="240" w:lineRule="auto"/>
+              <w:ind w:firstLine="0"/>
+              <w:jc w:val="center"/>
+              <w:rPr>
+                <w:szCs w:val="28"/>
+              </w:rPr>
+            </w:pPr>
+            <w:r>
+              <w:rPr>
+                <w:szCs w:val="28"/>
+              </w:rPr>
+              <w:t>Открытый ответ</w:t>
+            </w:r>
+          </w:p>
+        </w:tc>
+      </w:tr>
+      <w:tr>
+        <w:tc>
+          <w:tcPr>
+            <w:tcW w:w="0" w:type="auto"/>
+            <w:vAlign w:val="center"/>
+            <w:hideMark/>
+          </w:tcPr>
+          <w:p>
+            <w:pPr>
+              <w:spacing w:after="0" w:line="240" w:lineRule="auto"/>
+              <w:ind w:firstLine="0"/>
+              <w:jc w:val="center"/>
+              <w:rPr>
+                <w:szCs w:val="28"/>
+              </w:rPr>
+            </w:pPr>
+            <w:r>
+              <w:rPr>
+                <w:szCs w:val="28"/>
+              </w:rPr>
+              <w:t>4</w:t>
+            </w:r>
+          </w:p>
+        </w:tc>
+        <w:tc>
+          <w:tcPr>
+            <w:tcW w:w="0" w:type="auto"/>
+            <w:vAlign w:val="center"/>
+            <w:hideMark/>
+          </w:tcPr>
+          <w:p>
+            <w:pPr>
+              <w:spacing w:after="0" w:line="240" w:lineRule="auto"/>
+              <w:ind w:firstLine="0"/>
+              <w:jc w:val="center"/>
+              <w:rPr>
+                <w:szCs w:val="28"/>
+              </w:rPr>
+            </w:pPr>
+            <w:r>
+              <w:rPr>
+                <w:szCs w:val="28"/>
+              </w:rPr>
+              <w:t>Насколько важна автоматическая передача данных в бухгалтерию?</w:t>
+            </w:r>
+          </w:p>
+        </w:tc>
+        <w:tc>
+          <w:tcPr>
+            <w:tcW w:w="0" w:type="auto"/>
+            <w:vAlign w:val="center"/>
+            <w:hideMark/>
+          </w:tcPr>
+          <w:p>
+            <w:pPr>
+              <w:spacing w:after="0" w:line="240" w:lineRule="auto"/>
+              <w:ind w:firstLine="0"/>
+              <w:jc w:val="center"/>
+              <w:rPr>
+                <w:szCs w:val="28"/>
+              </w:rPr>
+            </w:pPr>
+            <w:r>
+              <w:rPr>
+                <w:szCs w:val="28"/>
+              </w:rPr>
+              <w:t>Оценка 1-5</w:t>
+            </w:r>
+          </w:p>
+        </w:tc>
+      </w:tr>
+      <w:tr>
+        <w:tc>
+          <w:tcPr>
+            <w:tcW w:w="0" w:type="auto"/>
+            <w:vAlign w:val="center"/>
+            <w:hideMark/>
+          </w:tcPr>
+          <w:p>
+            <w:pPr>
+              <w:spacing w:after="0" w:line="240" w:lineRule="auto"/>
+              <w:ind w:firstLine="0"/>
+              <w:jc w:val="center"/>
+              <w:rPr>
+                <w:szCs w:val="28"/>
+              </w:rPr>
+            </w:pPr>
+            <w:r>
+              <w:rPr>
+                <w:szCs w:val="28"/>
+              </w:rPr>
+              <w:t>5</w:t>
+            </w:r>
+          </w:p>
+        </w:tc>
+        <w:tc>
+          <w:tcPr>
+            <w:tcW w:w="0" w:type="auto"/>
+            <w:vAlign w:val="center"/>
+            <w:hideMark/>
+          </w:tcPr>
+          <w:p>
+            <w:pPr>
+              <w:spacing w:after="0" w:line="240" w:lineRule="auto"/>
+              <w:ind w:firstLine="0"/>
+              <w:jc w:val="center"/>
+              <w:rPr>
+                <w:szCs w:val="28"/>
+              </w:rPr>
+            </w:pPr>
+            <w:r>
+              <w:rPr>
+                <w:szCs w:val="28"/>
+              </w:rPr>
+              <w:t>Какие причины списания должны быть в справочнике системы?</w:t>
+            </w:r>
+          </w:p>
+        </w:tc>
+        <w:tc>
+          <w:tcPr>
+            <w:tcW w:w="0" w:type="auto"/>
+            <w:vAlign w:val="center"/>
+            <w:hideMark/>
+          </w:tcPr>
+          <w:p>
+            <w:pPr>
+              <w:spacing w:after="0" w:line="240" w:lineRule="auto"/>
+              <w:ind w:firstLine="0"/>
+              <w:jc w:val="center"/>
+              <w:rPr>
+                <w:szCs w:val="28"/>
+              </w:rPr>
+            </w:pPr>
+            <w:r>
+              <w:rPr>
+                <w:szCs w:val="28"/>
+              </w:rPr>
+              <w:t>Множественный выбор</w:t>
+            </w:r>
+          </w:p>
+        </w:tc>
+      </w:tr>
+      <w:tr>
+        <w:tc>
+          <w:tcPr>
+            <w:tcW w:w="0" w:type="auto"/>
+            <w:vAlign w:val="center"/>
+            <w:hideMark/>
+          </w:tcPr>
+          <w:p>
+            <w:pPr>
+              <w:spacing w:after="0" w:line="240" w:lineRule="auto"/>
+              <w:ind w:firstLine="0"/>
+              <w:jc w:val="center"/>
+              <w:rPr>
+                <w:szCs w:val="28"/>
+              </w:rPr>
+            </w:pPr>
+            <w:r>
+              <w:rPr>
+                <w:szCs w:val="28"/>
+              </w:rPr>
+              <w:t>6</w:t>
+            </w:r>
+          </w:p>
+        </w:tc>
+        <w:tc>
+          <w:tcPr>
+            <w:tcW w:w="0" w:type="auto"/>
+            <w:vAlign w:val="center"/>
+            <w:hideMark/>
+          </w:tcPr>
+          <w:p>
+            <w:pPr>
+              <w:spacing w:after="0" w:line="240" w:lineRule="auto"/>
+              <w:ind w:firstLine="0"/>
+              <w:jc w:val="center"/>
+              <w:rPr>
+                <w:szCs w:val="28"/>
+              </w:rPr>
+            </w:pPr>
+            <w:r>
+              <w:rPr>
+                <w:szCs w:val="28"/>
+              </w:rPr>
+              <w:t>Нужно ли фиксировать фото, комментарии и результаты проверки?</w:t>
+            </w:r>
+          </w:p>
+        </w:tc>
+        <w:tc>
+          <w:tcPr>
+            <w:tcW w:w="0" w:type="auto"/>
+            <w:vAlign w:val="center"/>
+            <w:hideMark/>
+          </w:tcPr>
+          <w:p>
+            <w:pPr>
+              <w:spacing w:after="0" w:line="240" w:lineRule="auto"/>
+              <w:ind w:firstLine="0"/>
+              <w:jc w:val="center"/>
+              <w:rPr>
+                <w:szCs w:val="28"/>
+              </w:rPr>
+            </w:pPr>
+            <w:r>
+              <w:rPr>
+                <w:szCs w:val="28"/>
+              </w:rPr>
+              <w:t>Да/нет/частично</w:t>
+            </w:r>
+          </w:p>
+        </w:tc>
+      </w:tr>
+      <w:tr>
+        <w:tc>
+          <w:tcPr>
+            <w:tcW w:w="0" w:type="auto"/>
+            <w:vAlign w:val="center"/>
+            <w:hideMark/>
+          </w:tcPr>
+          <w:p>
+            <w:pPr>
+              <w:spacing w:after="0" w:line="240" w:lineRule="auto"/>
+              <w:ind w:firstLine="0"/>
+              <w:jc w:val="center"/>
+              <w:rPr>
+                <w:szCs w:val="28"/>
+              </w:rPr>
+            </w:pPr>
+            <w:r>
+              <w:rPr>
+                <w:szCs w:val="28"/>
+              </w:rPr>
+              <w:t>7</w:t>
+            </w:r>
+          </w:p>
+        </w:tc>
+        <w:tc>
+          <w:tcPr>
+            <w:tcW w:w="0" w:type="auto"/>
+            <w:vAlign w:val="center"/>
+            <w:hideMark/>
+          </w:tcPr>
+          <w:p>
+            <w:pPr>
+              <w:spacing w:after="0" w:line="240" w:lineRule="auto"/>
+              <w:ind w:firstLine="0"/>
+              <w:jc w:val="center"/>
+              <w:rPr>
+                <w:szCs w:val="28"/>
+              </w:rPr>
+            </w:pPr>
+            <w:r>
+              <w:rPr>
+                <w:szCs w:val="28"/>
+              </w:rPr>
+              <w:t>Какие ошибки встречаются при ручном оформлении?</w:t>
+            </w:r>
+          </w:p>
+        </w:tc>
+        <w:tc>
+          <w:tcPr>
+            <w:tcW w:w="0" w:type="auto"/>
+            <w:vAlign w:val="center"/>
+            <w:hideMark/>
+          </w:tcPr>
+          <w:p>
+            <w:pPr>
+              <w:spacing w:after="0" w:line="240" w:lineRule="auto"/>
+              <w:ind w:firstLine="0"/>
+              <w:jc w:val="center"/>
+              <w:rPr>
+                <w:szCs w:val="28"/>
+              </w:rPr>
+            </w:pPr>
+            <w:r>
+              <w:rPr>
+                <w:szCs w:val="28"/>
+              </w:rPr>
+              <w:t>Открытый ответ</w:t>
+            </w:r>
+          </w:p>
+        </w:tc>
+      </w:tr>
+      <w:tr>
+        <w:tc>
+          <w:tcPr>
+            <w:tcW w:w="0" w:type="auto"/>
+            <w:vAlign w:val="center"/>
+            <w:hideMark/>
+          </w:tcPr>
+          <w:p>
+            <w:pPr>
+              <w:spacing w:after="0" w:line="240" w:lineRule="auto"/>
+              <w:ind w:firstLine="0"/>
+              <w:jc w:val="center"/>
+              <w:rPr>
+                <w:szCs w:val="28"/>
+              </w:rPr>
+            </w:pPr>
+            <w:r>
+              <w:rPr>
+                <w:szCs w:val="28"/>
+              </w:rPr>
+              <w:t>8</w:t>
+            </w:r>
+          </w:p>
+        </w:tc>
+        <w:tc>
+          <w:tcPr>
+            <w:tcW w:w="0" w:type="auto"/>
+            <w:vAlign w:val="center"/>
+            <w:hideMark/>
+          </w:tcPr>
+          <w:p>
+            <w:pPr>
+              <w:spacing w:after="0" w:line="240" w:lineRule="auto"/>
+              <w:ind w:firstLine="0"/>
+              <w:jc w:val="center"/>
+              <w:rPr>
+                <w:szCs w:val="28"/>
+              </w:rPr>
+            </w:pPr>
+            <w:r>
+              <w:rPr>
+                <w:szCs w:val="28"/>
+              </w:rPr>
+              <w:t>Нужны ли уведомления о согласовании списания?</w:t>
+            </w:r>
+          </w:p>
+        </w:tc>
+        <w:tc>
+          <w:tcPr>
+            <w:tcW w:w="0" w:type="auto"/>
+            <w:vAlign w:val="center"/>
+            <w:hideMark/>
+          </w:tcPr>
+          <w:p>
+            <w:pPr>
+              <w:spacing w:after="0" w:line="240" w:lineRule="auto"/>
+              <w:ind w:firstLine="0"/>
+              <w:jc w:val="center"/>
+              <w:rPr>
+                <w:szCs w:val="28"/>
+              </w:rPr>
+            </w:pPr>
+            <w:r>
+              <w:rPr>
+                <w:szCs w:val="28"/>
+              </w:rPr>
+              <w:t>Да/нет</w:t>
+            </w:r>
+          </w:p>
+        </w:tc>
+      </w:tr>
+      <w:tr>
+        <w:tc>
+          <w:tcPr>
+            <w:tcW w:w="0" w:type="auto"/>
+            <w:vAlign w:val="center"/>
+            <w:hideMark/>
+          </w:tcPr>
+          <w:p>
+            <w:pPr>
+              <w:spacing w:after="0" w:line="240" w:lineRule="auto"/>
+              <w:ind w:firstLine="0"/>
+              <w:jc w:val="center"/>
+              <w:rPr>
+                <w:szCs w:val="28"/>
+              </w:rPr>
+            </w:pPr>
+            <w:r>
+              <w:rPr>
+                <w:szCs w:val="28"/>
+              </w:rPr>
+              <w:t>9</w:t>
+            </w:r>
+          </w:p>
+        </w:tc>
+        <w:tc>
+          <w:tcPr>
+            <w:tcW w:w="0" w:type="auto"/>
+            <w:vAlign w:val="center"/>
+            <w:hideMark/>
+          </w:tcPr>
+          <w:p>
+            <w:pPr>
+              <w:spacing w:after="0" w:line="240" w:lineRule="auto"/>
+              <w:ind w:firstLine="0"/>
+              <w:jc w:val="center"/>
+              <w:rPr>
+                <w:szCs w:val="28"/>
+              </w:rPr>
+            </w:pPr>
+            <w:r>
+              <w:rPr>
+                <w:szCs w:val="28"/>
+              </w:rPr>
+              <w:t>Кому должен быть доступен статус заявки на списание?</w:t>
+            </w:r>
+          </w:p>
+        </w:tc>
+        <w:tc>
+          <w:tcPr>
+            <w:tcW w:w="0" w:type="auto"/>
+            <w:vAlign w:val="center"/>
+            <w:hideMark/>
+          </w:tcPr>
+          <w:p>
+            <w:pPr>
+              <w:spacing w:after="0" w:line="240" w:lineRule="auto"/>
+              <w:ind w:firstLine="0"/>
+              <w:jc w:val="center"/>
+              <w:rPr>
+                <w:szCs w:val="28"/>
+              </w:rPr>
+            </w:pPr>
+            <w:r>
+              <w:rPr>
+                <w:szCs w:val="28"/>
+              </w:rPr>
+              <w:t>Множественный выбор</w:t>
+            </w:r>
+          </w:p>
+        </w:tc>
+      </w:tr>
+      <w:tr>
+        <w:tc>
+          <w:tcPr>
+            <w:tcW w:w="0" w:type="auto"/>
+            <w:vAlign w:val="center"/>
+            <w:hideMark/>
+          </w:tcPr>
+          <w:p>
+            <w:pPr>
+              <w:spacing w:after="0" w:line="240" w:lineRule="auto"/>
+              <w:ind w:firstLine="0"/>
+              <w:jc w:val="center"/>
+              <w:rPr>
+                <w:szCs w:val="28"/>
+              </w:rPr>
+            </w:pPr>
+            <w:r>
+              <w:rPr>
+                <w:szCs w:val="28"/>
+              </w:rPr>
+              <w:t>10</w:t>
+            </w:r>
+          </w:p>
+        </w:tc>
+        <w:tc>
+          <w:tcPr>
+            <w:tcW w:w="0" w:type="auto"/>
+            <w:vAlign w:val="center"/>
+            <w:hideMark/>
+          </w:tcPr>
+          <w:p>
+            <w:pPr>
+              <w:spacing w:after="0" w:line="240" w:lineRule="auto"/>
+              <w:ind w:firstLine="0"/>
+              <w:jc w:val="center"/>
+              <w:rPr>
+                <w:szCs w:val="28"/>
+              </w:rPr>
+            </w:pPr>
+            <w:r>
+              <w:rPr>
+                <w:szCs w:val="28"/>
+              </w:rPr>
+              <w:t>Какие функции необходимо реализовать в первую очередь?</w:t>
+            </w:r>
+          </w:p>
+        </w:tc>
+        <w:tc>
+          <w:tcPr>
+            <w:tcW w:w="0" w:type="auto"/>
+            <w:vAlign w:val="center"/>
+            <w:hideMark/>
+          </w:tcPr>
+          <w:p>
+            <w:pPr>
+              <w:spacing w:after="0" w:line="240" w:lineRule="auto"/>
+              <w:ind w:firstLine="0"/>
+              <w:jc w:val="center"/>
+              <w:rPr>
+                <w:szCs w:val="28"/>
+              </w:rPr>
+            </w:pPr>
+            <w:r>
+              <w:rPr>
+                <w:szCs w:val="28"/>
+              </w:rPr>
+              <w:t>Ранжирование</w:t>
+            </w:r>
+          </w:p>
+        </w:tc>
+      </w:tr>
+    </w:tbl>
+    <w:p>
+      <w:pPr>
+        <w:pStyle w:val="a9"/>
+        <w:keepNext/>
+      </w:pPr>
+    </w:p>
+    <w:p>
+      <w:pPr>
+        <w:pStyle w:val="a9"/>
+        <w:keepNext/>
+        <w:spacing w:after="0"/>
+        <w:ind w:firstLine="0"/>
+        <w:jc w:val="right"/>
+        <w:rPr>
+          <w:i w:val="0"/>
+          <w:iCs w:val="0"/>
+          <w:color w:val="000000" w:themeColor="text1"/>
+          <w:sz w:val="28"/>
+          <w:szCs w:val="28"/>
+        </w:rPr>
+      </w:pPr>
+      <w:r>
+        <w:rPr>
+          <w:i w:val="0"/>
+          <w:iCs w:val="0"/>
+          <w:color w:val="000000" w:themeColor="text1"/>
+          <w:sz w:val="28"/>
+          <w:szCs w:val="28"/>
+        </w:rPr>
+        <w:t xml:space="preserve">Таблица </w:t>
+      </w:r>
+      <w:r>
+        <w:rPr>
+          <w:i w:val="0"/>
+          <w:iCs w:val="0"/>
+          <w:color w:val="000000" w:themeColor="text1"/>
+          <w:sz w:val="28"/>
+          <w:szCs w:val="28"/>
+        </w:rPr>
+        <w:fldChar w:fldCharType="begin"/>
+      </w:r>
+      <w:r>
+        <w:rPr>
+          <w:i w:val="0"/>
+          <w:iCs w:val="0"/>
+          <w:color w:val="000000" w:themeColor="text1"/>
+          <w:sz w:val="28"/>
+          <w:szCs w:val="28"/>
+        </w:rPr>
+        <w:instrText xml:space="preserve"> SEQ Таблица \* ARABIC </w:instrText>
+      </w:r>
+      <w:r>
+        <w:rPr>
+          <w:i w:val="0"/>
+          <w:iCs w:val="0"/>
+          <w:color w:val="000000" w:themeColor="text1"/>
+          <w:sz w:val="28"/>
+          <w:szCs w:val="28"/>
+        </w:rPr>
+        <w:fldChar w:fldCharType="separate"/>
+      </w:r>
+      <w:r>
+        <w:rPr>
+          <w:i w:val="0"/>
+          <w:iCs w:val="0"/>
+          <w:noProof/>
+          <w:color w:val="000000" w:themeColor="text1"/>
+          <w:sz w:val="28"/>
+          <w:szCs w:val="28"/>
+        </w:rPr>
+        <w:t>3</w:t>
+      </w:r>
+      <w:r>
+        <w:rPr>
+          <w:i w:val="0"/>
+          <w:iCs w:val="0"/>
+          <w:color w:val="000000" w:themeColor="text1"/>
+          <w:sz w:val="28"/>
+          <w:szCs w:val="28"/>
+        </w:rPr>
+        <w:fldChar w:fldCharType="end"/>
+      </w:r>
+      <w:r>
+        <w:rPr>
+          <w:i w:val="0"/>
+          <w:iCs w:val="0"/>
+          <w:color w:val="000000" w:themeColor="text1"/>
+          <w:sz w:val="28"/>
+          <w:szCs w:val="28"/>
+        </w:rPr>
+        <w:t xml:space="preserve"> - </w:t>
+      </w:r>
+      <w:r>
+        <w:rPr>
+          <w:i w:val="0"/>
+          <w:iCs w:val="0"/>
+          <w:color w:val="000000" w:themeColor="text1"/>
+          <w:sz w:val="28"/>
+          <w:szCs w:val="28"/>
+        </w:rPr>
+        <w:t>Обобщенные результаты анкетирования</w:t>
+      </w:r>
+    </w:p>
+    <w:tbl>
+      <w:tblPr>
+        <w:tblStyle w:val="13"/>
+        <w:tblW w:w="0" w:type="auto"/>
+        <w:tblInd w:w="3" w:type="dxa"/>
+        <w:tblLook w:val="04A0" w:firstRow="1" w:lastRow="0" w:firstColumn="1" w:lastColumn="0" w:noHBand="0" w:noVBand="1"/>
+      </w:tblPr>
+      <w:tblGrid>
+        <w:gridCol w:w="1923"/>
+        <w:gridCol w:w="2548"/>
+        <w:gridCol w:w="3262"/>
+        <w:gridCol w:w="1608"/>
+      </w:tblGrid>
+      <w:tr>
+        <w:trPr>
+          <w:tblHeader/>
+        </w:trPr>
+        <w:tc>
+          <w:tcPr>
+            <w:tcW w:w="0" w:type="auto"/>
+            <w:vAlign w:val="center"/>
+            <w:hideMark/>
+          </w:tcPr>
+          <w:p>
+            <w:pPr>
+              <w:spacing w:after="0" w:line="276" w:lineRule="auto"/>
+              <w:ind w:firstLine="0"/>
+              <w:jc w:val="center"/>
+              <w:rPr>
+                <w:szCs w:val="28"/>
+              </w:rPr>
+            </w:pPr>
+            <w:r>
+              <w:rPr>
+                <w:b/>
+                <w:szCs w:val="28"/>
+              </w:rPr>
+              <w:t>Показатель</w:t>
+            </w:r>
+          </w:p>
+        </w:tc>
+        <w:tc>
+          <w:tcPr>
+            <w:tcW w:w="0" w:type="auto"/>
+            <w:vAlign w:val="center"/>
+            <w:hideMark/>
+          </w:tcPr>
+          <w:p>
+            <w:pPr>
+              <w:spacing w:after="0" w:line="276" w:lineRule="auto"/>
+              <w:ind w:firstLine="0"/>
+              <w:jc w:val="center"/>
+              <w:rPr>
+                <w:szCs w:val="28"/>
+              </w:rPr>
+            </w:pPr>
+            <w:r>
+              <w:rPr>
+                <w:b/>
+                <w:szCs w:val="28"/>
+              </w:rPr>
+              <w:t>Результат</w:t>
+            </w:r>
+          </w:p>
+        </w:tc>
+        <w:tc>
+          <w:tcPr>
+            <w:tcW w:w="0" w:type="auto"/>
+            <w:vAlign w:val="center"/>
+            <w:hideMark/>
+          </w:tcPr>
+          <w:p>
+            <w:pPr>
+              <w:spacing w:after="0" w:line="276" w:lineRule="auto"/>
+              <w:ind w:firstLine="0"/>
+              <w:jc w:val="center"/>
+              <w:rPr>
+                <w:szCs w:val="28"/>
+              </w:rPr>
+            </w:pPr>
+            <w:r>
+              <w:rPr>
+                <w:b/>
+                <w:szCs w:val="28"/>
+              </w:rPr>
+              <w:t>Интерпретация</w:t>
+            </w:r>
+          </w:p>
+        </w:tc>
+        <w:tc>
+          <w:tcPr>
+            <w:tcW w:w="0" w:type="auto"/>
+            <w:vAlign w:val="center"/>
+            <w:hideMark/>
+          </w:tcPr>
+          <w:p>
+            <w:pPr>
+              <w:spacing w:after="0" w:line="276" w:lineRule="auto"/>
+              <w:ind w:firstLine="0"/>
+              <w:jc w:val="center"/>
+              <w:rPr>
+                <w:szCs w:val="28"/>
+              </w:rPr>
+            </w:pPr>
+            <w:r>
+              <w:rPr>
+                <w:b/>
+                <w:szCs w:val="28"/>
+              </w:rPr>
+              <w:t>Приоритет</w:t>
+            </w:r>
+          </w:p>
+        </w:tc>
+      </w:tr>
+      <w:tr>
+        <w:tc>
+          <w:tcPr>
+            <w:tcW w:w="0" w:type="auto"/>
+            <w:vAlign w:val="center"/>
+            <w:hideMark/>
+          </w:tcPr>
+          <w:p>
+            <w:pPr>
+              <w:spacing w:after="0" w:line="276" w:lineRule="auto"/>
+              <w:ind w:firstLine="0"/>
+              <w:jc w:val="center"/>
+              <w:rPr>
+                <w:szCs w:val="28"/>
+              </w:rPr>
+            </w:pPr>
+            <w:r>
+              <w:rPr>
+                <w:szCs w:val="28"/>
+              </w:rPr>
+              <w:t>Частота списаний</w:t>
+            </w:r>
+          </w:p>
+        </w:tc>
+        <w:tc>
+          <w:tcPr>
+            <w:tcW w:w="0" w:type="auto"/>
+            <w:vAlign w:val="center"/>
+            <w:hideMark/>
+          </w:tcPr>
+          <w:p>
+            <w:pPr>
+              <w:spacing w:after="0" w:line="276" w:lineRule="auto"/>
+              <w:ind w:firstLine="0"/>
+              <w:jc w:val="center"/>
+              <w:rPr>
+                <w:szCs w:val="28"/>
+              </w:rPr>
+            </w:pPr>
+            <w:r>
+              <w:rPr>
+                <w:szCs w:val="28"/>
+              </w:rPr>
+              <w:t>4 из 6 участников указали еженедельные операции</w:t>
+            </w:r>
+          </w:p>
+        </w:tc>
+        <w:tc>
+          <w:tcPr>
+            <w:tcW w:w="0" w:type="auto"/>
+            <w:vAlign w:val="center"/>
+            <w:hideMark/>
+          </w:tcPr>
+          <w:p>
+            <w:pPr>
+              <w:spacing w:after="0" w:line="276" w:lineRule="auto"/>
+              <w:ind w:firstLine="0"/>
+              <w:jc w:val="center"/>
+              <w:rPr>
+                <w:szCs w:val="28"/>
+              </w:rPr>
+            </w:pPr>
+            <w:r>
+              <w:rPr>
+                <w:szCs w:val="28"/>
+              </w:rPr>
+              <w:t>Процесс является регулярным и требует формализации</w:t>
+            </w:r>
+          </w:p>
+        </w:tc>
+        <w:tc>
+          <w:tcPr>
+            <w:tcW w:w="0" w:type="auto"/>
+            <w:vAlign w:val="center"/>
+            <w:hideMark/>
+          </w:tcPr>
+          <w:p>
+            <w:pPr>
+              <w:spacing w:after="0" w:line="276" w:lineRule="auto"/>
+              <w:ind w:firstLine="0"/>
+              <w:jc w:val="center"/>
+              <w:rPr>
+                <w:szCs w:val="28"/>
+              </w:rPr>
+            </w:pPr>
+            <w:r>
+              <w:rPr>
+                <w:szCs w:val="28"/>
+              </w:rPr>
+              <w:t>Высокий</w:t>
+            </w:r>
+          </w:p>
+        </w:tc>
+      </w:tr>
+      <w:tr>
+        <w:tc>
+          <w:tcPr>
+            <w:tcW w:w="0" w:type="auto"/>
+            <w:vAlign w:val="center"/>
+            <w:hideMark/>
+          </w:tcPr>
+          <w:p>
+            <w:pPr>
+              <w:spacing w:after="0" w:line="276" w:lineRule="auto"/>
+              <w:ind w:firstLine="0"/>
+              <w:jc w:val="center"/>
+              <w:rPr>
+                <w:szCs w:val="28"/>
+              </w:rPr>
+            </w:pPr>
+            <w:r>
+              <w:rPr>
+                <w:szCs w:val="28"/>
+              </w:rPr>
+              <w:t>Сложность оформления</w:t>
+            </w:r>
+          </w:p>
+        </w:tc>
+        <w:tc>
+          <w:tcPr>
+            <w:tcW w:w="0" w:type="auto"/>
+            <w:vAlign w:val="center"/>
+            <w:hideMark/>
+          </w:tcPr>
+          <w:p>
+            <w:pPr>
+              <w:spacing w:after="0" w:line="276" w:lineRule="auto"/>
+              <w:ind w:firstLine="0"/>
+              <w:jc w:val="center"/>
+              <w:rPr>
+                <w:szCs w:val="28"/>
+              </w:rPr>
+            </w:pPr>
+            <w:r>
+              <w:rPr>
+                <w:szCs w:val="28"/>
+              </w:rPr>
+              <w:t>Средняя оценка 4,2 из 5</w:t>
+            </w:r>
+          </w:p>
+        </w:tc>
+        <w:tc>
+          <w:tcPr>
+            <w:tcW w:w="0" w:type="auto"/>
+            <w:vAlign w:val="center"/>
+            <w:hideMark/>
+          </w:tcPr>
+          <w:p>
+            <w:pPr>
+              <w:spacing w:after="0" w:line="276" w:lineRule="auto"/>
+              <w:ind w:firstLine="0"/>
+              <w:jc w:val="center"/>
+              <w:rPr>
+                <w:szCs w:val="28"/>
+              </w:rPr>
+            </w:pPr>
+            <w:r>
+              <w:rPr>
+                <w:szCs w:val="28"/>
+              </w:rPr>
+              <w:t>Текущий порядок воспринимается как трудоемкий</w:t>
+            </w:r>
+          </w:p>
+        </w:tc>
+        <w:tc>
+          <w:tcPr>
+            <w:tcW w:w="0" w:type="auto"/>
+            <w:vAlign w:val="center"/>
+            <w:hideMark/>
+          </w:tcPr>
+          <w:p>
+            <w:pPr>
+              <w:spacing w:after="0" w:line="276" w:lineRule="auto"/>
+              <w:ind w:firstLine="0"/>
+              <w:jc w:val="center"/>
+              <w:rPr>
+                <w:szCs w:val="28"/>
+              </w:rPr>
+            </w:pPr>
+            <w:r>
+              <w:rPr>
+                <w:szCs w:val="28"/>
+              </w:rPr>
+              <w:t>Высокий</w:t>
+            </w:r>
+          </w:p>
+        </w:tc>
+      </w:tr>
+      <w:tr>
+        <w:tc>
+          <w:tcPr>
+            <w:tcW w:w="0" w:type="auto"/>
+            <w:vAlign w:val="center"/>
+            <w:hideMark/>
+          </w:tcPr>
+          <w:p>
+            <w:pPr>
+              <w:spacing w:after="0" w:line="276" w:lineRule="auto"/>
+              <w:ind w:firstLine="0"/>
+              <w:jc w:val="center"/>
+              <w:rPr>
+                <w:szCs w:val="28"/>
+              </w:rPr>
+            </w:pPr>
+            <w:r>
+              <w:rPr>
+                <w:szCs w:val="28"/>
+              </w:rPr>
+              <w:t>Ошибки документов</w:t>
+            </w:r>
+          </w:p>
+        </w:tc>
+        <w:tc>
+          <w:tcPr>
+            <w:tcW w:w="0" w:type="auto"/>
+            <w:vAlign w:val="center"/>
+            <w:hideMark/>
+          </w:tcPr>
+          <w:p>
+            <w:pPr>
+              <w:spacing w:after="0" w:line="276" w:lineRule="auto"/>
+              <w:ind w:firstLine="0"/>
+              <w:jc w:val="center"/>
+              <w:rPr>
+                <w:szCs w:val="28"/>
+              </w:rPr>
+            </w:pPr>
+            <w:r>
+              <w:rPr>
+                <w:szCs w:val="28"/>
+              </w:rPr>
+              <w:t>Отмечены ошибки в причинах, количестве и дате списания</w:t>
+            </w:r>
+          </w:p>
+        </w:tc>
+        <w:tc>
+          <w:tcPr>
+            <w:tcW w:w="0" w:type="auto"/>
+            <w:vAlign w:val="center"/>
+            <w:hideMark/>
+          </w:tcPr>
+          <w:p>
+            <w:pPr>
+              <w:spacing w:after="0" w:line="276" w:lineRule="auto"/>
+              <w:ind w:firstLine="0"/>
+              <w:jc w:val="center"/>
+              <w:rPr>
+                <w:szCs w:val="28"/>
+              </w:rPr>
+            </w:pPr>
+            <w:r>
+              <w:rPr>
+                <w:szCs w:val="28"/>
+              </w:rPr>
+              <w:t>Необходимы справочники и проверки обязательных полей</w:t>
+            </w:r>
+          </w:p>
+        </w:tc>
+        <w:tc>
+          <w:tcPr>
+            <w:tcW w:w="0" w:type="auto"/>
+            <w:vAlign w:val="center"/>
+            <w:hideMark/>
+          </w:tcPr>
+          <w:p>
+            <w:pPr>
+              <w:spacing w:after="0" w:line="276" w:lineRule="auto"/>
+              <w:ind w:firstLine="0"/>
+              <w:jc w:val="center"/>
+              <w:rPr>
+                <w:szCs w:val="28"/>
+              </w:rPr>
+            </w:pPr>
+            <w:r>
+              <w:rPr>
+                <w:szCs w:val="28"/>
+              </w:rPr>
+              <w:t>Высокий</w:t>
+            </w:r>
+          </w:p>
+        </w:tc>
+      </w:tr>
+      <w:tr>
+        <w:tc>
+          <w:tcPr>
+            <w:tcW w:w="0" w:type="auto"/>
+            <w:vAlign w:val="center"/>
+            <w:hideMark/>
+          </w:tcPr>
+          <w:p>
+            <w:pPr>
+              <w:spacing w:after="0" w:line="276" w:lineRule="auto"/>
+              <w:ind w:firstLine="0"/>
+              <w:jc w:val="center"/>
+              <w:rPr>
+                <w:szCs w:val="28"/>
+              </w:rPr>
+            </w:pPr>
+            <w:r>
+              <w:rPr>
+                <w:szCs w:val="28"/>
+              </w:rPr>
+              <w:lastRenderedPageBreak/>
+              <w:t>Передача в бухгалтерию</w:t>
+            </w:r>
+          </w:p>
+        </w:tc>
+        <w:tc>
+          <w:tcPr>
+            <w:tcW w:w="0" w:type="auto"/>
+            <w:vAlign w:val="center"/>
+            <w:hideMark/>
+          </w:tcPr>
+          <w:p>
+            <w:pPr>
+              <w:spacing w:after="0" w:line="276" w:lineRule="auto"/>
+              <w:ind w:firstLine="0"/>
+              <w:jc w:val="center"/>
+              <w:rPr>
+                <w:szCs w:val="28"/>
+              </w:rPr>
+            </w:pPr>
+            <w:r>
+              <w:rPr>
+                <w:szCs w:val="28"/>
+              </w:rPr>
+              <w:t>5 из 6 участников считают интеграцию обязательной</w:t>
+            </w:r>
+          </w:p>
+        </w:tc>
+        <w:tc>
+          <w:tcPr>
+            <w:tcW w:w="0" w:type="auto"/>
+            <w:vAlign w:val="center"/>
+            <w:hideMark/>
+          </w:tcPr>
+          <w:p>
+            <w:pPr>
+              <w:spacing w:after="0" w:line="276" w:lineRule="auto"/>
+              <w:ind w:firstLine="0"/>
+              <w:jc w:val="center"/>
+              <w:rPr>
+                <w:szCs w:val="28"/>
+              </w:rPr>
+            </w:pPr>
+            <w:r>
+              <w:rPr>
+                <w:szCs w:val="28"/>
+              </w:rPr>
+              <w:t>Нужен автоматизированный обмен с учетным контуром</w:t>
+            </w:r>
+          </w:p>
+        </w:tc>
+        <w:tc>
+          <w:tcPr>
+            <w:tcW w:w="0" w:type="auto"/>
+            <w:vAlign w:val="center"/>
+            <w:hideMark/>
+          </w:tcPr>
+          <w:p>
+            <w:pPr>
+              <w:spacing w:after="0" w:line="276" w:lineRule="auto"/>
+              <w:ind w:firstLine="0"/>
+              <w:jc w:val="center"/>
+              <w:rPr>
+                <w:szCs w:val="28"/>
+              </w:rPr>
+            </w:pPr>
+            <w:r>
+              <w:rPr>
+                <w:szCs w:val="28"/>
+              </w:rPr>
+              <w:t>Высокий</w:t>
+            </w:r>
+          </w:p>
+        </w:tc>
+      </w:tr>
+      <w:tr>
+        <w:tc>
+          <w:tcPr>
+            <w:tcW w:w="0" w:type="auto"/>
+            <w:vAlign w:val="center"/>
+            <w:hideMark/>
+          </w:tcPr>
+          <w:p>
+            <w:pPr>
+              <w:spacing w:after="0" w:line="276" w:lineRule="auto"/>
+              <w:ind w:firstLine="0"/>
+              <w:jc w:val="center"/>
+              <w:rPr>
+                <w:szCs w:val="28"/>
+              </w:rPr>
+            </w:pPr>
+            <w:r>
+              <w:rPr>
+                <w:szCs w:val="28"/>
+              </w:rPr>
+              <w:t>Статус заявки</w:t>
+            </w:r>
+          </w:p>
+        </w:tc>
+        <w:tc>
+          <w:tcPr>
+            <w:tcW w:w="0" w:type="auto"/>
+            <w:vAlign w:val="center"/>
+            <w:hideMark/>
+          </w:tcPr>
+          <w:p>
+            <w:pPr>
+              <w:spacing w:after="0" w:line="276" w:lineRule="auto"/>
+              <w:ind w:firstLine="0"/>
+              <w:jc w:val="center"/>
+              <w:rPr>
+                <w:szCs w:val="28"/>
+              </w:rPr>
+            </w:pPr>
+            <w:r>
+              <w:rPr>
+                <w:szCs w:val="28"/>
+              </w:rPr>
+              <w:t>6 из 6 участников считают статус важным</w:t>
+            </w:r>
+          </w:p>
+        </w:tc>
+        <w:tc>
+          <w:tcPr>
+            <w:tcW w:w="0" w:type="auto"/>
+            <w:vAlign w:val="center"/>
+            <w:hideMark/>
+          </w:tcPr>
+          <w:p>
+            <w:pPr>
+              <w:spacing w:after="0" w:line="276" w:lineRule="auto"/>
+              <w:ind w:firstLine="0"/>
+              <w:jc w:val="center"/>
+              <w:rPr>
+                <w:szCs w:val="28"/>
+              </w:rPr>
+            </w:pPr>
+            <w:r>
+              <w:rPr>
+                <w:szCs w:val="28"/>
+              </w:rPr>
+              <w:t>Нужен контроль этапов согласования</w:t>
+            </w:r>
+          </w:p>
+        </w:tc>
+        <w:tc>
+          <w:tcPr>
+            <w:tcW w:w="0" w:type="auto"/>
+            <w:vAlign w:val="center"/>
+            <w:hideMark/>
+          </w:tcPr>
+          <w:p>
+            <w:pPr>
+              <w:spacing w:after="0" w:line="276" w:lineRule="auto"/>
+              <w:ind w:firstLine="0"/>
+              <w:jc w:val="center"/>
+              <w:rPr>
+                <w:szCs w:val="28"/>
+              </w:rPr>
+            </w:pPr>
+            <w:r>
+              <w:rPr>
+                <w:szCs w:val="28"/>
+              </w:rPr>
+              <w:t>Высокий</w:t>
+            </w:r>
+          </w:p>
+        </w:tc>
+      </w:tr>
+      <w:tr>
+        <w:tc>
+          <w:tcPr>
+            <w:tcW w:w="0" w:type="auto"/>
+            <w:vAlign w:val="center"/>
+            <w:hideMark/>
+          </w:tcPr>
+          <w:p>
+            <w:pPr>
+              <w:spacing w:after="0" w:line="276" w:lineRule="auto"/>
+              <w:ind w:firstLine="0"/>
+              <w:jc w:val="center"/>
+              <w:rPr>
+                <w:szCs w:val="28"/>
+              </w:rPr>
+            </w:pPr>
+            <w:r>
+              <w:rPr>
+                <w:szCs w:val="28"/>
+              </w:rPr>
+              <w:t>История списаний</w:t>
+            </w:r>
+          </w:p>
+        </w:tc>
+        <w:tc>
+          <w:tcPr>
+            <w:tcW w:w="0" w:type="auto"/>
+            <w:vAlign w:val="center"/>
+            <w:hideMark/>
+          </w:tcPr>
+          <w:p>
+            <w:pPr>
+              <w:spacing w:after="0" w:line="276" w:lineRule="auto"/>
+              <w:ind w:firstLine="0"/>
+              <w:jc w:val="center"/>
+              <w:rPr>
+                <w:szCs w:val="28"/>
+              </w:rPr>
+            </w:pPr>
+            <w:r>
+              <w:rPr>
+                <w:szCs w:val="28"/>
+              </w:rPr>
+              <w:t>4 из 6 участников указали сложность поиска истории</w:t>
+            </w:r>
+          </w:p>
+        </w:tc>
+        <w:tc>
+          <w:tcPr>
+            <w:tcW w:w="0" w:type="auto"/>
+            <w:vAlign w:val="center"/>
+            <w:hideMark/>
+          </w:tcPr>
+          <w:p>
+            <w:pPr>
+              <w:spacing w:after="0" w:line="276" w:lineRule="auto"/>
+              <w:ind w:firstLine="0"/>
+              <w:jc w:val="center"/>
+              <w:rPr>
+                <w:szCs w:val="28"/>
+              </w:rPr>
+            </w:pPr>
+            <w:r>
+              <w:rPr>
+                <w:szCs w:val="28"/>
+              </w:rPr>
+              <w:t>Нужен журнал заявок и фильтрация по товару/причине</w:t>
+            </w:r>
+          </w:p>
+        </w:tc>
+        <w:tc>
+          <w:tcPr>
+            <w:tcW w:w="0" w:type="auto"/>
+            <w:vAlign w:val="center"/>
+            <w:hideMark/>
+          </w:tcPr>
+          <w:p>
+            <w:pPr>
+              <w:spacing w:after="0" w:line="276" w:lineRule="auto"/>
+              <w:ind w:firstLine="0"/>
+              <w:jc w:val="center"/>
+              <w:rPr>
+                <w:szCs w:val="28"/>
+              </w:rPr>
+            </w:pPr>
+            <w:r>
+              <w:rPr>
+                <w:szCs w:val="28"/>
+              </w:rPr>
+              <w:t>Средний</w:t>
+            </w:r>
+          </w:p>
+        </w:tc>
+      </w:tr>
+    </w:tbl>
+    <w:p>
+      <w:pPr>
+        <w:jc w:val="center"/>
+        <w:rPr>
+          <w:noProof/>
+        </w:rPr>
+      </w:pPr>
+    </w:p>
+    <w:p>
+      <w:pPr>
+        <w:pStyle w:val="a9"/>
+        <w:spacing w:after="0" w:line="276" w:lineRule="auto"/>
+        <w:ind w:firstLine="0"/>
+        <w:jc w:val="center"/>
+        <w:rPr>
+          <w:i w:val="0"/>
+          <w:iCs w:val="0"/>
+          <w:color w:val="000000" w:themeColor="text1"/>
+          <w:sz w:val="28"/>
+          <w:szCs w:val="28"/>
+        </w:rPr>
+      </w:pPr>
+      <w:r>
+        <w:rPr>
+          <w:i w:val="0"/>
+          <w:iCs w:val="0"/>
+          <w:color w:val="000000" w:themeColor="text1"/>
+          <w:sz w:val="28"/>
+          <w:szCs w:val="28"/>
+        </w:rPr>
+        <w:drawing>
+          <wp:inline distT="0" distB="0" distL="0" distR="0" wp14:anchorId="442B430A" wp14:editId="2AF02697">
+            <wp:extent cx="5932170" cy="3287395"/>
+            <wp:effectExtent l="0" t="0" r="0" b="8255"/>
+            <wp:docPr id="5" name="Рисунок 5"/>
+            <wp:cNvGraphicFramePr>
+              <a:graphicFrameLocks xmlns:a="http://schemas.openxmlformats.org/drawingml/2006/main" noChangeAspect="1"/>
+            </wp:cNvGraphicFramePr>
+            <a:graphic xmlns:a="http://schemas.openxmlformats.org/drawingml/2006/main">
+              <a:graphicData uri="http://schemas.openxmlformats.org/drawingml/2006/picture">
+                <pic:pic xmlns:pic="http://schemas.openxmlformats.org/drawingml/2006/picture">
+                  <pic:nvPicPr>
+                    <pic:cNvPr id="0" name="Picture 6"/>
+                    <pic:cNvPicPr>
+                      <a:picLocks noChangeAspect="1" noChangeArrowheads="1"/>
+                    </pic:cNvPicPr>
+                  </pic:nvPicPr>
+                  <pic:blipFill>
+                    <a:blip r:embed="rId9">
+                      <a:extLst>
+                        <a:ext uri="{28A0092B-C50C-407E-A947-70E740481C1C}">
+                          <a14:useLocalDpi xmlns:a14="http://schemas.microsoft.com/office/drawing/2010/main" val="0"/>
+                        </a:ext>
+                      </a:extLst>
+                    </a:blip>
+                    <a:srcRect/>
+                    <a:stretch>
+                      <a:fillRect/>
+                    </a:stretch>
+                  </pic:blipFill>
+                  <pic:spPr bwMode="auto">
+                    <a:xfrm>
+                      <a:off x="0" y="0"/>
+                      <a:ext cx="5932170" cy="3287395"/>
+                    </a:xfrm>
+                    <a:prstGeom prst="rect">
+                      <a:avLst/>
+                    </a:prstGeom>
+                    <a:noFill/>
+                    <a:ln>
+                      <a:noFill/>
+                    </a:ln>
+                  </pic:spPr>
+                </pic:pic>
+              </a:graphicData>
+            </a:graphic>
+          </wp:inline>
+        </w:drawing>
+      </w:r>
+    </w:p>
+    <w:p>
+      <w:pPr>
+        <w:pStyle w:val="a9"/>
+        <w:spacing w:after="0" w:line="276" w:lineRule="auto"/>
+        <w:ind w:firstLine="0"/>
+        <w:jc w:val="center"/>
+        <w:rPr>
+          <w:i w:val="0"/>
+          <w:iCs w:val="0"/>
+          <w:color w:val="000000" w:themeColor="text1"/>
+          <w:sz w:val="28"/>
+          <w:szCs w:val="28"/>
+        </w:rPr>
+      </w:pPr>
+      <w:r>
+        <w:rPr>
+          <w:i w:val="0"/>
+          <w:iCs w:val="0"/>
+          <w:color w:val="000000" w:themeColor="text1"/>
+          <w:sz w:val="28"/>
+          <w:szCs w:val="28"/>
+        </w:rPr>
+        <w:t xml:space="preserve">Рисунок </w:t>
+      </w:r>
+      <w:r>
+        <w:rPr>
+          <w:i w:val="0"/>
+          <w:iCs w:val="0"/>
+          <w:color w:val="000000" w:themeColor="text1"/>
+          <w:sz w:val="28"/>
+          <w:szCs w:val="28"/>
+        </w:rPr>
+        <w:fldChar w:fldCharType="begin"/>
+      </w:r>
+      <w:r>
+        <w:rPr>
+          <w:i w:val="0"/>
+          <w:iCs w:val="0"/>
+          <w:color w:val="000000" w:themeColor="text1"/>
+          <w:sz w:val="28"/>
+          <w:szCs w:val="28"/>
+        </w:rPr>
+        <w:instrText xml:space="preserve"> SEQ Рисунок \* ARABIC </w:instrText>
+      </w:r>
+      <w:r>
+        <w:rPr>
+          <w:i w:val="0"/>
+          <w:iCs w:val="0"/>
+          <w:color w:val="000000" w:themeColor="text1"/>
+          <w:sz w:val="28"/>
+          <w:szCs w:val="28"/>
+        </w:rPr>
+        <w:fldChar w:fldCharType="separate"/>
+      </w:r>
+      <w:r>
+        <w:rPr>
+          <w:i w:val="0"/>
+          <w:iCs w:val="0"/>
+          <w:color w:val="000000" w:themeColor="text1"/>
+          <w:sz w:val="28"/>
+          <w:szCs w:val="28"/>
+        </w:rPr>
+        <w:t>2</w:t>
+      </w:r>
+      <w:r>
+        <w:rPr>
+          <w:i w:val="0"/>
+          <w:iCs w:val="0"/>
+          <w:color w:val="000000" w:themeColor="text1"/>
+          <w:sz w:val="28"/>
+          <w:szCs w:val="28"/>
+        </w:rPr>
+        <w:fldChar w:fldCharType="end"/>
+      </w:r>
+      <w:r>
+        <w:rPr>
+          <w:i w:val="0"/>
+          <w:iCs w:val="0"/>
+          <w:color w:val="000000" w:themeColor="text1"/>
+          <w:sz w:val="28"/>
+          <w:szCs w:val="28"/>
+        </w:rPr>
+        <w:t xml:space="preserve"> - </w:t>
+      </w:r>
+      <w:r>
+        <w:rPr>
+          <w:i w:val="0"/>
+          <w:iCs w:val="0"/>
+          <w:color w:val="000000" w:themeColor="text1"/>
+          <w:sz w:val="28"/>
+          <w:szCs w:val="28"/>
+        </w:rPr>
+        <w:t>Средние оценки значимости проблем по результатам анкетирования</w:t>
+      </w:r>
+    </w:p>
+    <w:p/>
+    <w:p>
+      <w:r>
+        <w:t>По результатам анкетирования наиболее значимыми проблемами стали длительность оформления, дублирование ручного ввода и непрозрачность статуса заявки. Следовательно, при проектировании ИАС необходимо предусмотреть электронную заявку на списание, автоматическую передачу данных в учетную систему и механизм отслеживания статусов.</w:t>
+      </w:r>
+    </w:p>
+    <w:p>
+      <w:pPr>
+        <w:pageBreakBefore/>
+        <w:rPr>
+          <w:b/>
+          <w:bCs/>
+          <w:sz w:val="32"/>
+          <w:szCs w:val="32"/>
+        </w:rPr>
+      </w:pPr>
+      <w:r>
+        <w:rPr>
+          <w:b/>
+          <w:bCs/>
+          <w:sz w:val="32"/>
+          <w:szCs w:val="32"/>
+        </w:rPr>
+        <w:lastRenderedPageBreak/>
+        <w:t>3. Интервью</w:t>
+      </w:r>
+    </w:p>
+    <w:p>
+      <w:r>
+        <w:t>Интервью применялось для уточнения причин проблем, выявленных анкетированием. В качестве основного респондента выбран руководитель склада, так как он отвечает за организацию процесса, контроль комиссии и итоговое согласование списаний.</w:t>
+      </w:r>
+    </w:p>
+    <w:p>
+      <w:pPr>
+        <w:pStyle w:val="a9"/>
+        <w:keepNext/>
+        <w:spacing w:after="0"/>
+        <w:ind w:firstLine="0"/>
+        <w:jc w:val="right"/>
+        <w:rPr>
+          <w:i w:val="0"/>
+          <w:iCs w:val="0"/>
+          <w:color w:val="000000" w:themeColor="text1"/>
+          <w:sz w:val="28"/>
+          <w:szCs w:val="28"/>
+        </w:rPr>
+      </w:pPr>
+    </w:p>
+    <w:p>
+      <w:pPr>
+        <w:pStyle w:val="a9"/>
+        <w:keepNext/>
+        <w:spacing w:after="0"/>
+        <w:ind w:firstLine="0"/>
+        <w:jc w:val="right"/>
+        <w:rPr>
+          <w:i w:val="0"/>
+          <w:iCs w:val="0"/>
+          <w:color w:val="000000" w:themeColor="text1"/>
+          <w:sz w:val="28"/>
+          <w:szCs w:val="28"/>
+        </w:rPr>
+      </w:pPr>
+      <w:r>
+        <w:rPr>
+          <w:i w:val="0"/>
+          <w:iCs w:val="0"/>
+          <w:color w:val="000000" w:themeColor="text1"/>
+          <w:sz w:val="28"/>
+          <w:szCs w:val="28"/>
+        </w:rPr>
+        <w:t xml:space="preserve">Таблица </w:t>
+      </w:r>
+      <w:r>
+        <w:rPr>
+          <w:i w:val="0"/>
+          <w:iCs w:val="0"/>
+          <w:color w:val="000000" w:themeColor="text1"/>
+          <w:sz w:val="28"/>
+          <w:szCs w:val="28"/>
+        </w:rPr>
+        <w:fldChar w:fldCharType="begin"/>
+      </w:r>
+      <w:r>
+        <w:rPr>
+          <w:i w:val="0"/>
+          <w:iCs w:val="0"/>
+          <w:color w:val="000000" w:themeColor="text1"/>
+          <w:sz w:val="28"/>
+          <w:szCs w:val="28"/>
+        </w:rPr>
+        <w:instrText xml:space="preserve"> SEQ Таблица \* ARABIC </w:instrText>
+      </w:r>
+      <w:r>
+        <w:rPr>
+          <w:i w:val="0"/>
+          <w:iCs w:val="0"/>
+          <w:color w:val="000000" w:themeColor="text1"/>
+          <w:sz w:val="28"/>
+          <w:szCs w:val="28"/>
+        </w:rPr>
+        <w:fldChar w:fldCharType="separate"/>
+      </w:r>
+      <w:r>
+        <w:rPr>
+          <w:i w:val="0"/>
+          <w:iCs w:val="0"/>
+          <w:noProof/>
+          <w:color w:val="000000" w:themeColor="text1"/>
+          <w:sz w:val="28"/>
+          <w:szCs w:val="28"/>
+        </w:rPr>
+        <w:t>4</w:t>
+      </w:r>
+      <w:r>
+        <w:rPr>
+          <w:i w:val="0"/>
+          <w:iCs w:val="0"/>
+          <w:color w:val="000000" w:themeColor="text1"/>
+          <w:sz w:val="28"/>
+          <w:szCs w:val="28"/>
+        </w:rPr>
+        <w:fldChar w:fldCharType="end"/>
+      </w:r>
+      <w:r>
+        <w:rPr>
+          <w:i w:val="0"/>
+          <w:iCs w:val="0"/>
+          <w:color w:val="000000" w:themeColor="text1"/>
+          <w:sz w:val="28"/>
+          <w:szCs w:val="28"/>
+        </w:rPr>
+        <w:t xml:space="preserve"> - </w:t>
+      </w:r>
+      <w:r>
+        <w:rPr>
+          <w:i w:val="0"/>
+          <w:iCs w:val="0"/>
+          <w:color w:val="000000" w:themeColor="text1"/>
+          <w:sz w:val="28"/>
+          <w:szCs w:val="28"/>
+        </w:rPr>
+        <w:t>Сценарий интервью и ответы респондента</w:t>
+      </w:r>
+    </w:p>
+    <w:tbl>
+      <w:tblPr>
+        <w:tblStyle w:val="13"/>
+        <w:tblW w:w="0" w:type="auto"/>
+        <w:tblInd w:w="3" w:type="dxa"/>
+        <w:tblLook w:val="04A0" w:firstRow="1" w:lastRow="0" w:firstColumn="1" w:lastColumn="0" w:noHBand="0" w:noVBand="1"/>
+      </w:tblPr>
+      <w:tblGrid>
+        <w:gridCol w:w="2598"/>
+        <w:gridCol w:w="3630"/>
+        <w:gridCol w:w="3113"/>
+      </w:tblGrid>
+      <w:tr>
+        <w:tc>
+          <w:tcPr>
+            <w:tcW w:w="0" w:type="auto"/>
+            <w:vAlign w:val="center"/>
+            <w:hideMark/>
+          </w:tcPr>
+          <w:p>
+            <w:pPr>
+              <w:spacing w:after="0" w:line="276" w:lineRule="auto"/>
+              <w:ind w:firstLine="0"/>
+              <w:jc w:val="center"/>
+              <w:rPr>
+                <w:szCs w:val="28"/>
+              </w:rPr>
+            </w:pPr>
+            <w:r>
+              <w:rPr>
+                <w:b/>
+                <w:szCs w:val="28"/>
+              </w:rPr>
+              <w:t>Вопрос</w:t>
+            </w:r>
+          </w:p>
+        </w:tc>
+        <w:tc>
+          <w:tcPr>
+            <w:tcW w:w="0" w:type="auto"/>
+            <w:vAlign w:val="center"/>
+            <w:hideMark/>
+          </w:tcPr>
+          <w:p>
+            <w:pPr>
+              <w:spacing w:after="0" w:line="276" w:lineRule="auto"/>
+              <w:ind w:firstLine="0"/>
+              <w:jc w:val="center"/>
+              <w:rPr>
+                <w:szCs w:val="28"/>
+              </w:rPr>
+            </w:pPr>
+            <w:r>
+              <w:rPr>
+                <w:b/>
+                <w:szCs w:val="28"/>
+              </w:rPr>
+              <w:t>Ответ респондента</w:t>
+            </w:r>
+          </w:p>
+        </w:tc>
+        <w:tc>
+          <w:tcPr>
+            <w:tcW w:w="0" w:type="auto"/>
+            <w:vAlign w:val="center"/>
+            <w:hideMark/>
+          </w:tcPr>
+          <w:p>
+            <w:pPr>
+              <w:spacing w:after="0" w:line="276" w:lineRule="auto"/>
+              <w:ind w:firstLine="0"/>
+              <w:jc w:val="center"/>
+              <w:rPr>
+                <w:szCs w:val="28"/>
+              </w:rPr>
+            </w:pPr>
+            <w:r>
+              <w:rPr>
+                <w:b/>
+                <w:szCs w:val="28"/>
+              </w:rPr>
+              <w:t>Вывод для требований</w:t>
+            </w:r>
+          </w:p>
+        </w:tc>
+      </w:tr>
+      <w:tr>
+        <w:tc>
+          <w:tcPr>
+            <w:tcW w:w="0" w:type="auto"/>
+            <w:vAlign w:val="center"/>
+            <w:hideMark/>
+          </w:tcPr>
+          <w:p>
+            <w:pPr>
+              <w:spacing w:after="0" w:line="276" w:lineRule="auto"/>
+              <w:ind w:firstLine="0"/>
+              <w:jc w:val="center"/>
+              <w:rPr>
+                <w:szCs w:val="28"/>
+              </w:rPr>
+            </w:pPr>
+            <w:r>
+              <w:rPr>
+                <w:szCs w:val="28"/>
+              </w:rPr>
+              <w:t>С чего начинается списание товара?</w:t>
+            </w:r>
+          </w:p>
+        </w:tc>
+        <w:tc>
+          <w:tcPr>
+            <w:tcW w:w="0" w:type="auto"/>
+            <w:vAlign w:val="center"/>
+            <w:hideMark/>
+          </w:tcPr>
+          <w:p>
+            <w:pPr>
+              <w:spacing w:after="0" w:line="276" w:lineRule="auto"/>
+              <w:ind w:firstLine="0"/>
+              <w:jc w:val="center"/>
+              <w:rPr>
+                <w:szCs w:val="28"/>
+              </w:rPr>
+            </w:pPr>
+            <w:r>
+              <w:rPr>
+                <w:szCs w:val="28"/>
+              </w:rPr>
+              <w:t>Обычно с сообщения кладовщика или результата инвентаризации. Иногда причина выявляется при приемке или перемещении.</w:t>
+            </w:r>
+          </w:p>
+        </w:tc>
+        <w:tc>
+          <w:tcPr>
+            <w:tcW w:w="0" w:type="auto"/>
+            <w:vAlign w:val="center"/>
+            <w:hideMark/>
+          </w:tcPr>
+          <w:p>
+            <w:pPr>
+              <w:spacing w:after="0" w:line="276" w:lineRule="auto"/>
+              <w:ind w:firstLine="0"/>
+              <w:jc w:val="center"/>
+              <w:rPr>
+                <w:szCs w:val="28"/>
+              </w:rPr>
+            </w:pPr>
+            <w:r>
+              <w:rPr>
+                <w:szCs w:val="28"/>
+              </w:rPr>
+              <w:t>Нужна единая электронная заявка с указанием источника выявления проблемы.</w:t>
+            </w:r>
+          </w:p>
+        </w:tc>
+      </w:tr>
+      <w:tr>
+        <w:tc>
+          <w:tcPr>
+            <w:tcW w:w="0" w:type="auto"/>
+            <w:vAlign w:val="center"/>
+            <w:hideMark/>
+          </w:tcPr>
+          <w:p>
+            <w:pPr>
+              <w:spacing w:after="0" w:line="276" w:lineRule="auto"/>
+              <w:ind w:firstLine="0"/>
+              <w:jc w:val="center"/>
+              <w:rPr>
+                <w:szCs w:val="28"/>
+              </w:rPr>
+            </w:pPr>
+            <w:r>
+              <w:rPr>
+                <w:szCs w:val="28"/>
+              </w:rPr>
+              <w:t>Какие данные обязательно нужны комиссии?</w:t>
+            </w:r>
+          </w:p>
+        </w:tc>
+        <w:tc>
+          <w:tcPr>
+            <w:tcW w:w="0" w:type="auto"/>
+            <w:vAlign w:val="center"/>
+            <w:hideMark/>
+          </w:tcPr>
+          <w:p>
+            <w:pPr>
+              <w:spacing w:after="0" w:line="276" w:lineRule="auto"/>
+              <w:ind w:firstLine="0"/>
+              <w:jc w:val="center"/>
+              <w:rPr>
+                <w:szCs w:val="28"/>
+              </w:rPr>
+            </w:pPr>
+            <w:r>
+              <w:rPr>
+                <w:szCs w:val="28"/>
+              </w:rPr>
+              <w:t>Номенклатура, количество, партия, место хранения, причина списания, фото или комментарий.</w:t>
+            </w:r>
+          </w:p>
+        </w:tc>
+        <w:tc>
+          <w:tcPr>
+            <w:tcW w:w="0" w:type="auto"/>
+            <w:vAlign w:val="center"/>
+            <w:hideMark/>
+          </w:tcPr>
+          <w:p>
+            <w:pPr>
+              <w:spacing w:after="0" w:line="276" w:lineRule="auto"/>
+              <w:ind w:firstLine="0"/>
+              <w:jc w:val="center"/>
+              <w:rPr>
+                <w:szCs w:val="28"/>
+              </w:rPr>
+            </w:pPr>
+            <w:r>
+              <w:rPr>
+                <w:szCs w:val="28"/>
+              </w:rPr>
+              <w:t>В карточке заявки должны быть обязательные поля и вложения.</w:t>
+            </w:r>
+          </w:p>
+        </w:tc>
+      </w:tr>
+      <w:tr>
+        <w:tc>
+          <w:tcPr>
+            <w:tcW w:w="0" w:type="auto"/>
+            <w:vAlign w:val="center"/>
+            <w:hideMark/>
+          </w:tcPr>
+          <w:p>
+            <w:pPr>
+              <w:spacing w:after="0" w:line="276" w:lineRule="auto"/>
+              <w:ind w:firstLine="0"/>
+              <w:jc w:val="center"/>
+              <w:rPr>
+                <w:szCs w:val="28"/>
+              </w:rPr>
+            </w:pPr>
+            <w:r>
+              <w:rPr>
+                <w:szCs w:val="28"/>
+              </w:rPr>
+              <w:t>Какие проблемы возникают чаще всего?</w:t>
+            </w:r>
+          </w:p>
+        </w:tc>
+        <w:tc>
+          <w:tcPr>
+            <w:tcW w:w="0" w:type="auto"/>
+            <w:vAlign w:val="center"/>
+            <w:hideMark/>
+          </w:tcPr>
+          <w:p>
+            <w:pPr>
+              <w:spacing w:after="0" w:line="276" w:lineRule="auto"/>
+              <w:ind w:firstLine="0"/>
+              <w:jc w:val="center"/>
+              <w:rPr>
+                <w:szCs w:val="28"/>
+              </w:rPr>
+            </w:pPr>
+            <w:r>
+              <w:rPr>
+                <w:szCs w:val="28"/>
+              </w:rPr>
+              <w:t>Заявки оформляются по-разному, часть информации передается устно, статус согласования не всегда понятен.</w:t>
+            </w:r>
+          </w:p>
+        </w:tc>
+        <w:tc>
+          <w:tcPr>
+            <w:tcW w:w="0" w:type="auto"/>
+            <w:vAlign w:val="center"/>
+            <w:hideMark/>
+          </w:tcPr>
+          <w:p>
+            <w:pPr>
+              <w:spacing w:after="0" w:line="276" w:lineRule="auto"/>
+              <w:ind w:firstLine="0"/>
+              <w:jc w:val="center"/>
+              <w:rPr>
+                <w:szCs w:val="28"/>
+              </w:rPr>
+            </w:pPr>
+            <w:r>
+              <w:rPr>
+                <w:szCs w:val="28"/>
+              </w:rPr>
+              <w:t>Нужны шаблоны документов, статусы и уведомления.</w:t>
+            </w:r>
+          </w:p>
+        </w:tc>
+      </w:tr>
+      <w:tr>
+        <w:tc>
+          <w:tcPr>
+            <w:tcW w:w="0" w:type="auto"/>
+            <w:vAlign w:val="center"/>
+            <w:hideMark/>
+          </w:tcPr>
+          <w:p>
+            <w:pPr>
+              <w:spacing w:after="0" w:line="276" w:lineRule="auto"/>
+              <w:ind w:firstLine="0"/>
+              <w:jc w:val="center"/>
+              <w:rPr>
+                <w:szCs w:val="28"/>
+              </w:rPr>
+            </w:pPr>
+            <w:r>
+              <w:rPr>
+                <w:szCs w:val="28"/>
+              </w:rPr>
+              <w:t>Как взаимодействует склад с бухгалтерией?</w:t>
+            </w:r>
+          </w:p>
+        </w:tc>
+        <w:tc>
+          <w:tcPr>
+            <w:tcW w:w="0" w:type="auto"/>
+            <w:vAlign w:val="center"/>
+            <w:hideMark/>
+          </w:tcPr>
+          <w:p>
+            <w:pPr>
+              <w:spacing w:after="0" w:line="276" w:lineRule="auto"/>
+              <w:ind w:firstLine="0"/>
+              <w:jc w:val="center"/>
+              <w:rPr>
+                <w:szCs w:val="28"/>
+              </w:rPr>
+            </w:pPr>
+            <w:r>
+              <w:rPr>
+                <w:szCs w:val="28"/>
+              </w:rPr>
+              <w:t>После утверждения бухгалтерия получает акт и отражает операцию в 1С, но иногда данные приходится перепроверять.</w:t>
+            </w:r>
+          </w:p>
+        </w:tc>
+        <w:tc>
+          <w:tcPr>
+            <w:tcW w:w="0" w:type="auto"/>
+            <w:vAlign w:val="center"/>
+            <w:hideMark/>
+          </w:tcPr>
+          <w:p>
+            <w:pPr>
+              <w:spacing w:after="0" w:line="276" w:lineRule="auto"/>
+              <w:ind w:firstLine="0"/>
+              <w:jc w:val="center"/>
+              <w:rPr>
+                <w:szCs w:val="28"/>
+              </w:rPr>
+            </w:pPr>
+            <w:r>
+              <w:rPr>
+                <w:szCs w:val="28"/>
+              </w:rPr>
+              <w:t>Необходима передача утвержденных данных в учетный контур без повторного ввода.</w:t>
+            </w:r>
+          </w:p>
+        </w:tc>
+      </w:tr>
+      <w:tr>
+        <w:tc>
+          <w:tcPr>
+            <w:tcW w:w="0" w:type="auto"/>
+            <w:vAlign w:val="center"/>
+            <w:hideMark/>
+          </w:tcPr>
+          <w:p>
+            <w:pPr>
+              <w:spacing w:after="0" w:line="276" w:lineRule="auto"/>
+              <w:ind w:firstLine="0"/>
+              <w:jc w:val="center"/>
+              <w:rPr>
+                <w:szCs w:val="28"/>
+              </w:rPr>
+            </w:pPr>
+            <w:r>
+              <w:rPr>
+                <w:szCs w:val="28"/>
+              </w:rPr>
+              <w:t>Какие отчеты нужны руководителю?</w:t>
+            </w:r>
+          </w:p>
+        </w:tc>
+        <w:tc>
+          <w:tcPr>
+            <w:tcW w:w="0" w:type="auto"/>
+            <w:vAlign w:val="center"/>
+            <w:hideMark/>
+          </w:tcPr>
+          <w:p>
+            <w:pPr>
+              <w:spacing w:after="0" w:line="276" w:lineRule="auto"/>
+              <w:ind w:firstLine="0"/>
+              <w:jc w:val="center"/>
+              <w:rPr>
+                <w:szCs w:val="28"/>
+              </w:rPr>
+            </w:pPr>
+            <w:r>
+              <w:rPr>
+                <w:szCs w:val="28"/>
+              </w:rPr>
+              <w:t>Отчет по причинам списания, суммам, ответственным зонам хранения и периодам.</w:t>
+            </w:r>
+          </w:p>
+        </w:tc>
+        <w:tc>
+          <w:tcPr>
+            <w:tcW w:w="0" w:type="auto"/>
+            <w:vAlign w:val="center"/>
+            <w:hideMark/>
+          </w:tcPr>
+          <w:p>
+            <w:pPr>
+              <w:spacing w:after="0" w:line="276" w:lineRule="auto"/>
+              <w:ind w:firstLine="0"/>
+              <w:jc w:val="center"/>
+              <w:rPr>
+                <w:szCs w:val="28"/>
+              </w:rPr>
+            </w:pPr>
+            <w:r>
+              <w:rPr>
+                <w:szCs w:val="28"/>
+              </w:rPr>
+              <w:t>Нужна аналитика по причинам, стоимости и подразделениям.</w:t>
+            </w:r>
+          </w:p>
+        </w:tc>
+      </w:tr>
+    </w:tbl>
+    <w:p>
+      <w:pPr>
+        <w:rPr>
+          <w:rFonts w:eastAsia="Times New Roman"/>
+          <w:lang w:eastAsia="en-US"/>
+        </w:rPr>
+      </w:pPr>
+      <w:r>
+        <w:br w:type="page"/>
+      </w:r>
+    </w:p>
+    <w:p>
+      <w:pPr>
+        <w:rPr>
+          <w:b/>
+          <w:bCs/>
+          <w:sz w:val="32"/>
+          <w:szCs w:val="32"/>
+        </w:rPr>
+      </w:pPr>
+      <w:r>
+        <w:rPr>
+          <w:b/>
+          <w:bCs/>
+          <w:sz w:val="32"/>
+          <w:szCs w:val="32"/>
+        </w:rPr>
+        <w:lastRenderedPageBreak/>
+        <w:t xml:space="preserve">4. </w:t>
+      </w:r>
+      <w:proofErr w:type="spellStart"/>
+      <w:r>
+        <w:rPr>
+          <w:b/>
+          <w:bCs/>
+          <w:sz w:val="32"/>
+          <w:szCs w:val="32"/>
+        </w:rPr>
+        <w:t>Автозапись</w:t>
+      </w:r>
+      <w:proofErr w:type="spellEnd"/>
+    </w:p>
+    <w:p>
+      <w:r>
+        <w:t xml:space="preserve">Метод </w:t>
+      </w:r>
+      <w:proofErr w:type="spellStart"/>
+      <w:r>
+        <w:t>автозаписи</w:t>
+      </w:r>
+      <w:proofErr w:type="spellEnd"/>
+      <w:r>
+        <w:t xml:space="preserve"> был применен для фиксации последовательности действий исполнителя без постоянного присутствия аналитика. Представитель склада описал свои действия при оформлении типовой заявки на списание товара.</w:t>
+      </w:r>
+    </w:p>
+    <w:p>
+      <w:pPr>
+        <w:pStyle w:val="a9"/>
+        <w:keepNext/>
+        <w:spacing w:after="0"/>
+        <w:ind w:firstLine="0"/>
+        <w:jc w:val="right"/>
+        <w:rPr>
+          <w:i w:val="0"/>
+          <w:iCs w:val="0"/>
+          <w:color w:val="000000" w:themeColor="text1"/>
+          <w:sz w:val="28"/>
+          <w:szCs w:val="28"/>
+        </w:rPr>
+      </w:pPr>
+      <w:r>
+        <w:rPr>
+          <w:i w:val="0"/>
+          <w:iCs w:val="0"/>
+          <w:color w:val="000000" w:themeColor="text1"/>
+          <w:sz w:val="28"/>
+          <w:szCs w:val="28"/>
+        </w:rPr>
+        <w:t xml:space="preserve">Таблица </w:t>
+      </w:r>
+      <w:r>
+        <w:rPr>
+          <w:i w:val="0"/>
+          <w:iCs w:val="0"/>
+          <w:color w:val="000000" w:themeColor="text1"/>
+          <w:sz w:val="28"/>
+          <w:szCs w:val="28"/>
+        </w:rPr>
+        <w:fldChar w:fldCharType="begin"/>
+      </w:r>
+      <w:r>
+        <w:rPr>
+          <w:i w:val="0"/>
+          <w:iCs w:val="0"/>
+          <w:color w:val="000000" w:themeColor="text1"/>
+          <w:sz w:val="28"/>
+          <w:szCs w:val="28"/>
+        </w:rPr>
+        <w:instrText xml:space="preserve"> SEQ Таблица \* ARABIC </w:instrText>
+      </w:r>
+      <w:r>
+        <w:rPr>
+          <w:i w:val="0"/>
+          <w:iCs w:val="0"/>
+          <w:color w:val="000000" w:themeColor="text1"/>
+          <w:sz w:val="28"/>
+          <w:szCs w:val="28"/>
+        </w:rPr>
+        <w:fldChar w:fldCharType="separate"/>
+      </w:r>
+      <w:r>
+        <w:rPr>
+          <w:i w:val="0"/>
+          <w:iCs w:val="0"/>
+          <w:noProof/>
+          <w:color w:val="000000" w:themeColor="text1"/>
+          <w:sz w:val="28"/>
+          <w:szCs w:val="28"/>
+        </w:rPr>
+        <w:t>5</w:t>
+      </w:r>
+      <w:r>
+        <w:rPr>
+          <w:i w:val="0"/>
+          <w:iCs w:val="0"/>
+          <w:color w:val="000000" w:themeColor="text1"/>
+          <w:sz w:val="28"/>
+          <w:szCs w:val="28"/>
+        </w:rPr>
+        <w:fldChar w:fldCharType="end"/>
+      </w:r>
+      <w:r>
+        <w:rPr>
+          <w:i w:val="0"/>
+          <w:iCs w:val="0"/>
+          <w:color w:val="000000" w:themeColor="text1"/>
+          <w:sz w:val="28"/>
+          <w:szCs w:val="28"/>
+        </w:rPr>
+        <w:t xml:space="preserve"> - </w:t>
+      </w:r>
+      <w:r>
+        <w:rPr>
+          <w:i w:val="0"/>
+          <w:iCs w:val="0"/>
+          <w:color w:val="000000" w:themeColor="text1"/>
+          <w:sz w:val="28"/>
+          <w:szCs w:val="28"/>
+        </w:rPr>
+        <w:t xml:space="preserve">Результаты </w:t>
+      </w:r>
+      <w:proofErr w:type="spellStart"/>
+      <w:r>
+        <w:rPr>
+          <w:i w:val="0"/>
+          <w:iCs w:val="0"/>
+          <w:color w:val="000000" w:themeColor="text1"/>
+          <w:sz w:val="28"/>
+          <w:szCs w:val="28"/>
+        </w:rPr>
+        <w:t>автозаписи</w:t>
+      </w:r>
+      <w:proofErr w:type="spellEnd"/>
+      <w:r>
+        <w:rPr>
+          <w:i w:val="0"/>
+          <w:iCs w:val="0"/>
+          <w:color w:val="000000" w:themeColor="text1"/>
+          <w:sz w:val="28"/>
+          <w:szCs w:val="28"/>
+        </w:rPr>
+        <w:t xml:space="preserve"> действий кладовщика</w:t>
+      </w:r>
+    </w:p>
+    <w:tbl>
+      <w:tblPr>
+        <w:tblStyle w:val="13"/>
+        <w:tblW w:w="0" w:type="auto"/>
+        <w:tblInd w:w="3" w:type="dxa"/>
+        <w:tblLook w:val="04A0" w:firstRow="1" w:lastRow="0" w:firstColumn="1" w:lastColumn="0" w:noHBand="0" w:noVBand="1"/>
+      </w:tblPr>
+      <w:tblGrid>
+        <w:gridCol w:w="846"/>
+        <w:gridCol w:w="2725"/>
+        <w:gridCol w:w="2625"/>
+        <w:gridCol w:w="3145"/>
+      </w:tblGrid>
+      <w:tr>
+        <w:tc>
+          <w:tcPr>
+            <w:tcW w:w="0" w:type="auto"/>
+            <w:vAlign w:val="center"/>
+            <w:hideMark/>
+          </w:tcPr>
+          <w:p>
+            <w:pPr>
+              <w:spacing w:after="0" w:line="276" w:lineRule="auto"/>
+              <w:ind w:firstLine="0"/>
+              <w:jc w:val="center"/>
+              <w:rPr>
+                <w:szCs w:val="28"/>
+              </w:rPr>
+            </w:pPr>
+            <w:r>
+              <w:rPr>
+                <w:b/>
+                <w:szCs w:val="28"/>
+              </w:rPr>
+              <w:t>Этап</w:t>
+            </w:r>
+          </w:p>
+        </w:tc>
+        <w:tc>
+          <w:tcPr>
+            <w:tcW w:w="0" w:type="auto"/>
+            <w:vAlign w:val="center"/>
+            <w:hideMark/>
+          </w:tcPr>
+          <w:p>
+            <w:pPr>
+              <w:spacing w:after="0" w:line="276" w:lineRule="auto"/>
+              <w:ind w:firstLine="0"/>
+              <w:jc w:val="center"/>
+              <w:rPr>
+                <w:szCs w:val="28"/>
+              </w:rPr>
+            </w:pPr>
+            <w:r>
+              <w:rPr>
+                <w:b/>
+                <w:szCs w:val="28"/>
+              </w:rPr>
+              <w:t>Действие</w:t>
+            </w:r>
+          </w:p>
+        </w:tc>
+        <w:tc>
+          <w:tcPr>
+            <w:tcW w:w="0" w:type="auto"/>
+            <w:vAlign w:val="center"/>
+            <w:hideMark/>
+          </w:tcPr>
+          <w:p>
+            <w:pPr>
+              <w:spacing w:after="0" w:line="276" w:lineRule="auto"/>
+              <w:ind w:firstLine="0"/>
+              <w:jc w:val="center"/>
+              <w:rPr>
+                <w:szCs w:val="28"/>
+              </w:rPr>
+            </w:pPr>
+            <w:r>
+              <w:rPr>
+                <w:b/>
+                <w:szCs w:val="28"/>
+              </w:rPr>
+              <w:t>Проблема</w:t>
+            </w:r>
+          </w:p>
+        </w:tc>
+        <w:tc>
+          <w:tcPr>
+            <w:tcW w:w="0" w:type="auto"/>
+            <w:vAlign w:val="center"/>
+            <w:hideMark/>
+          </w:tcPr>
+          <w:p>
+            <w:pPr>
+              <w:spacing w:after="0" w:line="276" w:lineRule="auto"/>
+              <w:ind w:firstLine="0"/>
+              <w:jc w:val="center"/>
+              <w:rPr>
+                <w:szCs w:val="28"/>
+              </w:rPr>
+            </w:pPr>
+            <w:r>
+              <w:rPr>
+                <w:b/>
+                <w:szCs w:val="28"/>
+              </w:rPr>
+              <w:t>Требование к ИАС</w:t>
+            </w:r>
+          </w:p>
+        </w:tc>
+      </w:tr>
+      <w:tr>
+        <w:tc>
+          <w:tcPr>
+            <w:tcW w:w="0" w:type="auto"/>
+            <w:vAlign w:val="center"/>
+            <w:hideMark/>
+          </w:tcPr>
+          <w:p>
+            <w:pPr>
+              <w:spacing w:after="0" w:line="276" w:lineRule="auto"/>
+              <w:ind w:firstLine="0"/>
+              <w:jc w:val="center"/>
+              <w:rPr>
+                <w:szCs w:val="28"/>
+              </w:rPr>
+            </w:pPr>
+            <w:r>
+              <w:rPr>
+                <w:szCs w:val="28"/>
+              </w:rPr>
+              <w:t>1</w:t>
+            </w:r>
+          </w:p>
+        </w:tc>
+        <w:tc>
+          <w:tcPr>
+            <w:tcW w:w="0" w:type="auto"/>
+            <w:vAlign w:val="center"/>
+            <w:hideMark/>
+          </w:tcPr>
+          <w:p>
+            <w:pPr>
+              <w:spacing w:after="0" w:line="276" w:lineRule="auto"/>
+              <w:ind w:firstLine="0"/>
+              <w:jc w:val="center"/>
+              <w:rPr>
+                <w:szCs w:val="28"/>
+              </w:rPr>
+            </w:pPr>
+            <w:r>
+              <w:rPr>
+                <w:szCs w:val="28"/>
+              </w:rPr>
+              <w:t>Обнаружение товара с повреждением упаковки</w:t>
+            </w:r>
+          </w:p>
+        </w:tc>
+        <w:tc>
+          <w:tcPr>
+            <w:tcW w:w="0" w:type="auto"/>
+            <w:vAlign w:val="center"/>
+            <w:hideMark/>
+          </w:tcPr>
+          <w:p>
+            <w:pPr>
+              <w:spacing w:after="0" w:line="276" w:lineRule="auto"/>
+              <w:ind w:firstLine="0"/>
+              <w:jc w:val="center"/>
+              <w:rPr>
+                <w:szCs w:val="28"/>
+              </w:rPr>
+            </w:pPr>
+            <w:r>
+              <w:rPr>
+                <w:szCs w:val="28"/>
+              </w:rPr>
+              <w:t>Причина фиксируется в свободной форме</w:t>
+            </w:r>
+          </w:p>
+        </w:tc>
+        <w:tc>
+          <w:tcPr>
+            <w:tcW w:w="0" w:type="auto"/>
+            <w:vAlign w:val="center"/>
+            <w:hideMark/>
+          </w:tcPr>
+          <w:p>
+            <w:pPr>
+              <w:spacing w:after="0" w:line="276" w:lineRule="auto"/>
+              <w:ind w:firstLine="0"/>
+              <w:jc w:val="center"/>
+              <w:rPr>
+                <w:szCs w:val="28"/>
+              </w:rPr>
+            </w:pPr>
+            <w:r>
+              <w:rPr>
+                <w:szCs w:val="28"/>
+              </w:rPr>
+              <w:t>Справочник причин списания и поле комментария</w:t>
+            </w:r>
+          </w:p>
+        </w:tc>
+      </w:tr>
+      <w:tr>
+        <w:tc>
+          <w:tcPr>
+            <w:tcW w:w="0" w:type="auto"/>
+            <w:vAlign w:val="center"/>
+            <w:hideMark/>
+          </w:tcPr>
+          <w:p>
+            <w:pPr>
+              <w:spacing w:after="0" w:line="276" w:lineRule="auto"/>
+              <w:ind w:firstLine="0"/>
+              <w:jc w:val="center"/>
+              <w:rPr>
+                <w:szCs w:val="28"/>
+              </w:rPr>
+            </w:pPr>
+            <w:r>
+              <w:rPr>
+                <w:szCs w:val="28"/>
+              </w:rPr>
+              <w:t>2</w:t>
+            </w:r>
+          </w:p>
+        </w:tc>
+        <w:tc>
+          <w:tcPr>
+            <w:tcW w:w="0" w:type="auto"/>
+            <w:vAlign w:val="center"/>
+            <w:hideMark/>
+          </w:tcPr>
+          <w:p>
+            <w:pPr>
+              <w:spacing w:after="0" w:line="276" w:lineRule="auto"/>
+              <w:ind w:firstLine="0"/>
+              <w:jc w:val="center"/>
+              <w:rPr>
+                <w:szCs w:val="28"/>
+              </w:rPr>
+            </w:pPr>
+            <w:r>
+              <w:rPr>
+                <w:szCs w:val="28"/>
+              </w:rPr>
+              <w:t>Поиск карточки товара в WMS/1C</w:t>
+            </w:r>
+          </w:p>
+        </w:tc>
+        <w:tc>
+          <w:tcPr>
+            <w:tcW w:w="0" w:type="auto"/>
+            <w:vAlign w:val="center"/>
+            <w:hideMark/>
+          </w:tcPr>
+          <w:p>
+            <w:pPr>
+              <w:spacing w:after="0" w:line="276" w:lineRule="auto"/>
+              <w:ind w:firstLine="0"/>
+              <w:jc w:val="center"/>
+              <w:rPr>
+                <w:szCs w:val="28"/>
+              </w:rPr>
+            </w:pPr>
+            <w:r>
+              <w:rPr>
+                <w:szCs w:val="28"/>
+              </w:rPr>
+              <w:t>Требуется сверка партии и ячейки</w:t>
+            </w:r>
+          </w:p>
+        </w:tc>
+        <w:tc>
+          <w:tcPr>
+            <w:tcW w:w="0" w:type="auto"/>
+            <w:vAlign w:val="center"/>
+            <w:hideMark/>
+          </w:tcPr>
+          <w:p>
+            <w:pPr>
+              <w:spacing w:after="0" w:line="276" w:lineRule="auto"/>
+              <w:ind w:firstLine="0"/>
+              <w:jc w:val="center"/>
+              <w:rPr>
+                <w:szCs w:val="28"/>
+              </w:rPr>
+            </w:pPr>
+            <w:r>
+              <w:rPr>
+                <w:szCs w:val="28"/>
+              </w:rPr>
+              <w:t>Автоматическое заполнение данных товара по штрихкоду</w:t>
+            </w:r>
+          </w:p>
+        </w:tc>
+      </w:tr>
+      <w:tr>
+        <w:tc>
+          <w:tcPr>
+            <w:tcW w:w="0" w:type="auto"/>
+            <w:vAlign w:val="center"/>
+            <w:hideMark/>
+          </w:tcPr>
+          <w:p>
+            <w:pPr>
+              <w:spacing w:after="0" w:line="276" w:lineRule="auto"/>
+              <w:ind w:firstLine="0"/>
+              <w:jc w:val="center"/>
+              <w:rPr>
+                <w:szCs w:val="28"/>
+              </w:rPr>
+            </w:pPr>
+            <w:r>
+              <w:rPr>
+                <w:szCs w:val="28"/>
+              </w:rPr>
+              <w:t>3</w:t>
+            </w:r>
+          </w:p>
+        </w:tc>
+        <w:tc>
+          <w:tcPr>
+            <w:tcW w:w="0" w:type="auto"/>
+            <w:vAlign w:val="center"/>
+            <w:hideMark/>
+          </w:tcPr>
+          <w:p>
+            <w:pPr>
+              <w:spacing w:after="0" w:line="276" w:lineRule="auto"/>
+              <w:ind w:firstLine="0"/>
+              <w:jc w:val="center"/>
+              <w:rPr>
+                <w:szCs w:val="28"/>
+              </w:rPr>
+            </w:pPr>
+            <w:r>
+              <w:rPr>
+                <w:szCs w:val="28"/>
+              </w:rPr>
+              <w:t>Сообщение руководителю склада</w:t>
+            </w:r>
+          </w:p>
+        </w:tc>
+        <w:tc>
+          <w:tcPr>
+            <w:tcW w:w="0" w:type="auto"/>
+            <w:vAlign w:val="center"/>
+            <w:hideMark/>
+          </w:tcPr>
+          <w:p>
+            <w:pPr>
+              <w:spacing w:after="0" w:line="276" w:lineRule="auto"/>
+              <w:ind w:firstLine="0"/>
+              <w:jc w:val="center"/>
+              <w:rPr>
+                <w:szCs w:val="28"/>
+              </w:rPr>
+            </w:pPr>
+            <w:r>
+              <w:rPr>
+                <w:szCs w:val="28"/>
+              </w:rPr>
+              <w:t>Информация передается в мессенджере или устно</w:t>
+            </w:r>
+          </w:p>
+        </w:tc>
+        <w:tc>
+          <w:tcPr>
+            <w:tcW w:w="0" w:type="auto"/>
+            <w:vAlign w:val="center"/>
+            <w:hideMark/>
+          </w:tcPr>
+          <w:p>
+            <w:pPr>
+              <w:spacing w:after="0" w:line="276" w:lineRule="auto"/>
+              <w:ind w:firstLine="0"/>
+              <w:jc w:val="center"/>
+              <w:rPr>
+                <w:szCs w:val="28"/>
+              </w:rPr>
+            </w:pPr>
+            <w:r>
+              <w:rPr>
+                <w:szCs w:val="28"/>
+              </w:rPr>
+              <w:t>Системное уведомление ответственному лицу</w:t>
+            </w:r>
+          </w:p>
+        </w:tc>
+      </w:tr>
+      <w:tr>
+        <w:tc>
+          <w:tcPr>
+            <w:tcW w:w="0" w:type="auto"/>
+            <w:vAlign w:val="center"/>
+            <w:hideMark/>
+          </w:tcPr>
+          <w:p>
+            <w:pPr>
+              <w:spacing w:after="0" w:line="276" w:lineRule="auto"/>
+              <w:ind w:firstLine="0"/>
+              <w:jc w:val="center"/>
+              <w:rPr>
+                <w:szCs w:val="28"/>
+              </w:rPr>
+            </w:pPr>
+            <w:r>
+              <w:rPr>
+                <w:szCs w:val="28"/>
+              </w:rPr>
+              <w:t>4</w:t>
+            </w:r>
+          </w:p>
+        </w:tc>
+        <w:tc>
+          <w:tcPr>
+            <w:tcW w:w="0" w:type="auto"/>
+            <w:vAlign w:val="center"/>
+            <w:hideMark/>
+          </w:tcPr>
+          <w:p>
+            <w:pPr>
+              <w:spacing w:after="0" w:line="276" w:lineRule="auto"/>
+              <w:ind w:firstLine="0"/>
+              <w:jc w:val="center"/>
+              <w:rPr>
+                <w:szCs w:val="28"/>
+              </w:rPr>
+            </w:pPr>
+            <w:r>
+              <w:rPr>
+                <w:szCs w:val="28"/>
+              </w:rPr>
+              <w:t>Заполнение бумажного акта</w:t>
+            </w:r>
+          </w:p>
+        </w:tc>
+        <w:tc>
+          <w:tcPr>
+            <w:tcW w:w="0" w:type="auto"/>
+            <w:vAlign w:val="center"/>
+            <w:hideMark/>
+          </w:tcPr>
+          <w:p>
+            <w:pPr>
+              <w:spacing w:after="0" w:line="276" w:lineRule="auto"/>
+              <w:ind w:firstLine="0"/>
+              <w:jc w:val="center"/>
+              <w:rPr>
+                <w:szCs w:val="28"/>
+              </w:rPr>
+            </w:pPr>
+            <w:r>
+              <w:rPr>
+                <w:szCs w:val="28"/>
+              </w:rPr>
+              <w:t>Повторный ручной ввод сведений</w:t>
+            </w:r>
+          </w:p>
+        </w:tc>
+        <w:tc>
+          <w:tcPr>
+            <w:tcW w:w="0" w:type="auto"/>
+            <w:vAlign w:val="center"/>
+            <w:hideMark/>
+          </w:tcPr>
+          <w:p>
+            <w:pPr>
+              <w:spacing w:after="0" w:line="276" w:lineRule="auto"/>
+              <w:ind w:firstLine="0"/>
+              <w:jc w:val="center"/>
+              <w:rPr>
+                <w:szCs w:val="28"/>
+              </w:rPr>
+            </w:pPr>
+            <w:r>
+              <w:rPr>
+                <w:szCs w:val="28"/>
+              </w:rPr>
+              <w:t>Формирование акта по данным заявки</w:t>
+            </w:r>
+          </w:p>
+        </w:tc>
+      </w:tr>
+      <w:tr>
+        <w:tc>
+          <w:tcPr>
+            <w:tcW w:w="0" w:type="auto"/>
+            <w:vAlign w:val="center"/>
+            <w:hideMark/>
+          </w:tcPr>
+          <w:p>
+            <w:pPr>
+              <w:spacing w:after="0" w:line="276" w:lineRule="auto"/>
+              <w:ind w:firstLine="0"/>
+              <w:jc w:val="center"/>
+              <w:rPr>
+                <w:szCs w:val="28"/>
+              </w:rPr>
+            </w:pPr>
+            <w:r>
+              <w:rPr>
+                <w:szCs w:val="28"/>
+              </w:rPr>
+              <w:t>5</w:t>
+            </w:r>
+          </w:p>
+        </w:tc>
+        <w:tc>
+          <w:tcPr>
+            <w:tcW w:w="0" w:type="auto"/>
+            <w:vAlign w:val="center"/>
+            <w:hideMark/>
+          </w:tcPr>
+          <w:p>
+            <w:pPr>
+              <w:spacing w:after="0" w:line="276" w:lineRule="auto"/>
+              <w:ind w:firstLine="0"/>
+              <w:jc w:val="center"/>
+              <w:rPr>
+                <w:szCs w:val="28"/>
+              </w:rPr>
+            </w:pPr>
+            <w:r>
+              <w:rPr>
+                <w:szCs w:val="28"/>
+              </w:rPr>
+              <w:t>Передача документов в бухгалтерию</w:t>
+            </w:r>
+          </w:p>
+        </w:tc>
+        <w:tc>
+          <w:tcPr>
+            <w:tcW w:w="0" w:type="auto"/>
+            <w:vAlign w:val="center"/>
+            <w:hideMark/>
+          </w:tcPr>
+          <w:p>
+            <w:pPr>
+              <w:spacing w:after="0" w:line="276" w:lineRule="auto"/>
+              <w:ind w:firstLine="0"/>
+              <w:jc w:val="center"/>
+              <w:rPr>
+                <w:szCs w:val="28"/>
+              </w:rPr>
+            </w:pPr>
+            <w:r>
+              <w:rPr>
+                <w:szCs w:val="28"/>
+              </w:rPr>
+              <w:t>Нет единого статуса обработки</w:t>
+            </w:r>
+          </w:p>
+        </w:tc>
+        <w:tc>
+          <w:tcPr>
+            <w:tcW w:w="0" w:type="auto"/>
+            <w:vAlign w:val="center"/>
+            <w:hideMark/>
+          </w:tcPr>
+          <w:p>
+            <w:pPr>
+              <w:spacing w:after="0" w:line="276" w:lineRule="auto"/>
+              <w:ind w:firstLine="0"/>
+              <w:jc w:val="center"/>
+              <w:rPr>
+                <w:szCs w:val="28"/>
+              </w:rPr>
+            </w:pPr>
+            <w:r>
+              <w:rPr>
+                <w:szCs w:val="28"/>
+              </w:rPr>
+              <w:t>Маршрут согласования и журнал статусов</w:t>
+            </w:r>
+          </w:p>
+        </w:tc>
+      </w:tr>
+    </w:tbl>
+    <w:p>
+      <w:pPr>
+        <w:rPr>
+          <w:b/>
+          <w:bCs/>
+          <w:sz w:val="32"/>
+          <w:szCs w:val="32"/>
+        </w:rPr>
+      </w:pPr>
+    </w:p>
+    <w:p>
+      <w:pPr>
+        <w:rPr>
+          <w:b/>
+          <w:bCs/>
+          <w:sz w:val="32"/>
+          <w:szCs w:val="32"/>
+        </w:rPr>
+      </w:pPr>
+      <w:r>
+        <w:rPr>
+          <w:b/>
+          <w:bCs/>
+          <w:sz w:val="32"/>
+          <w:szCs w:val="32"/>
+        </w:rPr>
+        <w:t>5. Работа «в поле»</w:t>
+      </w:r>
+    </w:p>
+    <w:p>
+      <w:r>
+        <w:t>Работа «в поле» была проведена в форме наблюдения за демонстрацией процесса проверки документов списания экспертом-предметником. Наблюдение позволило увидеть, какие действия выполняются фактически, какие документы используются и где возникают задержки.</w:t>
+      </w:r>
+    </w:p>
+    <w:p/>
+    <w:p>
+      <w:pPr>
+        <w:pStyle w:val="a9"/>
+        <w:keepNext/>
+        <w:spacing w:after="0"/>
+        <w:ind w:firstLine="0"/>
+        <w:jc w:val="right"/>
+        <w:rPr>
+          <w:i w:val="0"/>
+          <w:iCs w:val="0"/>
+          <w:color w:val="000000" w:themeColor="text1"/>
+          <w:sz w:val="28"/>
+          <w:szCs w:val="28"/>
+        </w:rPr>
+      </w:pPr>
+      <w:r>
+        <w:rPr>
+          <w:i w:val="0"/>
+          <w:iCs w:val="0"/>
+          <w:color w:val="000000" w:themeColor="text1"/>
+          <w:sz w:val="28"/>
+          <w:szCs w:val="28"/>
+        </w:rPr>
+        <w:lastRenderedPageBreak/>
+        <w:t xml:space="preserve">Таблица </w:t>
+      </w:r>
+      <w:r>
+        <w:rPr>
+          <w:i w:val="0"/>
+          <w:iCs w:val="0"/>
+          <w:color w:val="000000" w:themeColor="text1"/>
+          <w:sz w:val="28"/>
+          <w:szCs w:val="28"/>
+        </w:rPr>
+        <w:fldChar w:fldCharType="begin"/>
+      </w:r>
+      <w:r>
+        <w:rPr>
+          <w:i w:val="0"/>
+          <w:iCs w:val="0"/>
+          <w:color w:val="000000" w:themeColor="text1"/>
+          <w:sz w:val="28"/>
+          <w:szCs w:val="28"/>
+        </w:rPr>
+        <w:instrText xml:space="preserve"> SEQ Таблица \* ARABIC </w:instrText>
+      </w:r>
+      <w:r>
+        <w:rPr>
+          <w:i w:val="0"/>
+          <w:iCs w:val="0"/>
+          <w:color w:val="000000" w:themeColor="text1"/>
+          <w:sz w:val="28"/>
+          <w:szCs w:val="28"/>
+        </w:rPr>
+        <w:fldChar w:fldCharType="separate"/>
+      </w:r>
+      <w:r>
+        <w:rPr>
+          <w:i w:val="0"/>
+          <w:iCs w:val="0"/>
+          <w:noProof/>
+          <w:color w:val="000000" w:themeColor="text1"/>
+          <w:sz w:val="28"/>
+          <w:szCs w:val="28"/>
+        </w:rPr>
+        <w:t>6</w:t>
+      </w:r>
+      <w:r>
+        <w:rPr>
+          <w:i w:val="0"/>
+          <w:iCs w:val="0"/>
+          <w:color w:val="000000" w:themeColor="text1"/>
+          <w:sz w:val="28"/>
+          <w:szCs w:val="28"/>
+        </w:rPr>
+        <w:fldChar w:fldCharType="end"/>
+      </w:r>
+      <w:r>
+        <w:rPr>
+          <w:i w:val="0"/>
+          <w:iCs w:val="0"/>
+          <w:color w:val="000000" w:themeColor="text1"/>
+          <w:sz w:val="28"/>
+          <w:szCs w:val="28"/>
+        </w:rPr>
+        <w:t xml:space="preserve"> - </w:t>
+      </w:r>
+      <w:r>
+        <w:rPr>
+          <w:i w:val="0"/>
+          <w:iCs w:val="0"/>
+          <w:color w:val="000000" w:themeColor="text1"/>
+          <w:sz w:val="28"/>
+          <w:szCs w:val="28"/>
+        </w:rPr>
+        <w:t>Наблюдение за процессом проверки документов списания</w:t>
+      </w:r>
+    </w:p>
+    <w:tbl>
+      <w:tblPr>
+        <w:tblStyle w:val="13"/>
+        <w:tblW w:w="0" w:type="auto"/>
+        <w:tblInd w:w="3" w:type="dxa"/>
+        <w:tblLook w:val="04A0" w:firstRow="1" w:lastRow="0" w:firstColumn="1" w:lastColumn="0" w:noHBand="0" w:noVBand="1"/>
+      </w:tblPr>
+      <w:tblGrid>
+        <w:gridCol w:w="2072"/>
+        <w:gridCol w:w="1992"/>
+        <w:gridCol w:w="2596"/>
+        <w:gridCol w:w="2681"/>
+      </w:tblGrid>
+      <w:tr>
+        <w:tc>
+          <w:tcPr>
+            <w:tcW w:w="0" w:type="auto"/>
+            <w:vAlign w:val="center"/>
+            <w:hideMark/>
+          </w:tcPr>
+          <w:p>
+            <w:pPr>
+              <w:spacing w:after="0" w:line="276" w:lineRule="auto"/>
+              <w:ind w:firstLine="0"/>
+              <w:jc w:val="center"/>
+              <w:rPr>
+                <w:szCs w:val="28"/>
+              </w:rPr>
+            </w:pPr>
+            <w:r>
+              <w:rPr>
+                <w:b/>
+                <w:szCs w:val="28"/>
+              </w:rPr>
+              <w:t>Наблюдаемое действие</w:t>
+            </w:r>
+          </w:p>
+        </w:tc>
+        <w:tc>
+          <w:tcPr>
+            <w:tcW w:w="0" w:type="auto"/>
+            <w:vAlign w:val="center"/>
+            <w:hideMark/>
+          </w:tcPr>
+          <w:p>
+            <w:pPr>
+              <w:spacing w:after="0" w:line="276" w:lineRule="auto"/>
+              <w:ind w:firstLine="0"/>
+              <w:jc w:val="center"/>
+              <w:rPr>
+                <w:szCs w:val="28"/>
+              </w:rPr>
+            </w:pPr>
+            <w:r>
+              <w:rPr>
+                <w:b/>
+                <w:szCs w:val="28"/>
+              </w:rPr>
+              <w:t>Исполнитель</w:t>
+            </w:r>
+          </w:p>
+        </w:tc>
+        <w:tc>
+          <w:tcPr>
+            <w:tcW w:w="0" w:type="auto"/>
+            <w:vAlign w:val="center"/>
+            <w:hideMark/>
+          </w:tcPr>
+          <w:p>
+            <w:pPr>
+              <w:spacing w:after="0" w:line="276" w:lineRule="auto"/>
+              <w:ind w:firstLine="0"/>
+              <w:jc w:val="center"/>
+              <w:rPr>
+                <w:szCs w:val="28"/>
+              </w:rPr>
+            </w:pPr>
+            <w:r>
+              <w:rPr>
+                <w:b/>
+                <w:szCs w:val="28"/>
+              </w:rPr>
+              <w:t>Замечание</w:t>
+            </w:r>
+          </w:p>
+        </w:tc>
+        <w:tc>
+          <w:tcPr>
+            <w:tcW w:w="0" w:type="auto"/>
+            <w:vAlign w:val="center"/>
+            <w:hideMark/>
+          </w:tcPr>
+          <w:p>
+            <w:pPr>
+              <w:spacing w:after="0" w:line="276" w:lineRule="auto"/>
+              <w:ind w:firstLine="0"/>
+              <w:jc w:val="center"/>
+              <w:rPr>
+                <w:szCs w:val="28"/>
+              </w:rPr>
+            </w:pPr>
+            <w:r>
+              <w:rPr>
+                <w:b/>
+                <w:szCs w:val="28"/>
+              </w:rPr>
+              <w:t>Вывод</w:t>
+            </w:r>
+          </w:p>
+        </w:tc>
+      </w:tr>
+      <w:tr>
+        <w:tc>
+          <w:tcPr>
+            <w:tcW w:w="0" w:type="auto"/>
+            <w:vAlign w:val="center"/>
+            <w:hideMark/>
+          </w:tcPr>
+          <w:p>
+            <w:pPr>
+              <w:spacing w:after="0" w:line="276" w:lineRule="auto"/>
+              <w:ind w:firstLine="0"/>
+              <w:jc w:val="center"/>
+              <w:rPr>
+                <w:szCs w:val="28"/>
+              </w:rPr>
+            </w:pPr>
+            <w:r>
+              <w:rPr>
+                <w:szCs w:val="28"/>
+              </w:rPr>
+              <w:t>Проверка товара и количества</w:t>
+            </w:r>
+          </w:p>
+        </w:tc>
+        <w:tc>
+          <w:tcPr>
+            <w:tcW w:w="0" w:type="auto"/>
+            <w:vAlign w:val="center"/>
+            <w:hideMark/>
+          </w:tcPr>
+          <w:p>
+            <w:pPr>
+              <w:spacing w:after="0" w:line="276" w:lineRule="auto"/>
+              <w:ind w:firstLine="0"/>
+              <w:jc w:val="center"/>
+              <w:rPr>
+                <w:szCs w:val="28"/>
+              </w:rPr>
+            </w:pPr>
+            <w:r>
+              <w:rPr>
+                <w:szCs w:val="28"/>
+              </w:rPr>
+              <w:t>Кладовщик, комиссия</w:t>
+            </w:r>
+          </w:p>
+        </w:tc>
+        <w:tc>
+          <w:tcPr>
+            <w:tcW w:w="0" w:type="auto"/>
+            <w:vAlign w:val="center"/>
+            <w:hideMark/>
+          </w:tcPr>
+          <w:p>
+            <w:pPr>
+              <w:spacing w:after="0" w:line="276" w:lineRule="auto"/>
+              <w:ind w:firstLine="0"/>
+              <w:jc w:val="center"/>
+              <w:rPr>
+                <w:szCs w:val="28"/>
+              </w:rPr>
+            </w:pPr>
+            <w:r>
+              <w:rPr>
+                <w:szCs w:val="28"/>
+              </w:rPr>
+              <w:t>Данные сверяются вручную с учетной системой</w:t>
+            </w:r>
+          </w:p>
+        </w:tc>
+        <w:tc>
+          <w:tcPr>
+            <w:tcW w:w="0" w:type="auto"/>
+            <w:vAlign w:val="center"/>
+            <w:hideMark/>
+          </w:tcPr>
+          <w:p>
+            <w:pPr>
+              <w:spacing w:after="0" w:line="276" w:lineRule="auto"/>
+              <w:ind w:firstLine="0"/>
+              <w:jc w:val="center"/>
+              <w:rPr>
+                <w:szCs w:val="28"/>
+              </w:rPr>
+            </w:pPr>
+            <w:r>
+              <w:rPr>
+                <w:szCs w:val="28"/>
+              </w:rPr>
+              <w:t>Нужна автоматическая подстановка остатков</w:t>
+            </w:r>
+          </w:p>
+        </w:tc>
+      </w:tr>
+      <w:tr>
+        <w:tc>
+          <w:tcPr>
+            <w:tcW w:w="0" w:type="auto"/>
+            <w:vAlign w:val="center"/>
+            <w:hideMark/>
+          </w:tcPr>
+          <w:p>
+            <w:pPr>
+              <w:spacing w:after="0" w:line="276" w:lineRule="auto"/>
+              <w:ind w:firstLine="0"/>
+              <w:jc w:val="center"/>
+              <w:rPr>
+                <w:szCs w:val="28"/>
+              </w:rPr>
+            </w:pPr>
+            <w:r>
+              <w:rPr>
+                <w:szCs w:val="28"/>
+              </w:rPr>
+              <w:t>Проверка причины списания</w:t>
+            </w:r>
+          </w:p>
+        </w:tc>
+        <w:tc>
+          <w:tcPr>
+            <w:tcW w:w="0" w:type="auto"/>
+            <w:vAlign w:val="center"/>
+            <w:hideMark/>
+          </w:tcPr>
+          <w:p>
+            <w:pPr>
+              <w:spacing w:after="0" w:line="276" w:lineRule="auto"/>
+              <w:ind w:firstLine="0"/>
+              <w:jc w:val="center"/>
+              <w:rPr>
+                <w:szCs w:val="28"/>
+              </w:rPr>
+            </w:pPr>
+            <w:r>
+              <w:rPr>
+                <w:szCs w:val="28"/>
+              </w:rPr>
+              <w:t>Комиссия</w:t>
+            </w:r>
+          </w:p>
+        </w:tc>
+        <w:tc>
+          <w:tcPr>
+            <w:tcW w:w="0" w:type="auto"/>
+            <w:vAlign w:val="center"/>
+            <w:hideMark/>
+          </w:tcPr>
+          <w:p>
+            <w:pPr>
+              <w:spacing w:after="0" w:line="276" w:lineRule="auto"/>
+              <w:ind w:firstLine="0"/>
+              <w:jc w:val="center"/>
+              <w:rPr>
+                <w:szCs w:val="28"/>
+              </w:rPr>
+            </w:pPr>
+            <w:r>
+              <w:rPr>
+                <w:szCs w:val="28"/>
+              </w:rPr>
+              <w:t>Причины формулируются неодинаково</w:t>
+            </w:r>
+          </w:p>
+        </w:tc>
+        <w:tc>
+          <w:tcPr>
+            <w:tcW w:w="0" w:type="auto"/>
+            <w:vAlign w:val="center"/>
+            <w:hideMark/>
+          </w:tcPr>
+          <w:p>
+            <w:pPr>
+              <w:spacing w:after="0" w:line="276" w:lineRule="auto"/>
+              <w:ind w:firstLine="0"/>
+              <w:jc w:val="center"/>
+              <w:rPr>
+                <w:szCs w:val="28"/>
+              </w:rPr>
+            </w:pPr>
+            <w:r>
+              <w:rPr>
+                <w:szCs w:val="28"/>
+              </w:rPr>
+              <w:t>Нужен унифицированный справочник причин</w:t>
+            </w:r>
+          </w:p>
+        </w:tc>
+      </w:tr>
+      <w:tr>
+        <w:tc>
+          <w:tcPr>
+            <w:tcW w:w="0" w:type="auto"/>
+            <w:vAlign w:val="center"/>
+            <w:hideMark/>
+          </w:tcPr>
+          <w:p>
+            <w:pPr>
+              <w:spacing w:after="0" w:line="276" w:lineRule="auto"/>
+              <w:ind w:firstLine="0"/>
+              <w:jc w:val="center"/>
+              <w:rPr>
+                <w:szCs w:val="28"/>
+              </w:rPr>
+            </w:pPr>
+            <w:r>
+              <w:rPr>
+                <w:szCs w:val="28"/>
+              </w:rPr>
+              <w:t>Согласование решения</w:t>
+            </w:r>
+          </w:p>
+        </w:tc>
+        <w:tc>
+          <w:tcPr>
+            <w:tcW w:w="0" w:type="auto"/>
+            <w:vAlign w:val="center"/>
+            <w:hideMark/>
+          </w:tcPr>
+          <w:p>
+            <w:pPr>
+              <w:spacing w:after="0" w:line="276" w:lineRule="auto"/>
+              <w:ind w:firstLine="0"/>
+              <w:jc w:val="center"/>
+              <w:rPr>
+                <w:szCs w:val="28"/>
+              </w:rPr>
+            </w:pPr>
+            <w:r>
+              <w:rPr>
+                <w:szCs w:val="28"/>
+              </w:rPr>
+              <w:t>Руководитель склада</w:t>
+            </w:r>
+          </w:p>
+        </w:tc>
+        <w:tc>
+          <w:tcPr>
+            <w:tcW w:w="0" w:type="auto"/>
+            <w:vAlign w:val="center"/>
+            <w:hideMark/>
+          </w:tcPr>
+          <w:p>
+            <w:pPr>
+              <w:spacing w:after="0" w:line="276" w:lineRule="auto"/>
+              <w:ind w:firstLine="0"/>
+              <w:jc w:val="center"/>
+              <w:rPr>
+                <w:szCs w:val="28"/>
+              </w:rPr>
+            </w:pPr>
+            <w:r>
+              <w:rPr>
+                <w:szCs w:val="28"/>
+              </w:rPr>
+              <w:t>Статус согласования не фиксируется централизованно</w:t>
+            </w:r>
+          </w:p>
+        </w:tc>
+        <w:tc>
+          <w:tcPr>
+            <w:tcW w:w="0" w:type="auto"/>
+            <w:vAlign w:val="center"/>
+            <w:hideMark/>
+          </w:tcPr>
+          <w:p>
+            <w:pPr>
+              <w:spacing w:after="0" w:line="276" w:lineRule="auto"/>
+              <w:ind w:firstLine="0"/>
+              <w:jc w:val="center"/>
+              <w:rPr>
+                <w:szCs w:val="28"/>
+              </w:rPr>
+            </w:pPr>
+            <w:r>
+              <w:rPr>
+                <w:szCs w:val="28"/>
+              </w:rPr>
+              <w:t>Нужен маршрут согласования</w:t>
+            </w:r>
+          </w:p>
+        </w:tc>
+      </w:tr>
+      <w:tr>
+        <w:tc>
+          <w:tcPr>
+            <w:tcW w:w="0" w:type="auto"/>
+            <w:vAlign w:val="center"/>
+            <w:hideMark/>
+          </w:tcPr>
+          <w:p>
+            <w:pPr>
+              <w:spacing w:after="0" w:line="276" w:lineRule="auto"/>
+              <w:ind w:firstLine="0"/>
+              <w:jc w:val="center"/>
+              <w:rPr>
+                <w:szCs w:val="28"/>
+              </w:rPr>
+            </w:pPr>
+            <w:r>
+              <w:rPr>
+                <w:szCs w:val="28"/>
+              </w:rPr>
+              <w:t>Оформление акта</w:t>
+            </w:r>
+          </w:p>
+        </w:tc>
+        <w:tc>
+          <w:tcPr>
+            <w:tcW w:w="0" w:type="auto"/>
+            <w:vAlign w:val="center"/>
+            <w:hideMark/>
+          </w:tcPr>
+          <w:p>
+            <w:pPr>
+              <w:spacing w:after="0" w:line="276" w:lineRule="auto"/>
+              <w:ind w:firstLine="0"/>
+              <w:jc w:val="center"/>
+              <w:rPr>
+                <w:szCs w:val="28"/>
+              </w:rPr>
+            </w:pPr>
+            <w:r>
+              <w:rPr>
+                <w:szCs w:val="28"/>
+              </w:rPr>
+              <w:t>Кладовщик, бухгалтерия</w:t>
+            </w:r>
+          </w:p>
+        </w:tc>
+        <w:tc>
+          <w:tcPr>
+            <w:tcW w:w="0" w:type="auto"/>
+            <w:vAlign w:val="center"/>
+            <w:hideMark/>
+          </w:tcPr>
+          <w:p>
+            <w:pPr>
+              <w:spacing w:after="0" w:line="276" w:lineRule="auto"/>
+              <w:ind w:firstLine="0"/>
+              <w:jc w:val="center"/>
+              <w:rPr>
+                <w:szCs w:val="28"/>
+              </w:rPr>
+            </w:pPr>
+            <w:r>
+              <w:rPr>
+                <w:szCs w:val="28"/>
+              </w:rPr>
+              <w:t>Документ формируется после повторной проверки данных</w:t>
+            </w:r>
+          </w:p>
+        </w:tc>
+        <w:tc>
+          <w:tcPr>
+            <w:tcW w:w="0" w:type="auto"/>
+            <w:vAlign w:val="center"/>
+            <w:hideMark/>
+          </w:tcPr>
+          <w:p>
+            <w:pPr>
+              <w:spacing w:after="0" w:line="276" w:lineRule="auto"/>
+              <w:ind w:firstLine="0"/>
+              <w:jc w:val="center"/>
+              <w:rPr>
+                <w:szCs w:val="28"/>
+              </w:rPr>
+            </w:pPr>
+            <w:r>
+              <w:rPr>
+                <w:szCs w:val="28"/>
+              </w:rPr>
+              <w:t>Нужно формировать акт из заявки</w:t>
+            </w:r>
+          </w:p>
+        </w:tc>
+      </w:tr>
+      <w:tr>
+        <w:tc>
+          <w:tcPr>
+            <w:tcW w:w="0" w:type="auto"/>
+            <w:vAlign w:val="center"/>
+            <w:hideMark/>
+          </w:tcPr>
+          <w:p>
+            <w:pPr>
+              <w:spacing w:after="0" w:line="276" w:lineRule="auto"/>
+              <w:ind w:firstLine="0"/>
+              <w:jc w:val="center"/>
+              <w:rPr>
+                <w:szCs w:val="28"/>
+              </w:rPr>
+            </w:pPr>
+            <w:r>
+              <w:rPr>
+                <w:szCs w:val="28"/>
+              </w:rPr>
+              <w:t>Обновление остатков</w:t>
+            </w:r>
+          </w:p>
+        </w:tc>
+        <w:tc>
+          <w:tcPr>
+            <w:tcW w:w="0" w:type="auto"/>
+            <w:vAlign w:val="center"/>
+            <w:hideMark/>
+          </w:tcPr>
+          <w:p>
+            <w:pPr>
+              <w:spacing w:after="0" w:line="276" w:lineRule="auto"/>
+              <w:ind w:firstLine="0"/>
+              <w:jc w:val="center"/>
+              <w:rPr>
+                <w:szCs w:val="28"/>
+              </w:rPr>
+            </w:pPr>
+            <w:r>
+              <w:rPr>
+                <w:szCs w:val="28"/>
+              </w:rPr>
+              <w:t>Бухгалтерия, WMS/1C</w:t>
+            </w:r>
+          </w:p>
+        </w:tc>
+        <w:tc>
+          <w:tcPr>
+            <w:tcW w:w="0" w:type="auto"/>
+            <w:vAlign w:val="center"/>
+            <w:hideMark/>
+          </w:tcPr>
+          <w:p>
+            <w:pPr>
+              <w:spacing w:after="0" w:line="276" w:lineRule="auto"/>
+              <w:ind w:firstLine="0"/>
+              <w:jc w:val="center"/>
+              <w:rPr>
+                <w:szCs w:val="28"/>
+              </w:rPr>
+            </w:pPr>
+            <w:r>
+              <w:rPr>
+                <w:szCs w:val="28"/>
+              </w:rPr>
+              <w:t>Обновление выполняется после утверждения</w:t>
+            </w:r>
+          </w:p>
+        </w:tc>
+        <w:tc>
+          <w:tcPr>
+            <w:tcW w:w="0" w:type="auto"/>
+            <w:vAlign w:val="center"/>
+            <w:hideMark/>
+          </w:tcPr>
+          <w:p>
+            <w:pPr>
+              <w:spacing w:after="0" w:line="276" w:lineRule="auto"/>
+              <w:ind w:firstLine="0"/>
+              <w:jc w:val="center"/>
+              <w:rPr>
+                <w:szCs w:val="28"/>
+              </w:rPr>
+            </w:pPr>
+            <w:r>
+              <w:rPr>
+                <w:szCs w:val="28"/>
+              </w:rPr>
+              <w:t>Нужна блокировка товара на период проверки</w:t>
+            </w:r>
+          </w:p>
+        </w:tc>
+      </w:tr>
+    </w:tbl>
+    <w:p>
+      <w:pPr>
+        <w:rPr>
+          <w:b/>
+          <w:bCs/>
+          <w:sz w:val="32"/>
+          <w:szCs w:val="32"/>
+        </w:rPr>
+      </w:pPr>
+    </w:p>
+    <w:p>
+      <w:pPr>
+        <w:rPr>
+          <w:b/>
+          <w:bCs/>
+          <w:sz w:val="32"/>
+          <w:szCs w:val="32"/>
+        </w:rPr>
+      </w:pPr>
+      <w:r>
+        <w:rPr>
+          <w:b/>
+          <w:bCs/>
+          <w:sz w:val="32"/>
+          <w:szCs w:val="32"/>
+        </w:rPr>
+        <w:t>6. Мозговой штурм «Как ускорить работу по созданию ТЗ»</w:t>
+      </w:r>
+    </w:p>
+    <w:p>
+      <w:r>
+        <w:t>Мозговой штурм проводился для поиска способов ускорения подготовки технического задания на разработку ИАС. Участники предлагали идеи без предварительной критики, после чего идеи были сгруппированы по направлениям.</w:t>
+      </w:r>
+    </w:p>
+    <w:p/>
+    <w:p/>
+    <w:p/>
+    <w:p/>
+    <w:p>
+      <w:pPr>
+        <w:pStyle w:val="a9"/>
+        <w:keepNext/>
+        <w:spacing w:after="0"/>
+        <w:ind w:firstLine="0"/>
+        <w:jc w:val="right"/>
+        <w:rPr>
+          <w:i w:val="0"/>
+          <w:iCs w:val="0"/>
+          <w:color w:val="000000" w:themeColor="text1"/>
+          <w:sz w:val="28"/>
+          <w:szCs w:val="28"/>
+        </w:rPr>
+      </w:pPr>
+      <w:r>
+        <w:rPr>
+          <w:i w:val="0"/>
+          <w:iCs w:val="0"/>
+          <w:color w:val="000000" w:themeColor="text1"/>
+          <w:sz w:val="28"/>
+          <w:szCs w:val="28"/>
+        </w:rPr>
+        <w:lastRenderedPageBreak/>
+        <w:t xml:space="preserve">Таблица </w:t>
+      </w:r>
+      <w:r>
+        <w:rPr>
+          <w:i w:val="0"/>
+          <w:iCs w:val="0"/>
+          <w:color w:val="000000" w:themeColor="text1"/>
+          <w:sz w:val="28"/>
+          <w:szCs w:val="28"/>
+        </w:rPr>
+        <w:fldChar w:fldCharType="begin"/>
+      </w:r>
+      <w:r>
+        <w:rPr>
+          <w:i w:val="0"/>
+          <w:iCs w:val="0"/>
+          <w:color w:val="000000" w:themeColor="text1"/>
+          <w:sz w:val="28"/>
+          <w:szCs w:val="28"/>
+        </w:rPr>
+        <w:instrText xml:space="preserve"> SEQ Таблица \* ARABIC </w:instrText>
+      </w:r>
+      <w:r>
+        <w:rPr>
+          <w:i w:val="0"/>
+          <w:iCs w:val="0"/>
+          <w:color w:val="000000" w:themeColor="text1"/>
+          <w:sz w:val="28"/>
+          <w:szCs w:val="28"/>
+        </w:rPr>
+        <w:fldChar w:fldCharType="separate"/>
+      </w:r>
+      <w:r>
+        <w:rPr>
+          <w:i w:val="0"/>
+          <w:iCs w:val="0"/>
+          <w:noProof/>
+          <w:color w:val="000000" w:themeColor="text1"/>
+          <w:sz w:val="28"/>
+          <w:szCs w:val="28"/>
+        </w:rPr>
+        <w:t>7</w:t>
+      </w:r>
+      <w:r>
+        <w:rPr>
+          <w:i w:val="0"/>
+          <w:iCs w:val="0"/>
+          <w:color w:val="000000" w:themeColor="text1"/>
+          <w:sz w:val="28"/>
+          <w:szCs w:val="28"/>
+        </w:rPr>
+        <w:fldChar w:fldCharType="end"/>
+      </w:r>
+      <w:r>
+        <w:rPr>
+          <w:i w:val="0"/>
+          <w:iCs w:val="0"/>
+          <w:color w:val="000000" w:themeColor="text1"/>
+          <w:sz w:val="28"/>
+          <w:szCs w:val="28"/>
+        </w:rPr>
+        <w:t xml:space="preserve"> </w:t>
+      </w:r>
+      <w:r>
+        <w:rPr>
+          <w:i w:val="0"/>
+          <w:iCs w:val="0"/>
+          <w:color w:val="000000" w:themeColor="text1"/>
+          <w:sz w:val="28"/>
+          <w:szCs w:val="28"/>
+        </w:rPr>
+        <w:t>- Результаты мозгового штурма</w:t>
+      </w:r>
+    </w:p>
+    <w:tbl>
+      <w:tblPr>
+        <w:tblStyle w:val="13"/>
+        <w:tblW w:w="0" w:type="auto"/>
+        <w:tblInd w:w="3" w:type="dxa"/>
+        <w:tblLook w:val="04A0" w:firstRow="1" w:lastRow="0" w:firstColumn="1" w:lastColumn="0" w:noHBand="0" w:noVBand="1"/>
+      </w:tblPr>
+      <w:tblGrid>
+        <w:gridCol w:w="2622"/>
+        <w:gridCol w:w="3808"/>
+        <w:gridCol w:w="2911"/>
+      </w:tblGrid>
+      <w:tr>
+        <w:tc>
+          <w:tcPr>
+            <w:tcW w:w="0" w:type="auto"/>
+            <w:vAlign w:val="center"/>
+            <w:hideMark/>
+          </w:tcPr>
+          <w:p>
+            <w:pPr>
+              <w:spacing w:after="0" w:line="276" w:lineRule="auto"/>
+              <w:ind w:firstLine="0"/>
+              <w:jc w:val="center"/>
+              <w:rPr>
+                <w:szCs w:val="28"/>
+              </w:rPr>
+            </w:pPr>
+            <w:r>
+              <w:rPr>
+                <w:b/>
+                <w:szCs w:val="28"/>
+              </w:rPr>
+              <w:t>Направление</w:t>
+            </w:r>
+          </w:p>
+        </w:tc>
+        <w:tc>
+          <w:tcPr>
+            <w:tcW w:w="0" w:type="auto"/>
+            <w:vAlign w:val="center"/>
+            <w:hideMark/>
+          </w:tcPr>
+          <w:p>
+            <w:pPr>
+              <w:spacing w:after="0" w:line="276" w:lineRule="auto"/>
+              <w:ind w:firstLine="0"/>
+              <w:jc w:val="center"/>
+              <w:rPr>
+                <w:szCs w:val="28"/>
+              </w:rPr>
+            </w:pPr>
+            <w:r>
+              <w:rPr>
+                <w:b/>
+                <w:szCs w:val="28"/>
+              </w:rPr>
+              <w:t>Идеи</w:t>
+            </w:r>
+          </w:p>
+        </w:tc>
+        <w:tc>
+          <w:tcPr>
+            <w:tcW w:w="0" w:type="auto"/>
+            <w:vAlign w:val="center"/>
+            <w:hideMark/>
+          </w:tcPr>
+          <w:p>
+            <w:pPr>
+              <w:spacing w:after="0" w:line="276" w:lineRule="auto"/>
+              <w:ind w:firstLine="0"/>
+              <w:jc w:val="center"/>
+              <w:rPr>
+                <w:szCs w:val="28"/>
+              </w:rPr>
+            </w:pPr>
+            <w:r>
+              <w:rPr>
+                <w:b/>
+                <w:szCs w:val="28"/>
+              </w:rPr>
+              <w:t>Ожидаемый эффект</w:t>
+            </w:r>
+          </w:p>
+        </w:tc>
+      </w:tr>
+      <w:tr>
+        <w:tc>
+          <w:tcPr>
+            <w:tcW w:w="0" w:type="auto"/>
+            <w:vAlign w:val="center"/>
+            <w:hideMark/>
+          </w:tcPr>
+          <w:p>
+            <w:pPr>
+              <w:spacing w:after="0" w:line="276" w:lineRule="auto"/>
+              <w:ind w:firstLine="0"/>
+              <w:jc w:val="center"/>
+              <w:rPr>
+                <w:szCs w:val="28"/>
+              </w:rPr>
+            </w:pPr>
+            <w:r>
+              <w:rPr>
+                <w:szCs w:val="28"/>
+              </w:rPr>
+              <w:t>Подготовка материалов</w:t>
+            </w:r>
+          </w:p>
+        </w:tc>
+        <w:tc>
+          <w:tcPr>
+            <w:tcW w:w="0" w:type="auto"/>
+            <w:vAlign w:val="center"/>
+            <w:hideMark/>
+          </w:tcPr>
+          <w:p>
+            <w:pPr>
+              <w:spacing w:after="0" w:line="276" w:lineRule="auto"/>
+              <w:ind w:firstLine="0"/>
+              <w:jc w:val="center"/>
+              <w:rPr>
+                <w:szCs w:val="28"/>
+              </w:rPr>
+            </w:pPr>
+            <w:r>
+              <w:rPr>
+                <w:szCs w:val="28"/>
+              </w:rPr>
+              <w:t>Заранее собрать формы актов, регламенты, список ролей и примеры заявок</w:t>
+            </w:r>
+          </w:p>
+        </w:tc>
+        <w:tc>
+          <w:tcPr>
+            <w:tcW w:w="0" w:type="auto"/>
+            <w:vAlign w:val="center"/>
+            <w:hideMark/>
+          </w:tcPr>
+          <w:p>
+            <w:pPr>
+              <w:spacing w:after="0" w:line="276" w:lineRule="auto"/>
+              <w:ind w:firstLine="0"/>
+              <w:jc w:val="center"/>
+              <w:rPr>
+                <w:szCs w:val="28"/>
+              </w:rPr>
+            </w:pPr>
+            <w:r>
+              <w:rPr>
+                <w:szCs w:val="28"/>
+              </w:rPr>
+              <w:t>Сокращение времени на уточнение исходных данных</w:t>
+            </w:r>
+          </w:p>
+        </w:tc>
+      </w:tr>
+      <w:tr>
+        <w:tc>
+          <w:tcPr>
+            <w:tcW w:w="0" w:type="auto"/>
+            <w:vAlign w:val="center"/>
+            <w:hideMark/>
+          </w:tcPr>
+          <w:p>
+            <w:pPr>
+              <w:spacing w:after="0" w:line="276" w:lineRule="auto"/>
+              <w:ind w:firstLine="0"/>
+              <w:jc w:val="center"/>
+              <w:rPr>
+                <w:szCs w:val="28"/>
+              </w:rPr>
+            </w:pPr>
+            <w:r>
+              <w:rPr>
+                <w:szCs w:val="28"/>
+              </w:rPr>
+              <w:t>Структура ТЗ</w:t>
+            </w:r>
+          </w:p>
+        </w:tc>
+        <w:tc>
+          <w:tcPr>
+            <w:tcW w:w="0" w:type="auto"/>
+            <w:vAlign w:val="center"/>
+            <w:hideMark/>
+          </w:tcPr>
+          <w:p>
+            <w:pPr>
+              <w:spacing w:after="0" w:line="276" w:lineRule="auto"/>
+              <w:ind w:firstLine="0"/>
+              <w:jc w:val="center"/>
+              <w:rPr>
+                <w:szCs w:val="28"/>
+              </w:rPr>
+            </w:pPr>
+            <w:r>
+              <w:rPr>
+                <w:szCs w:val="28"/>
+              </w:rPr>
+              <w:t>Использовать единый шаблон разделов и таблицу требований</w:t>
+            </w:r>
+          </w:p>
+        </w:tc>
+        <w:tc>
+          <w:tcPr>
+            <w:tcW w:w="0" w:type="auto"/>
+            <w:vAlign w:val="center"/>
+            <w:hideMark/>
+          </w:tcPr>
+          <w:p>
+            <w:pPr>
+              <w:spacing w:after="0" w:line="276" w:lineRule="auto"/>
+              <w:ind w:firstLine="0"/>
+              <w:jc w:val="center"/>
+              <w:rPr>
+                <w:szCs w:val="28"/>
+              </w:rPr>
+            </w:pPr>
+            <w:r>
+              <w:rPr>
+                <w:szCs w:val="28"/>
+              </w:rPr>
+              <w:t>Снижение риска пропуска требований</w:t>
+            </w:r>
+          </w:p>
+        </w:tc>
+      </w:tr>
+      <w:tr>
+        <w:tc>
+          <w:tcPr>
+            <w:tcW w:w="0" w:type="auto"/>
+            <w:vAlign w:val="center"/>
+            <w:hideMark/>
+          </w:tcPr>
+          <w:p>
+            <w:pPr>
+              <w:spacing w:after="0" w:line="276" w:lineRule="auto"/>
+              <w:ind w:firstLine="0"/>
+              <w:jc w:val="center"/>
+              <w:rPr>
+                <w:szCs w:val="28"/>
+              </w:rPr>
+            </w:pPr>
+            <w:r>
+              <w:rPr>
+                <w:szCs w:val="28"/>
+              </w:rPr>
+              <w:t>Коммуникация</w:t>
+            </w:r>
+          </w:p>
+        </w:tc>
+        <w:tc>
+          <w:tcPr>
+            <w:tcW w:w="0" w:type="auto"/>
+            <w:vAlign w:val="center"/>
+            <w:hideMark/>
+          </w:tcPr>
+          <w:p>
+            <w:pPr>
+              <w:spacing w:after="0" w:line="276" w:lineRule="auto"/>
+              <w:ind w:firstLine="0"/>
+              <w:jc w:val="center"/>
+              <w:rPr>
+                <w:szCs w:val="28"/>
+              </w:rPr>
+            </w:pPr>
+            <w:r>
+              <w:rPr>
+                <w:szCs w:val="28"/>
+              </w:rPr>
+              <w:t>Назначить ответственных за склад, бухгалтерию и ИТ</w:t>
+            </w:r>
+          </w:p>
+        </w:tc>
+        <w:tc>
+          <w:tcPr>
+            <w:tcW w:w="0" w:type="auto"/>
+            <w:vAlign w:val="center"/>
+            <w:hideMark/>
+          </w:tcPr>
+          <w:p>
+            <w:pPr>
+              <w:spacing w:after="0" w:line="276" w:lineRule="auto"/>
+              <w:ind w:firstLine="0"/>
+              <w:jc w:val="center"/>
+              <w:rPr>
+                <w:szCs w:val="28"/>
+              </w:rPr>
+            </w:pPr>
+            <w:r>
+              <w:rPr>
+                <w:szCs w:val="28"/>
+              </w:rPr>
+              <w:t>Быстрое согласование спорных вопросов</w:t>
+            </w:r>
+          </w:p>
+        </w:tc>
+      </w:tr>
+      <w:tr>
+        <w:tc>
+          <w:tcPr>
+            <w:tcW w:w="0" w:type="auto"/>
+            <w:vAlign w:val="center"/>
+            <w:hideMark/>
+          </w:tcPr>
+          <w:p>
+            <w:pPr>
+              <w:spacing w:after="0" w:line="276" w:lineRule="auto"/>
+              <w:ind w:firstLine="0"/>
+              <w:jc w:val="center"/>
+              <w:rPr>
+                <w:szCs w:val="28"/>
+              </w:rPr>
+            </w:pPr>
+            <w:r>
+              <w:rPr>
+                <w:szCs w:val="28"/>
+              </w:rPr>
+              <w:t>Прототипирование</w:t>
+            </w:r>
+          </w:p>
+        </w:tc>
+        <w:tc>
+          <w:tcPr>
+            <w:tcW w:w="0" w:type="auto"/>
+            <w:vAlign w:val="center"/>
+            <w:hideMark/>
+          </w:tcPr>
+          <w:p>
+            <w:pPr>
+              <w:spacing w:after="0" w:line="276" w:lineRule="auto"/>
+              <w:ind w:firstLine="0"/>
+              <w:jc w:val="center"/>
+              <w:rPr>
+                <w:szCs w:val="28"/>
+              </w:rPr>
+            </w:pPr>
+            <w:r>
+              <w:rPr>
+                <w:szCs w:val="28"/>
+              </w:rPr>
+              <w:t>Сделать макет электронной заявки и маршрута согласования</w:t>
+            </w:r>
+          </w:p>
+        </w:tc>
+        <w:tc>
+          <w:tcPr>
+            <w:tcW w:w="0" w:type="auto"/>
+            <w:vAlign w:val="center"/>
+            <w:hideMark/>
+          </w:tcPr>
+          <w:p>
+            <w:pPr>
+              <w:spacing w:after="0" w:line="276" w:lineRule="auto"/>
+              <w:ind w:firstLine="0"/>
+              <w:jc w:val="center"/>
+              <w:rPr>
+                <w:szCs w:val="28"/>
+              </w:rPr>
+            </w:pPr>
+            <w:r>
+              <w:rPr>
+                <w:szCs w:val="28"/>
+              </w:rPr>
+              <w:t>Уточнение требований до разработки</w:t>
+            </w:r>
+          </w:p>
+        </w:tc>
+      </w:tr>
+      <w:tr>
+        <w:tc>
+          <w:tcPr>
+            <w:tcW w:w="0" w:type="auto"/>
+            <w:vAlign w:val="center"/>
+            <w:hideMark/>
+          </w:tcPr>
+          <w:p>
+            <w:pPr>
+              <w:spacing w:after="0" w:line="276" w:lineRule="auto"/>
+              <w:ind w:firstLine="0"/>
+              <w:jc w:val="center"/>
+              <w:rPr>
+                <w:szCs w:val="28"/>
+              </w:rPr>
+            </w:pPr>
+            <w:proofErr w:type="spellStart"/>
+            <w:r>
+              <w:rPr>
+                <w:szCs w:val="28"/>
+              </w:rPr>
+              <w:t>Приоритизация</w:t>
+            </w:r>
+            <w:proofErr w:type="spellEnd"/>
+          </w:p>
+        </w:tc>
+        <w:tc>
+          <w:tcPr>
+            <w:tcW w:w="0" w:type="auto"/>
+            <w:vAlign w:val="center"/>
+            <w:hideMark/>
+          </w:tcPr>
+          <w:p>
+            <w:pPr>
+              <w:spacing w:after="0" w:line="276" w:lineRule="auto"/>
+              <w:ind w:firstLine="0"/>
+              <w:jc w:val="center"/>
+              <w:rPr>
+                <w:szCs w:val="28"/>
+              </w:rPr>
+            </w:pPr>
+            <w:r>
+              <w:rPr>
+                <w:szCs w:val="28"/>
+              </w:rPr>
+              <w:t>Разделить требования на обязательные и дополнительные</w:t>
+            </w:r>
+          </w:p>
+        </w:tc>
+        <w:tc>
+          <w:tcPr>
+            <w:tcW w:w="0" w:type="auto"/>
+            <w:vAlign w:val="center"/>
+            <w:hideMark/>
+          </w:tcPr>
+          <w:p>
+            <w:pPr>
+              <w:spacing w:after="0" w:line="276" w:lineRule="auto"/>
+              <w:ind w:firstLine="0"/>
+              <w:jc w:val="center"/>
+              <w:rPr>
+                <w:szCs w:val="28"/>
+              </w:rPr>
+            </w:pPr>
+            <w:r>
+              <w:rPr>
+                <w:szCs w:val="28"/>
+              </w:rPr>
+              <w:t>Ускорение согласования первой версии ТЗ</w:t>
+            </w:r>
+          </w:p>
+        </w:tc>
+      </w:tr>
+    </w:tbl>
+    <w:p>
+      <w:pPr>
+        <w:rPr>
+          <w:b/>
+          <w:bCs/>
+          <w:sz w:val="32"/>
+          <w:szCs w:val="32"/>
+        </w:rPr>
+      </w:pPr>
+    </w:p>
+    <w:p>
+      <w:pPr>
+        <w:rPr>
+          <w:b/>
+          <w:bCs/>
+          <w:sz w:val="32"/>
+          <w:szCs w:val="32"/>
+        </w:rPr>
+      </w:pPr>
+      <w:r>
+        <w:rPr>
+          <w:b/>
+          <w:bCs/>
+          <w:sz w:val="32"/>
+          <w:szCs w:val="32"/>
+        </w:rPr>
+        <w:t>7. Совещание «Правила оформления ТЗ»</w:t>
+      </w:r>
+    </w:p>
+    <w:p>
+      <w:r>
+        <w:t>Совещание было проведено для согласования правил оформления технического задания и состава требований к ИАС. Результатом совещания стал перечень договоренностей, который можно использовать при подготовке проектной документации.</w:t>
+      </w:r>
+    </w:p>
+    <w:p>
+      <w:pPr>
+        <w:pStyle w:val="a9"/>
+        <w:keepNext/>
+        <w:spacing w:after="0"/>
+        <w:ind w:firstLine="0"/>
+        <w:jc w:val="right"/>
+        <w:rPr>
+          <w:i w:val="0"/>
+          <w:iCs w:val="0"/>
+          <w:noProof/>
+          <w:color w:val="000000" w:themeColor="text1"/>
+          <w:sz w:val="28"/>
+          <w:szCs w:val="28"/>
+        </w:rPr>
+      </w:pPr>
+      <w:r>
+        <w:rPr>
+          <w:i w:val="0"/>
+          <w:iCs w:val="0"/>
+          <w:noProof/>
+          <w:color w:val="000000" w:themeColor="text1"/>
+          <w:sz w:val="28"/>
+          <w:szCs w:val="28"/>
+        </w:rPr>
+        <w:t xml:space="preserve">Таблица </w:t>
+      </w:r>
+      <w:r>
+        <w:rPr>
+          <w:i w:val="0"/>
+          <w:iCs w:val="0"/>
+          <w:noProof/>
+          <w:color w:val="000000" w:themeColor="text1"/>
+          <w:sz w:val="28"/>
+          <w:szCs w:val="28"/>
+        </w:rPr>
+        <w:fldChar w:fldCharType="begin"/>
+      </w:r>
+      <w:r>
+        <w:rPr>
+          <w:i w:val="0"/>
+          <w:iCs w:val="0"/>
+          <w:noProof/>
+          <w:color w:val="000000" w:themeColor="text1"/>
+          <w:sz w:val="28"/>
+          <w:szCs w:val="28"/>
+        </w:rPr>
+        <w:instrText xml:space="preserve"> SEQ Таблица \* ARABIC </w:instrText>
+      </w:r>
+      <w:r>
+        <w:rPr>
+          <w:i w:val="0"/>
+          <w:iCs w:val="0"/>
+          <w:noProof/>
+          <w:color w:val="000000" w:themeColor="text1"/>
+          <w:sz w:val="28"/>
+          <w:szCs w:val="28"/>
+        </w:rPr>
+        <w:fldChar w:fldCharType="separate"/>
+      </w:r>
+      <w:r>
+        <w:rPr>
+          <w:i w:val="0"/>
+          <w:iCs w:val="0"/>
+          <w:noProof/>
+          <w:color w:val="000000" w:themeColor="text1"/>
+          <w:sz w:val="28"/>
+          <w:szCs w:val="28"/>
+        </w:rPr>
+        <w:t>8</w:t>
+      </w:r>
+      <w:r>
+        <w:rPr>
+          <w:i w:val="0"/>
+          <w:iCs w:val="0"/>
+          <w:noProof/>
+          <w:color w:val="000000" w:themeColor="text1"/>
+          <w:sz w:val="28"/>
+          <w:szCs w:val="28"/>
+        </w:rPr>
+        <w:fldChar w:fldCharType="end"/>
+      </w:r>
+      <w:r>
+        <w:rPr>
+          <w:i w:val="0"/>
+          <w:iCs w:val="0"/>
+          <w:noProof/>
+          <w:color w:val="000000" w:themeColor="text1"/>
+          <w:sz w:val="28"/>
+          <w:szCs w:val="28"/>
+        </w:rPr>
+        <w:t xml:space="preserve"> </w:t>
+      </w:r>
+      <w:r>
+        <w:rPr>
+          <w:i w:val="0"/>
+          <w:iCs w:val="0"/>
+          <w:noProof/>
+          <w:color w:val="000000" w:themeColor="text1"/>
+          <w:sz w:val="28"/>
+          <w:szCs w:val="28"/>
+        </w:rPr>
+        <w:t>- Протокол совещания</w:t>
+      </w:r>
+    </w:p>
+    <w:tbl>
+      <w:tblPr>
+        <w:tblStyle w:val="13"/>
+        <w:tblW w:w="0" w:type="auto"/>
+        <w:tblInd w:w="3" w:type="dxa"/>
+        <w:tblLook w:val="04A0" w:firstRow="1" w:lastRow="0" w:firstColumn="1" w:lastColumn="0" w:noHBand="0" w:noVBand="1"/>
+      </w:tblPr>
+      <w:tblGrid>
+        <w:gridCol w:w="1964"/>
+        <w:gridCol w:w="3204"/>
+        <w:gridCol w:w="2262"/>
+        <w:gridCol w:w="1911"/>
+      </w:tblGrid>
+      <w:tr>
+        <w:trPr>
+          <w:tblHeader/>
+        </w:trPr>
+        <w:tc>
+          <w:tcPr>
+            <w:tcW w:w="0" w:type="auto"/>
+            <w:vAlign w:val="center"/>
+            <w:hideMark/>
+          </w:tcPr>
+          <w:p>
+            <w:pPr>
+              <w:spacing w:after="0" w:line="276" w:lineRule="auto"/>
+              <w:ind w:firstLine="0"/>
+              <w:jc w:val="center"/>
+              <w:rPr>
+                <w:szCs w:val="28"/>
+              </w:rPr>
+            </w:pPr>
+            <w:r>
+              <w:rPr>
+                <w:b/>
+                <w:szCs w:val="28"/>
+              </w:rPr>
+              <w:t>Вопрос</w:t>
+            </w:r>
+          </w:p>
+        </w:tc>
+        <w:tc>
+          <w:tcPr>
+            <w:tcW w:w="0" w:type="auto"/>
+            <w:vAlign w:val="center"/>
+            <w:hideMark/>
+          </w:tcPr>
+          <w:p>
+            <w:pPr>
+              <w:spacing w:after="0" w:line="276" w:lineRule="auto"/>
+              <w:ind w:firstLine="0"/>
+              <w:jc w:val="center"/>
+              <w:rPr>
+                <w:szCs w:val="28"/>
+              </w:rPr>
+            </w:pPr>
+            <w:r>
+              <w:rPr>
+                <w:b/>
+                <w:szCs w:val="28"/>
+              </w:rPr>
+              <w:t>Решение</w:t>
+            </w:r>
+          </w:p>
+        </w:tc>
+        <w:tc>
+          <w:tcPr>
+            <w:tcW w:w="0" w:type="auto"/>
+            <w:vAlign w:val="center"/>
+            <w:hideMark/>
+          </w:tcPr>
+          <w:p>
+            <w:pPr>
+              <w:spacing w:after="0" w:line="276" w:lineRule="auto"/>
+              <w:ind w:firstLine="0"/>
+              <w:jc w:val="center"/>
+              <w:rPr>
+                <w:szCs w:val="28"/>
+              </w:rPr>
+            </w:pPr>
+            <w:r>
+              <w:rPr>
+                <w:b/>
+                <w:szCs w:val="28"/>
+              </w:rPr>
+              <w:t>Ответственный</w:t>
+            </w:r>
+          </w:p>
+        </w:tc>
+        <w:tc>
+          <w:tcPr>
+            <w:tcW w:w="0" w:type="auto"/>
+            <w:vAlign w:val="center"/>
+            <w:hideMark/>
+          </w:tcPr>
+          <w:p>
+            <w:pPr>
+              <w:spacing w:after="0" w:line="276" w:lineRule="auto"/>
+              <w:ind w:firstLine="0"/>
+              <w:jc w:val="center"/>
+              <w:rPr>
+                <w:szCs w:val="28"/>
+              </w:rPr>
+            </w:pPr>
+            <w:r>
+              <w:rPr>
+                <w:b/>
+                <w:szCs w:val="28"/>
+              </w:rPr>
+              <w:t>Срок</w:t>
+            </w:r>
+          </w:p>
+        </w:tc>
+      </w:tr>
+      <w:tr>
+        <w:tc>
+          <w:tcPr>
+            <w:tcW w:w="0" w:type="auto"/>
+            <w:vAlign w:val="center"/>
+            <w:hideMark/>
+          </w:tcPr>
+          <w:p>
+            <w:pPr>
+              <w:spacing w:after="0" w:line="276" w:lineRule="auto"/>
+              <w:ind w:firstLine="0"/>
+              <w:jc w:val="center"/>
+              <w:rPr>
+                <w:szCs w:val="28"/>
+              </w:rPr>
+            </w:pPr>
+            <w:r>
+              <w:rPr>
+                <w:szCs w:val="28"/>
+              </w:rPr>
+              <w:t>Единая структура требований</w:t>
+            </w:r>
+          </w:p>
+        </w:tc>
+        <w:tc>
+          <w:tcPr>
+            <w:tcW w:w="0" w:type="auto"/>
+            <w:vAlign w:val="center"/>
+            <w:hideMark/>
+          </w:tcPr>
+          <w:p>
+            <w:pPr>
+              <w:spacing w:after="0" w:line="276" w:lineRule="auto"/>
+              <w:ind w:firstLine="0"/>
+              <w:jc w:val="center"/>
+              <w:rPr>
+                <w:szCs w:val="28"/>
+              </w:rPr>
+            </w:pPr>
+            <w:r>
+              <w:rPr>
+                <w:szCs w:val="28"/>
+              </w:rPr>
+              <w:t>Использовать разделы: назначение, роли, данные, функции, ограничения, интеграции</w:t>
+            </w:r>
+          </w:p>
+        </w:tc>
+        <w:tc>
+          <w:tcPr>
+            <w:tcW w:w="0" w:type="auto"/>
+            <w:vAlign w:val="center"/>
+            <w:hideMark/>
+          </w:tcPr>
+          <w:p>
+            <w:pPr>
+              <w:spacing w:after="0" w:line="276" w:lineRule="auto"/>
+              <w:ind w:firstLine="0"/>
+              <w:jc w:val="center"/>
+              <w:rPr>
+                <w:szCs w:val="28"/>
+              </w:rPr>
+            </w:pPr>
+            <w:r>
+              <w:rPr>
+                <w:szCs w:val="28"/>
+              </w:rPr>
+              <w:t>Аналитик</w:t>
+            </w:r>
+          </w:p>
+        </w:tc>
+        <w:tc>
+          <w:tcPr>
+            <w:tcW w:w="0" w:type="auto"/>
+            <w:vAlign w:val="center"/>
+            <w:hideMark/>
+          </w:tcPr>
+          <w:p>
+            <w:pPr>
+              <w:spacing w:after="0" w:line="276" w:lineRule="auto"/>
+              <w:ind w:firstLine="0"/>
+              <w:jc w:val="center"/>
+              <w:rPr>
+                <w:szCs w:val="28"/>
+              </w:rPr>
+            </w:pPr>
+            <w:r>
+              <w:rPr>
+                <w:szCs w:val="28"/>
+              </w:rPr>
+              <w:t>До начала ТЗ</w:t>
+            </w:r>
+          </w:p>
+        </w:tc>
+      </w:tr>
+      <w:tr>
+        <w:tc>
+          <w:tcPr>
+            <w:tcW w:w="0" w:type="auto"/>
+            <w:vAlign w:val="center"/>
+            <w:hideMark/>
+          </w:tcPr>
+          <w:p>
+            <w:pPr>
+              <w:spacing w:after="0" w:line="276" w:lineRule="auto"/>
+              <w:ind w:firstLine="0"/>
+              <w:jc w:val="center"/>
+              <w:rPr>
+                <w:szCs w:val="28"/>
+              </w:rPr>
+            </w:pPr>
+            <w:r>
+              <w:rPr>
+                <w:szCs w:val="28"/>
+              </w:rPr>
+              <w:t>Именование функций</w:t>
+            </w:r>
+          </w:p>
+        </w:tc>
+        <w:tc>
+          <w:tcPr>
+            <w:tcW w:w="0" w:type="auto"/>
+            <w:vAlign w:val="center"/>
+            <w:hideMark/>
+          </w:tcPr>
+          <w:p>
+            <w:pPr>
+              <w:spacing w:after="0" w:line="276" w:lineRule="auto"/>
+              <w:ind w:firstLine="0"/>
+              <w:jc w:val="center"/>
+              <w:rPr>
+                <w:szCs w:val="28"/>
+              </w:rPr>
+            </w:pPr>
+            <w:r>
+              <w:rPr>
+                <w:szCs w:val="28"/>
+              </w:rPr>
+              <w:t>Формулировать функции глаголом: создать, согласовать, сформировать, выгрузить</w:t>
+            </w:r>
+          </w:p>
+        </w:tc>
+        <w:tc>
+          <w:tcPr>
+            <w:tcW w:w="0" w:type="auto"/>
+            <w:vAlign w:val="center"/>
+            <w:hideMark/>
+          </w:tcPr>
+          <w:p>
+            <w:pPr>
+              <w:spacing w:after="0" w:line="276" w:lineRule="auto"/>
+              <w:ind w:firstLine="0"/>
+              <w:jc w:val="center"/>
+              <w:rPr>
+                <w:szCs w:val="28"/>
+              </w:rPr>
+            </w:pPr>
+            <w:r>
+              <w:rPr>
+                <w:szCs w:val="28"/>
+              </w:rPr>
+              <w:t>Аналитик</w:t>
+            </w:r>
+          </w:p>
+        </w:tc>
+        <w:tc>
+          <w:tcPr>
+            <w:tcW w:w="0" w:type="auto"/>
+            <w:vAlign w:val="center"/>
+            <w:hideMark/>
+          </w:tcPr>
+          <w:p>
+            <w:pPr>
+              <w:spacing w:after="0" w:line="276" w:lineRule="auto"/>
+              <w:ind w:firstLine="0"/>
+              <w:jc w:val="center"/>
+              <w:rPr>
+                <w:szCs w:val="28"/>
+              </w:rPr>
+            </w:pPr>
+            <w:r>
+              <w:rPr>
+                <w:szCs w:val="28"/>
+              </w:rPr>
+              <w:t>Постоянно</w:t>
+            </w:r>
+          </w:p>
+        </w:tc>
+      </w:tr>
+      <w:tr>
+        <w:tc>
+          <w:tcPr>
+            <w:tcW w:w="0" w:type="auto"/>
+            <w:vAlign w:val="center"/>
+            <w:hideMark/>
+          </w:tcPr>
+          <w:p>
+            <w:pPr>
+              <w:spacing w:after="0" w:line="276" w:lineRule="auto"/>
+              <w:ind w:firstLine="0"/>
+              <w:jc w:val="center"/>
+              <w:rPr>
+                <w:szCs w:val="28"/>
+              </w:rPr>
+            </w:pPr>
+            <w:r>
+              <w:rPr>
+                <w:szCs w:val="28"/>
+              </w:rPr>
+              <w:lastRenderedPageBreak/>
+              <w:t>Описание ролей</w:t>
+            </w:r>
+          </w:p>
+        </w:tc>
+        <w:tc>
+          <w:tcPr>
+            <w:tcW w:w="0" w:type="auto"/>
+            <w:vAlign w:val="center"/>
+            <w:hideMark/>
+          </w:tcPr>
+          <w:p>
+            <w:pPr>
+              <w:spacing w:after="0" w:line="276" w:lineRule="auto"/>
+              <w:ind w:firstLine="0"/>
+              <w:jc w:val="center"/>
+              <w:rPr>
+                <w:szCs w:val="28"/>
+              </w:rPr>
+            </w:pPr>
+            <w:r>
+              <w:rPr>
+                <w:szCs w:val="28"/>
+              </w:rPr>
+              <w:t>Для каждой роли указать права доступа и действия в процессе</w:t>
+            </w:r>
+          </w:p>
+        </w:tc>
+        <w:tc>
+          <w:tcPr>
+            <w:tcW w:w="0" w:type="auto"/>
+            <w:vAlign w:val="center"/>
+            <w:hideMark/>
+          </w:tcPr>
+          <w:p>
+            <w:pPr>
+              <w:spacing w:after="0" w:line="276" w:lineRule="auto"/>
+              <w:ind w:firstLine="0"/>
+              <w:jc w:val="center"/>
+              <w:rPr>
+                <w:szCs w:val="28"/>
+              </w:rPr>
+            </w:pPr>
+            <w:r>
+              <w:rPr>
+                <w:szCs w:val="28"/>
+              </w:rPr>
+              <w:t>ИТ-специалист</w:t>
+            </w:r>
+          </w:p>
+        </w:tc>
+        <w:tc>
+          <w:tcPr>
+            <w:tcW w:w="0" w:type="auto"/>
+            <w:vAlign w:val="center"/>
+            <w:hideMark/>
+          </w:tcPr>
+          <w:p>
+            <w:pPr>
+              <w:spacing w:after="0" w:line="276" w:lineRule="auto"/>
+              <w:ind w:firstLine="0"/>
+              <w:jc w:val="center"/>
+              <w:rPr>
+                <w:szCs w:val="28"/>
+              </w:rPr>
+            </w:pPr>
+            <w:r>
+              <w:rPr>
+                <w:szCs w:val="28"/>
+              </w:rPr>
+              <w:t>До согласования ТЗ</w:t>
+            </w:r>
+          </w:p>
+        </w:tc>
+      </w:tr>
+      <w:tr>
+        <w:tc>
+          <w:tcPr>
+            <w:tcW w:w="0" w:type="auto"/>
+            <w:vAlign w:val="center"/>
+            <w:hideMark/>
+          </w:tcPr>
+          <w:p>
+            <w:pPr>
+              <w:spacing w:after="0" w:line="276" w:lineRule="auto"/>
+              <w:ind w:firstLine="0"/>
+              <w:jc w:val="center"/>
+              <w:rPr>
+                <w:szCs w:val="28"/>
+              </w:rPr>
+            </w:pPr>
+            <w:r>
+              <w:rPr>
+                <w:szCs w:val="28"/>
+              </w:rPr>
+              <w:t>Требования к данным</w:t>
+            </w:r>
+          </w:p>
+        </w:tc>
+        <w:tc>
+          <w:tcPr>
+            <w:tcW w:w="0" w:type="auto"/>
+            <w:vAlign w:val="center"/>
+            <w:hideMark/>
+          </w:tcPr>
+          <w:p>
+            <w:pPr>
+              <w:spacing w:after="0" w:line="276" w:lineRule="auto"/>
+              <w:ind w:firstLine="0"/>
+              <w:jc w:val="center"/>
+              <w:rPr>
+                <w:szCs w:val="28"/>
+              </w:rPr>
+            </w:pPr>
+            <w:r>
+              <w:rPr>
+                <w:szCs w:val="28"/>
+              </w:rPr>
+              <w:t>Отдельно описывать справочники, документы и журналы операций</w:t>
+            </w:r>
+          </w:p>
+        </w:tc>
+        <w:tc>
+          <w:tcPr>
+            <w:tcW w:w="0" w:type="auto"/>
+            <w:vAlign w:val="center"/>
+            <w:hideMark/>
+          </w:tcPr>
+          <w:p>
+            <w:pPr>
+              <w:spacing w:after="0" w:line="276" w:lineRule="auto"/>
+              <w:ind w:firstLine="0"/>
+              <w:jc w:val="center"/>
+              <w:rPr>
+                <w:szCs w:val="28"/>
+              </w:rPr>
+            </w:pPr>
+            <w:r>
+              <w:rPr>
+                <w:szCs w:val="28"/>
+              </w:rPr>
+              <w:t>Бухгалтерия, склад</w:t>
+            </w:r>
+          </w:p>
+        </w:tc>
+        <w:tc>
+          <w:tcPr>
+            <w:tcW w:w="0" w:type="auto"/>
+            <w:vAlign w:val="center"/>
+            <w:hideMark/>
+          </w:tcPr>
+          <w:p>
+            <w:pPr>
+              <w:spacing w:after="0" w:line="276" w:lineRule="auto"/>
+              <w:ind w:firstLine="0"/>
+              <w:jc w:val="center"/>
+              <w:rPr>
+                <w:szCs w:val="28"/>
+              </w:rPr>
+            </w:pPr>
+            <w:r>
+              <w:rPr>
+                <w:szCs w:val="28"/>
+              </w:rPr>
+              <w:t>До согласования ТЗ</w:t>
+            </w:r>
+          </w:p>
+        </w:tc>
+      </w:tr>
+    </w:tbl>
+    <w:p>
+      <w:pPr>
+        <w:rPr>
+          <w:b/>
+          <w:bCs/>
+          <w:sz w:val="32"/>
+          <w:szCs w:val="32"/>
+        </w:rPr>
+      </w:pPr>
+    </w:p>
+    <w:p>
+      <w:pPr>
+        <w:rPr>
+          <w:b/>
+          <w:bCs/>
+          <w:sz w:val="32"/>
+          <w:szCs w:val="32"/>
+        </w:rPr>
+      </w:pPr>
+      <w:r>
+        <w:rPr>
+          <w:b/>
+          <w:bCs/>
+          <w:sz w:val="32"/>
+          <w:szCs w:val="32"/>
+        </w:rPr>
+        <w:t>8. Сводные требования, выявленные по результатам обследования</w:t>
+      </w:r>
+    </w:p>
+    <w:p>
+      <w:pPr>
+        <w:pStyle w:val="a9"/>
+        <w:keepNext/>
+        <w:spacing w:after="0"/>
+        <w:ind w:firstLine="0"/>
+        <w:jc w:val="right"/>
+        <w:rPr>
+          <w:i w:val="0"/>
+          <w:iCs w:val="0"/>
+          <w:noProof/>
+          <w:color w:val="000000" w:themeColor="text1"/>
+          <w:sz w:val="28"/>
+          <w:szCs w:val="28"/>
+        </w:rPr>
+      </w:pPr>
+      <w:r>
+        <w:rPr>
+          <w:i w:val="0"/>
+          <w:iCs w:val="0"/>
+          <w:noProof/>
+          <w:color w:val="000000" w:themeColor="text1"/>
+          <w:sz w:val="28"/>
+          <w:szCs w:val="28"/>
+        </w:rPr>
+        <w:t xml:space="preserve">Таблица </w:t>
+      </w:r>
+      <w:r>
+        <w:rPr>
+          <w:i w:val="0"/>
+          <w:iCs w:val="0"/>
+          <w:noProof/>
+          <w:color w:val="000000" w:themeColor="text1"/>
+          <w:sz w:val="28"/>
+          <w:szCs w:val="28"/>
+        </w:rPr>
+        <w:fldChar w:fldCharType="begin"/>
+      </w:r>
+      <w:r>
+        <w:rPr>
+          <w:i w:val="0"/>
+          <w:iCs w:val="0"/>
+          <w:noProof/>
+          <w:color w:val="000000" w:themeColor="text1"/>
+          <w:sz w:val="28"/>
+          <w:szCs w:val="28"/>
+        </w:rPr>
+        <w:instrText xml:space="preserve"> SEQ Таблица \* ARABIC </w:instrText>
+      </w:r>
+      <w:r>
+        <w:rPr>
+          <w:i w:val="0"/>
+          <w:iCs w:val="0"/>
+          <w:noProof/>
+          <w:color w:val="000000" w:themeColor="text1"/>
+          <w:sz w:val="28"/>
+          <w:szCs w:val="28"/>
+        </w:rPr>
+        <w:fldChar w:fldCharType="separate"/>
+      </w:r>
+      <w:r>
+        <w:rPr>
+          <w:i w:val="0"/>
+          <w:iCs w:val="0"/>
+          <w:noProof/>
+          <w:color w:val="000000" w:themeColor="text1"/>
+          <w:sz w:val="28"/>
+          <w:szCs w:val="28"/>
+        </w:rPr>
+        <w:t>9</w:t>
+      </w:r>
+      <w:r>
+        <w:rPr>
+          <w:i w:val="0"/>
+          <w:iCs w:val="0"/>
+          <w:noProof/>
+          <w:color w:val="000000" w:themeColor="text1"/>
+          <w:sz w:val="28"/>
+          <w:szCs w:val="28"/>
+        </w:rPr>
+        <w:fldChar w:fldCharType="end"/>
+      </w:r>
+      <w:r>
+        <w:rPr>
+          <w:i w:val="0"/>
+          <w:iCs w:val="0"/>
+          <w:noProof/>
+          <w:color w:val="000000" w:themeColor="text1"/>
+          <w:sz w:val="28"/>
+          <w:szCs w:val="28"/>
+        </w:rPr>
+        <w:t xml:space="preserve"> </w:t>
+      </w:r>
+      <w:r>
+        <w:rPr>
+          <w:i w:val="0"/>
+          <w:iCs w:val="0"/>
+          <w:noProof/>
+          <w:color w:val="000000" w:themeColor="text1"/>
+          <w:sz w:val="28"/>
+          <w:szCs w:val="28"/>
+        </w:rPr>
+        <w:t>- Выявленные требования к ИАС</w:t>
+      </w:r>
+    </w:p>
+    <w:tbl>
+      <w:tblPr>
+        <w:tblStyle w:val="13"/>
+        <w:tblW w:w="0" w:type="auto"/>
+        <w:tblInd w:w="3" w:type="dxa"/>
+        <w:tblLook w:val="04A0" w:firstRow="1" w:lastRow="0" w:firstColumn="1" w:lastColumn="0" w:noHBand="0" w:noVBand="1"/>
+      </w:tblPr>
+      <w:tblGrid>
+        <w:gridCol w:w="498"/>
+        <w:gridCol w:w="4331"/>
+        <w:gridCol w:w="2904"/>
+        <w:gridCol w:w="1608"/>
+      </w:tblGrid>
+      <w:tr>
+        <w:tc>
+          <w:tcPr>
+            <w:tcW w:w="0" w:type="auto"/>
+            <w:vAlign w:val="center"/>
+            <w:hideMark/>
+          </w:tcPr>
+          <w:p>
+            <w:pPr>
+              <w:spacing w:after="0" w:line="276" w:lineRule="auto"/>
+              <w:ind w:firstLine="0"/>
+              <w:jc w:val="center"/>
+              <w:rPr>
+                <w:szCs w:val="28"/>
+              </w:rPr>
+            </w:pPr>
+            <w:r>
+              <w:rPr>
+                <w:b/>
+                <w:szCs w:val="28"/>
+              </w:rPr>
+              <w:t>№</w:t>
+            </w:r>
+          </w:p>
+        </w:tc>
+        <w:tc>
+          <w:tcPr>
+            <w:tcW w:w="0" w:type="auto"/>
+            <w:vAlign w:val="center"/>
+            <w:hideMark/>
+          </w:tcPr>
+          <w:p>
+            <w:pPr>
+              <w:spacing w:after="0" w:line="276" w:lineRule="auto"/>
+              <w:ind w:firstLine="0"/>
+              <w:jc w:val="center"/>
+              <w:rPr>
+                <w:szCs w:val="28"/>
+              </w:rPr>
+            </w:pPr>
+            <w:r>
+              <w:rPr>
+                <w:b/>
+                <w:szCs w:val="28"/>
+              </w:rPr>
+              <w:t>Требование</w:t>
+            </w:r>
+          </w:p>
+        </w:tc>
+        <w:tc>
+          <w:tcPr>
+            <w:tcW w:w="0" w:type="auto"/>
+            <w:vAlign w:val="center"/>
+            <w:hideMark/>
+          </w:tcPr>
+          <w:p>
+            <w:pPr>
+              <w:spacing w:after="0" w:line="276" w:lineRule="auto"/>
+              <w:ind w:firstLine="0"/>
+              <w:jc w:val="center"/>
+              <w:rPr>
+                <w:szCs w:val="28"/>
+              </w:rPr>
+            </w:pPr>
+            <w:r>
+              <w:rPr>
+                <w:b/>
+                <w:szCs w:val="28"/>
+              </w:rPr>
+              <w:t>Источник выявления</w:t>
+            </w:r>
+          </w:p>
+        </w:tc>
+        <w:tc>
+          <w:tcPr>
+            <w:tcW w:w="0" w:type="auto"/>
+            <w:vAlign w:val="center"/>
+            <w:hideMark/>
+          </w:tcPr>
+          <w:p>
+            <w:pPr>
+              <w:spacing w:after="0" w:line="276" w:lineRule="auto"/>
+              <w:ind w:firstLine="0"/>
+              <w:jc w:val="center"/>
+              <w:rPr>
+                <w:szCs w:val="28"/>
+              </w:rPr>
+            </w:pPr>
+            <w:r>
+              <w:rPr>
+                <w:b/>
+                <w:szCs w:val="28"/>
+              </w:rPr>
+              <w:t>Приоритет</w:t>
+            </w:r>
+          </w:p>
+        </w:tc>
+      </w:tr>
+      <w:tr>
+        <w:tc>
+          <w:tcPr>
+            <w:tcW w:w="0" w:type="auto"/>
+            <w:vAlign w:val="center"/>
+            <w:hideMark/>
+          </w:tcPr>
+          <w:p>
+            <w:pPr>
+              <w:spacing w:after="0" w:line="276" w:lineRule="auto"/>
+              <w:ind w:firstLine="0"/>
+              <w:jc w:val="center"/>
+              <w:rPr>
+                <w:szCs w:val="28"/>
+              </w:rPr>
+            </w:pPr>
+            <w:r>
+              <w:rPr>
+                <w:szCs w:val="28"/>
+              </w:rPr>
+              <w:t>1</w:t>
+            </w:r>
+          </w:p>
+        </w:tc>
+        <w:tc>
+          <w:tcPr>
+            <w:tcW w:w="0" w:type="auto"/>
+            <w:vAlign w:val="center"/>
+            <w:hideMark/>
+          </w:tcPr>
+          <w:p>
+            <w:pPr>
+              <w:spacing w:after="0" w:line="276" w:lineRule="auto"/>
+              <w:ind w:firstLine="0"/>
+              <w:jc w:val="center"/>
+              <w:rPr>
+                <w:szCs w:val="28"/>
+              </w:rPr>
+            </w:pPr>
+            <w:r>
+              <w:rPr>
+                <w:szCs w:val="28"/>
+              </w:rPr>
+              <w:t>Создание электронной заявки на списание товара</w:t>
+            </w:r>
+          </w:p>
+        </w:tc>
+        <w:tc>
+          <w:tcPr>
+            <w:tcW w:w="0" w:type="auto"/>
+            <w:vAlign w:val="center"/>
+            <w:hideMark/>
+          </w:tcPr>
+          <w:p>
+            <w:pPr>
+              <w:spacing w:after="0" w:line="276" w:lineRule="auto"/>
+              <w:ind w:firstLine="0"/>
+              <w:jc w:val="center"/>
+              <w:rPr>
+                <w:szCs w:val="28"/>
+              </w:rPr>
+            </w:pPr>
+            <w:r>
+              <w:rPr>
+                <w:szCs w:val="28"/>
+              </w:rPr>
+              <w:t xml:space="preserve">Анкетирование, интервью, </w:t>
+            </w:r>
+            <w:proofErr w:type="spellStart"/>
+            <w:r>
+              <w:rPr>
+                <w:szCs w:val="28"/>
+              </w:rPr>
+              <w:t>автозапись</w:t>
+            </w:r>
+            <w:proofErr w:type="spellEnd"/>
+          </w:p>
+        </w:tc>
+        <w:tc>
+          <w:tcPr>
+            <w:tcW w:w="0" w:type="auto"/>
+            <w:vAlign w:val="center"/>
+            <w:hideMark/>
+          </w:tcPr>
+          <w:p>
+            <w:pPr>
+              <w:spacing w:after="0" w:line="276" w:lineRule="auto"/>
+              <w:ind w:firstLine="0"/>
+              <w:jc w:val="center"/>
+              <w:rPr>
+                <w:szCs w:val="28"/>
+              </w:rPr>
+            </w:pPr>
+            <w:r>
+              <w:rPr>
+                <w:szCs w:val="28"/>
+              </w:rPr>
+              <w:t>Высокий</w:t>
+            </w:r>
+          </w:p>
+        </w:tc>
+      </w:tr>
+      <w:tr>
+        <w:tc>
+          <w:tcPr>
+            <w:tcW w:w="0" w:type="auto"/>
+            <w:vAlign w:val="center"/>
+            <w:hideMark/>
+          </w:tcPr>
+          <w:p>
+            <w:pPr>
+              <w:spacing w:after="0" w:line="276" w:lineRule="auto"/>
+              <w:ind w:firstLine="0"/>
+              <w:jc w:val="center"/>
+              <w:rPr>
+                <w:szCs w:val="28"/>
+              </w:rPr>
+            </w:pPr>
+            <w:r>
+              <w:rPr>
+                <w:szCs w:val="28"/>
+              </w:rPr>
+              <w:t>2</w:t>
+            </w:r>
+          </w:p>
+        </w:tc>
+        <w:tc>
+          <w:tcPr>
+            <w:tcW w:w="0" w:type="auto"/>
+            <w:vAlign w:val="center"/>
+            <w:hideMark/>
+          </w:tcPr>
+          <w:p>
+            <w:pPr>
+              <w:spacing w:after="0" w:line="276" w:lineRule="auto"/>
+              <w:ind w:firstLine="0"/>
+              <w:jc w:val="center"/>
+              <w:rPr>
+                <w:szCs w:val="28"/>
+              </w:rPr>
+            </w:pPr>
+            <w:r>
+              <w:rPr>
+                <w:szCs w:val="28"/>
+              </w:rPr>
+              <w:t>Автоматическое заполнение карточки товара по штрихкоду или номенклатуре</w:t>
+            </w:r>
+          </w:p>
+        </w:tc>
+        <w:tc>
+          <w:tcPr>
+            <w:tcW w:w="0" w:type="auto"/>
+            <w:vAlign w:val="center"/>
+            <w:hideMark/>
+          </w:tcPr>
+          <w:p>
+            <w:pPr>
+              <w:spacing w:after="0" w:line="276" w:lineRule="auto"/>
+              <w:ind w:firstLine="0"/>
+              <w:jc w:val="center"/>
+              <w:rPr>
+                <w:szCs w:val="28"/>
+              </w:rPr>
+            </w:pPr>
+            <w:proofErr w:type="spellStart"/>
+            <w:r>
+              <w:rPr>
+                <w:szCs w:val="28"/>
+              </w:rPr>
+              <w:t>Автозапись</w:t>
+            </w:r>
+            <w:proofErr w:type="spellEnd"/>
+            <w:r>
+              <w:rPr>
+                <w:szCs w:val="28"/>
+              </w:rPr>
+              <w:t>, работа в поле</w:t>
+            </w:r>
+          </w:p>
+        </w:tc>
+        <w:tc>
+          <w:tcPr>
+            <w:tcW w:w="0" w:type="auto"/>
+            <w:vAlign w:val="center"/>
+            <w:hideMark/>
+          </w:tcPr>
+          <w:p>
+            <w:pPr>
+              <w:spacing w:after="0" w:line="276" w:lineRule="auto"/>
+              <w:ind w:firstLine="0"/>
+              <w:jc w:val="center"/>
+              <w:rPr>
+                <w:szCs w:val="28"/>
+              </w:rPr>
+            </w:pPr>
+            <w:r>
+              <w:rPr>
+                <w:szCs w:val="28"/>
+              </w:rPr>
+              <w:t>Высокий</w:t>
+            </w:r>
+          </w:p>
+        </w:tc>
+      </w:tr>
+      <w:tr>
+        <w:tc>
+          <w:tcPr>
+            <w:tcW w:w="0" w:type="auto"/>
+            <w:vAlign w:val="center"/>
+            <w:hideMark/>
+          </w:tcPr>
+          <w:p>
+            <w:pPr>
+              <w:spacing w:after="0" w:line="276" w:lineRule="auto"/>
+              <w:ind w:firstLine="0"/>
+              <w:jc w:val="center"/>
+              <w:rPr>
+                <w:szCs w:val="28"/>
+              </w:rPr>
+            </w:pPr>
+            <w:r>
+              <w:rPr>
+                <w:szCs w:val="28"/>
+              </w:rPr>
+              <w:t>3</w:t>
+            </w:r>
+          </w:p>
+        </w:tc>
+        <w:tc>
+          <w:tcPr>
+            <w:tcW w:w="0" w:type="auto"/>
+            <w:vAlign w:val="center"/>
+            <w:hideMark/>
+          </w:tcPr>
+          <w:p>
+            <w:pPr>
+              <w:spacing w:after="0" w:line="276" w:lineRule="auto"/>
+              <w:ind w:firstLine="0"/>
+              <w:jc w:val="center"/>
+              <w:rPr>
+                <w:szCs w:val="28"/>
+              </w:rPr>
+            </w:pPr>
+            <w:r>
+              <w:rPr>
+                <w:szCs w:val="28"/>
+              </w:rPr>
+              <w:t>Справочник причин списания и обязательные поля заявки</w:t>
+            </w:r>
+          </w:p>
+        </w:tc>
+        <w:tc>
+          <w:tcPr>
+            <w:tcW w:w="0" w:type="auto"/>
+            <w:vAlign w:val="center"/>
+            <w:hideMark/>
+          </w:tcPr>
+          <w:p>
+            <w:pPr>
+              <w:spacing w:after="0" w:line="276" w:lineRule="auto"/>
+              <w:ind w:firstLine="0"/>
+              <w:jc w:val="center"/>
+              <w:rPr>
+                <w:szCs w:val="28"/>
+              </w:rPr>
+            </w:pPr>
+            <w:r>
+              <w:rPr>
+                <w:szCs w:val="28"/>
+              </w:rPr>
+              <w:t>Анкетирование, наблюдение</w:t>
+            </w:r>
+          </w:p>
+        </w:tc>
+        <w:tc>
+          <w:tcPr>
+            <w:tcW w:w="0" w:type="auto"/>
+            <w:vAlign w:val="center"/>
+            <w:hideMark/>
+          </w:tcPr>
+          <w:p>
+            <w:pPr>
+              <w:spacing w:after="0" w:line="276" w:lineRule="auto"/>
+              <w:ind w:firstLine="0"/>
+              <w:jc w:val="center"/>
+              <w:rPr>
+                <w:szCs w:val="28"/>
+              </w:rPr>
+            </w:pPr>
+            <w:r>
+              <w:rPr>
+                <w:szCs w:val="28"/>
+              </w:rPr>
+              <w:t>Высокий</w:t>
+            </w:r>
+          </w:p>
+        </w:tc>
+      </w:tr>
+      <w:tr>
+        <w:tc>
+          <w:tcPr>
+            <w:tcW w:w="0" w:type="auto"/>
+            <w:vAlign w:val="center"/>
+            <w:hideMark/>
+          </w:tcPr>
+          <w:p>
+            <w:pPr>
+              <w:spacing w:after="0" w:line="276" w:lineRule="auto"/>
+              <w:ind w:firstLine="0"/>
+              <w:jc w:val="center"/>
+              <w:rPr>
+                <w:szCs w:val="28"/>
+              </w:rPr>
+            </w:pPr>
+            <w:r>
+              <w:rPr>
+                <w:szCs w:val="28"/>
+              </w:rPr>
+              <w:t>4</w:t>
+            </w:r>
+          </w:p>
+        </w:tc>
+        <w:tc>
+          <w:tcPr>
+            <w:tcW w:w="0" w:type="auto"/>
+            <w:vAlign w:val="center"/>
+            <w:hideMark/>
+          </w:tcPr>
+          <w:p>
+            <w:pPr>
+              <w:spacing w:after="0" w:line="276" w:lineRule="auto"/>
+              <w:ind w:firstLine="0"/>
+              <w:jc w:val="center"/>
+              <w:rPr>
+                <w:szCs w:val="28"/>
+              </w:rPr>
+            </w:pPr>
+            <w:r>
+              <w:rPr>
+                <w:szCs w:val="28"/>
+              </w:rPr>
+              <w:t>Маршрут согласования заявки с фиксацией статусов</w:t>
+            </w:r>
+          </w:p>
+        </w:tc>
+        <w:tc>
+          <w:tcPr>
+            <w:tcW w:w="0" w:type="auto"/>
+            <w:vAlign w:val="center"/>
+            <w:hideMark/>
+          </w:tcPr>
+          <w:p>
+            <w:pPr>
+              <w:spacing w:after="0" w:line="276" w:lineRule="auto"/>
+              <w:ind w:firstLine="0"/>
+              <w:jc w:val="center"/>
+              <w:rPr>
+                <w:szCs w:val="28"/>
+              </w:rPr>
+            </w:pPr>
+            <w:r>
+              <w:rPr>
+                <w:szCs w:val="28"/>
+              </w:rPr>
+              <w:t>Интервью, совещание</w:t>
+            </w:r>
+          </w:p>
+        </w:tc>
+        <w:tc>
+          <w:tcPr>
+            <w:tcW w:w="0" w:type="auto"/>
+            <w:vAlign w:val="center"/>
+            <w:hideMark/>
+          </w:tcPr>
+          <w:p>
+            <w:pPr>
+              <w:spacing w:after="0" w:line="276" w:lineRule="auto"/>
+              <w:ind w:firstLine="0"/>
+              <w:jc w:val="center"/>
+              <w:rPr>
+                <w:szCs w:val="28"/>
+              </w:rPr>
+            </w:pPr>
+            <w:r>
+              <w:rPr>
+                <w:szCs w:val="28"/>
+              </w:rPr>
+              <w:t>Высокий</w:t>
+            </w:r>
+          </w:p>
+        </w:tc>
+      </w:tr>
+      <w:tr>
+        <w:tc>
+          <w:tcPr>
+            <w:tcW w:w="0" w:type="auto"/>
+            <w:vAlign w:val="center"/>
+            <w:hideMark/>
+          </w:tcPr>
+          <w:p>
+            <w:pPr>
+              <w:spacing w:after="0" w:line="276" w:lineRule="auto"/>
+              <w:ind w:firstLine="0"/>
+              <w:jc w:val="center"/>
+              <w:rPr>
+                <w:szCs w:val="28"/>
+              </w:rPr>
+            </w:pPr>
+            <w:r>
+              <w:rPr>
+                <w:szCs w:val="28"/>
+              </w:rPr>
+              <w:t>5</w:t>
+            </w:r>
+          </w:p>
+        </w:tc>
+        <w:tc>
+          <w:tcPr>
+            <w:tcW w:w="0" w:type="auto"/>
+            <w:vAlign w:val="center"/>
+            <w:hideMark/>
+          </w:tcPr>
+          <w:p>
+            <w:pPr>
+              <w:spacing w:after="0" w:line="276" w:lineRule="auto"/>
+              <w:ind w:firstLine="0"/>
+              <w:jc w:val="center"/>
+              <w:rPr>
+                <w:szCs w:val="28"/>
+              </w:rPr>
+            </w:pPr>
+            <w:r>
+              <w:rPr>
+                <w:szCs w:val="28"/>
+              </w:rPr>
+              <w:t>Формирование акта списания по данным заявки</w:t>
+            </w:r>
+          </w:p>
+        </w:tc>
+        <w:tc>
+          <w:tcPr>
+            <w:tcW w:w="0" w:type="auto"/>
+            <w:vAlign w:val="center"/>
+            <w:hideMark/>
+          </w:tcPr>
+          <w:p>
+            <w:pPr>
+              <w:spacing w:after="0" w:line="276" w:lineRule="auto"/>
+              <w:ind w:firstLine="0"/>
+              <w:jc w:val="center"/>
+              <w:rPr>
+                <w:szCs w:val="28"/>
+              </w:rPr>
+            </w:pPr>
+            <w:proofErr w:type="spellStart"/>
+            <w:r>
+              <w:rPr>
+                <w:szCs w:val="28"/>
+              </w:rPr>
+              <w:t>Автозапись</w:t>
+            </w:r>
+            <w:proofErr w:type="spellEnd"/>
+            <w:r>
+              <w:rPr>
+                <w:szCs w:val="28"/>
+              </w:rPr>
+              <w:t>, интервью</w:t>
+            </w:r>
+          </w:p>
+        </w:tc>
+        <w:tc>
+          <w:tcPr>
+            <w:tcW w:w="0" w:type="auto"/>
+            <w:vAlign w:val="center"/>
+            <w:hideMark/>
+          </w:tcPr>
+          <w:p>
+            <w:pPr>
+              <w:spacing w:after="0" w:line="276" w:lineRule="auto"/>
+              <w:ind w:firstLine="0"/>
+              <w:jc w:val="center"/>
+              <w:rPr>
+                <w:szCs w:val="28"/>
+              </w:rPr>
+            </w:pPr>
+            <w:r>
+              <w:rPr>
+                <w:szCs w:val="28"/>
+              </w:rPr>
+              <w:t>Высокий</w:t>
+            </w:r>
+          </w:p>
+        </w:tc>
+      </w:tr>
+      <w:tr>
+        <w:tc>
+          <w:tcPr>
+            <w:tcW w:w="0" w:type="auto"/>
+            <w:vAlign w:val="center"/>
+            <w:hideMark/>
+          </w:tcPr>
+          <w:p>
+            <w:pPr>
+              <w:spacing w:after="0" w:line="276" w:lineRule="auto"/>
+              <w:ind w:firstLine="0"/>
+              <w:jc w:val="center"/>
+              <w:rPr>
+                <w:szCs w:val="28"/>
+              </w:rPr>
+            </w:pPr>
+            <w:r>
+              <w:rPr>
+                <w:szCs w:val="28"/>
+              </w:rPr>
+              <w:t>6</w:t>
+            </w:r>
+          </w:p>
+        </w:tc>
+        <w:tc>
+          <w:tcPr>
+            <w:tcW w:w="0" w:type="auto"/>
+            <w:vAlign w:val="center"/>
+            <w:hideMark/>
+          </w:tcPr>
+          <w:p>
+            <w:pPr>
+              <w:spacing w:after="0" w:line="276" w:lineRule="auto"/>
+              <w:ind w:firstLine="0"/>
+              <w:jc w:val="center"/>
+              <w:rPr>
+                <w:szCs w:val="28"/>
+              </w:rPr>
+            </w:pPr>
+            <w:r>
+              <w:rPr>
+                <w:szCs w:val="28"/>
+              </w:rPr>
+              <w:t>Интеграция с WMS/1C для обновления остатков и бухгалтерского учета</w:t>
+            </w:r>
+          </w:p>
+        </w:tc>
+        <w:tc>
+          <w:tcPr>
+            <w:tcW w:w="0" w:type="auto"/>
+            <w:vAlign w:val="center"/>
+            <w:hideMark/>
+          </w:tcPr>
+          <w:p>
+            <w:pPr>
+              <w:spacing w:after="0" w:line="276" w:lineRule="auto"/>
+              <w:ind w:firstLine="0"/>
+              <w:jc w:val="center"/>
+              <w:rPr>
+                <w:szCs w:val="28"/>
+              </w:rPr>
+            </w:pPr>
+            <w:r>
+              <w:rPr>
+                <w:szCs w:val="28"/>
+              </w:rPr>
+              <w:t>Анкетирование, интервью</w:t>
+            </w:r>
+          </w:p>
+        </w:tc>
+        <w:tc>
+          <w:tcPr>
+            <w:tcW w:w="0" w:type="auto"/>
+            <w:vAlign w:val="center"/>
+            <w:hideMark/>
+          </w:tcPr>
+          <w:p>
+            <w:pPr>
+              <w:spacing w:after="0" w:line="276" w:lineRule="auto"/>
+              <w:ind w:firstLine="0"/>
+              <w:jc w:val="center"/>
+              <w:rPr>
+                <w:szCs w:val="28"/>
+              </w:rPr>
+            </w:pPr>
+            <w:r>
+              <w:rPr>
+                <w:szCs w:val="28"/>
+              </w:rPr>
+              <w:t>Высокий</w:t>
+            </w:r>
+          </w:p>
+        </w:tc>
+      </w:tr>
+      <w:tr>
+        <w:tc>
+          <w:tcPr>
+            <w:tcW w:w="0" w:type="auto"/>
+            <w:vAlign w:val="center"/>
+            <w:hideMark/>
+          </w:tcPr>
+          <w:p>
+            <w:pPr>
+              <w:spacing w:after="0" w:line="276" w:lineRule="auto"/>
+              <w:ind w:firstLine="0"/>
+              <w:jc w:val="center"/>
+              <w:rPr>
+                <w:szCs w:val="28"/>
+              </w:rPr>
+            </w:pPr>
+            <w:r>
+              <w:rPr>
+                <w:szCs w:val="28"/>
+              </w:rPr>
+              <w:t>7</w:t>
+            </w:r>
+          </w:p>
+        </w:tc>
+        <w:tc>
+          <w:tcPr>
+            <w:tcW w:w="0" w:type="auto"/>
+            <w:vAlign w:val="center"/>
+            <w:hideMark/>
+          </w:tcPr>
+          <w:p>
+            <w:pPr>
+              <w:spacing w:after="0" w:line="276" w:lineRule="auto"/>
+              <w:ind w:firstLine="0"/>
+              <w:jc w:val="center"/>
+              <w:rPr>
+                <w:szCs w:val="28"/>
+              </w:rPr>
+            </w:pPr>
+            <w:r>
+              <w:rPr>
+                <w:szCs w:val="28"/>
+              </w:rPr>
+              <w:t>Журнал истории списаний с фильтрами по товару, причине и периоду</w:t>
+            </w:r>
+          </w:p>
+        </w:tc>
+        <w:tc>
+          <w:tcPr>
+            <w:tcW w:w="0" w:type="auto"/>
+            <w:vAlign w:val="center"/>
+            <w:hideMark/>
+          </w:tcPr>
+          <w:p>
+            <w:pPr>
+              <w:spacing w:after="0" w:line="276" w:lineRule="auto"/>
+              <w:ind w:firstLine="0"/>
+              <w:jc w:val="center"/>
+              <w:rPr>
+                <w:szCs w:val="28"/>
+              </w:rPr>
+            </w:pPr>
+            <w:r>
+              <w:rPr>
+                <w:szCs w:val="28"/>
+              </w:rPr>
+              <w:t>Анкетирование</w:t>
+            </w:r>
+          </w:p>
+        </w:tc>
+        <w:tc>
+          <w:tcPr>
+            <w:tcW w:w="0" w:type="auto"/>
+            <w:vAlign w:val="center"/>
+            <w:hideMark/>
+          </w:tcPr>
+          <w:p>
+            <w:pPr>
+              <w:spacing w:after="0" w:line="276" w:lineRule="auto"/>
+              <w:ind w:firstLine="0"/>
+              <w:jc w:val="center"/>
+              <w:rPr>
+                <w:szCs w:val="28"/>
+              </w:rPr>
+            </w:pPr>
+            <w:r>
+              <w:rPr>
+                <w:szCs w:val="28"/>
+              </w:rPr>
+              <w:t>Средний</w:t>
+            </w:r>
+          </w:p>
+        </w:tc>
+      </w:tr>
+      <w:tr>
+        <w:tc>
+          <w:tcPr>
+            <w:tcW w:w="0" w:type="auto"/>
+            <w:vAlign w:val="center"/>
+            <w:hideMark/>
+          </w:tcPr>
+          <w:p>
+            <w:pPr>
+              <w:spacing w:after="0" w:line="276" w:lineRule="auto"/>
+              <w:ind w:firstLine="0"/>
+              <w:jc w:val="center"/>
+              <w:rPr>
+                <w:szCs w:val="28"/>
+              </w:rPr>
+            </w:pPr>
+            <w:r>
+              <w:rPr>
+                <w:szCs w:val="28"/>
+              </w:rPr>
+              <w:t>8</w:t>
+            </w:r>
+          </w:p>
+        </w:tc>
+        <w:tc>
+          <w:tcPr>
+            <w:tcW w:w="0" w:type="auto"/>
+            <w:vAlign w:val="center"/>
+            <w:hideMark/>
+          </w:tcPr>
+          <w:p>
+            <w:pPr>
+              <w:spacing w:after="0" w:line="276" w:lineRule="auto"/>
+              <w:ind w:firstLine="0"/>
+              <w:jc w:val="center"/>
+              <w:rPr>
+                <w:szCs w:val="28"/>
+              </w:rPr>
+            </w:pPr>
+            <w:r>
+              <w:rPr>
+                <w:szCs w:val="28"/>
+              </w:rPr>
+              <w:t>Отчеты по суммам списаний, причинам и ответственным подразделениям</w:t>
+            </w:r>
+          </w:p>
+        </w:tc>
+        <w:tc>
+          <w:tcPr>
+            <w:tcW w:w="0" w:type="auto"/>
+            <w:vAlign w:val="center"/>
+            <w:hideMark/>
+          </w:tcPr>
+          <w:p>
+            <w:pPr>
+              <w:spacing w:after="0" w:line="276" w:lineRule="auto"/>
+              <w:ind w:firstLine="0"/>
+              <w:jc w:val="center"/>
+              <w:rPr>
+                <w:szCs w:val="28"/>
+              </w:rPr>
+            </w:pPr>
+            <w:r>
+              <w:rPr>
+                <w:szCs w:val="28"/>
+              </w:rPr>
+              <w:t>Интервью</w:t>
+            </w:r>
+          </w:p>
+        </w:tc>
+        <w:tc>
+          <w:tcPr>
+            <w:tcW w:w="0" w:type="auto"/>
+            <w:vAlign w:val="center"/>
+            <w:hideMark/>
+          </w:tcPr>
+          <w:p>
+            <w:pPr>
+              <w:spacing w:after="0" w:line="276" w:lineRule="auto"/>
+              <w:ind w:firstLine="0"/>
+              <w:jc w:val="center"/>
+              <w:rPr>
+                <w:szCs w:val="28"/>
+              </w:rPr>
+            </w:pPr>
+            <w:r>
+              <w:rPr>
+                <w:szCs w:val="28"/>
+              </w:rPr>
+              <w:t>Средний</w:t>
+            </w:r>
+          </w:p>
+        </w:tc>
+      </w:tr>
+    </w:tbl>
+    <w:p>
+      <w:pPr>
+        <w:rPr>
+          <w:b/>
+          <w:bCs/>
+          <w:sz w:val="32"/>
+          <w:szCs w:val="32"/>
+        </w:rPr>
+      </w:pPr>
+    </w:p>
+    <w:p>
+      <w:pPr>
+        <w:rPr>
+          <w:b/>
+          <w:bCs/>
+          <w:sz w:val="32"/>
+          <w:szCs w:val="32"/>
+        </w:rPr>
+      </w:pPr>
+      <w:r>
+        <w:rPr>
+          <w:b/>
+          <w:bCs/>
+          <w:sz w:val="32"/>
+          <w:szCs w:val="32"/>
+        </w:rPr>
+        <w:lastRenderedPageBreak/>
+        <w:t>9. Вывод</w:t>
+      </w:r>
+    </w:p>
+    <w:p>
+      <w:r>
+        <w:t xml:space="preserve">В ходе практической работы были применены основные методы предварительного обследования: анкетирование, интервью, </w:t>
+      </w:r>
+      <w:proofErr w:type="spellStart"/>
+      <w:r>
+        <w:t>автозапись</w:t>
+      </w:r>
+      <w:proofErr w:type="spellEnd"/>
+      <w:r>
+        <w:t>, работа «в поле», мозговой штурм и совещание. На основе собранной информации определены ключевые проблемы процесса списания товара: ручной ввод данных, разрозненное согласование, отсутствие прозрачного статуса заявки и сложность поиска истории списаний.</w:t>
+      </w:r>
+    </w:p>
+    <w:p>
+      <w:r>
+        <w:t>Результаты обследования показали, что проектируемая ИАС должна поддерживать электронную заявку на списание, справочник причин, маршрут согласования, автоматическое формирование акта, интеграцию с WMS/1C и аналитические отчеты.</w:t>
+      </w:r>
+    </w:p>
+    <w:p>
+      <w:pPr>
+        <w:tabs>
+          <w:tab w:val="left" w:pos="8043"/>
+        </w:tabs>
+        <w:spacing w:after="0" w:line="316" w:lineRule="auto"/>
+        <w:ind w:right="-1" w:firstLine="0"/>
+        <w:jc w:val="right"/>
+        <w:rPr>
+          <w:rFonts w:eastAsia="Times New Roman" w:cs="Times New Roman"/>
+          <w:bCs/>
+          <w:color w:val="000000"/>
+          <w:szCs w:val="28"/>
+        </w:rPr>
+      </w:pPr>
+    </w:p>
+    <w:p>
+      <w:pPr>
+        <w:jc w:val="center"/>
+        <w:rPr>
+          <w:rFonts w:eastAsia="Times New Roman" w:cs="Times New Roman"/>
+          <w:szCs w:val="28"/>
+        </w:rPr>
+      </w:pPr>
+    </w:p>
     <w:sectPr>
-      <w:footerReference w:type="default" r:id="rId8"/>
-      <w:footerReference w:type="first" r:id="rId9"/>
+      <w:footerReference w:type="default" r:id="rId10"/>
+      <w:footerReference w:type="first" r:id="rId11"/>
       <w:pgSz w:w="11906" w:h="16838"/>
-      <w:pgMar w:top="1134" w:right="850" w:bottom="1134" w:left="1701" w:header="708" w:footer="708" w:gutter="0"/>
+      <w:pgMar w:top="1134" w:right="851" w:bottom="1134" w:left="1701" w:header="709" w:footer="709" w:gutter="0"/>
       <w:pgNumType w:start="1"/>
       <w:cols w:space="708"/>
       <w:titlePg/>
@@ -662,10 +7818,16 @@
           <w:jc w:val="center"/>
         </w:pPr>
         <w:r>
-          <w:t>Москва 202</w:t>
+          <w:t>Москва</w:t>
         </w:r>
         <w:r>
-          <w:t>5</w:t>
+          <w:t xml:space="preserve">, </w:t>
+        </w:r>
+        <w:r>
+          <w:t>202</w:t>
+        </w:r>
+        <w:r>
+          <w:t>6</w:t>
         </w:r>
       </w:p>
     </w:sdtContent>
@@ -1108,7 +8270,7 @@
   <w:style w:type="paragraph" w:default="1" w:styleId="a">
     <w:name w:val="Normal"/>
     <w:qFormat/>
-    <w:rsid w:val="00BD7E38"/>
+    <w:rsid w:val="00620181"/>
     <w:pPr>
       <w:spacing w:after="200" w:line="360" w:lineRule="auto"/>
       <w:ind w:firstLine="709"/>
@@ -1402,6 +8564,25 @@
         <w:insideV w:val="single" w:sz="4" w:space="0" w:color="auto"/>
       </w:tblBorders>
     </w:tblPr>
+  </w:style>
+  <w:style w:type="paragraph" w:styleId="a9">
+    <w:name w:val="caption"/>
+    <w:basedOn w:val="a"/>
+    <w:next w:val="a"/>
+    <w:uiPriority w:val="35"/>
+    <w:unhideWhenUsed/>
+    <w:qFormat/>
+    <w:rsid w:val="00611E1B"/>
+    <w:pPr>
+      <w:spacing w:line="240" w:lineRule="auto"/>
+    </w:pPr>
+    <w:rPr>
+      <w:i/>
+      <w:iCs/>
+      <w:color w:val="44546A" w:themeColor="text2"/>
+      <w:sz w:val="18"/>
+      <w:szCs w:val="18"/>
+    </w:rPr>
   </w:style>
 </w:styles>
 </file>
